--- a/fra/docx/017.content.docx
+++ b/fra/docx/017.content.docx
@@ -150,26 +150,6 @@
           <w:lang w:val="fr_FR" w:bidi="fr_FR"/>
         </w:rPr>
         <w:t>S</w:t>
-      </w:r>
-      <w:r>
-        <w:rPr>
-          <w:lang w:val="fr_FR" w:bidi="fr_FR"/>
-        </w:rPr>
-      </w:r>
-    </w:p>
-    <w:p>
-      <w:pPr/>
-      <w:r>
-        <w:rPr>
-          <w:lang w:val="fr_FR" w:bidi="fr_FR"/>
-        </w:rPr>
-      </w:r>
-      <w:r>
-        <w:rPr>
-          <w:i/>
-          <w:lang w:val="fr_FR" w:bidi="fr_FR"/>
-        </w:rPr>
-        <w:t>Se soucier des pauvres, Souffrir quand on suit Dieu, souveraineté divine et responsabilité humaine, Suivre Jésus</w:t>
       </w:r>
       <w:r>
         <w:rPr>

--- a/fra/docx/017.content.docx
+++ b/fra/docx/017.content.docx
@@ -19,7 +19,7 @@
         <w:rPr>
           <w:lang w:val="fr_FR" w:bidi="fr_FR"/>
         </w:rPr>
-        <w:t>Resource: Study Notes - Themes (Tyndale)</w:t>
+        <w:t>Resource: Tyndale Open Study Notes</w:t>
       </w:r>
       <w:r>
         <w:rPr>
@@ -112,7 +112,7 @@
         <w:rPr>
           <w:lang w:val="fr_FR" w:bidi="fr_FR"/>
         </w:rPr>
-        <w:t>Study Notes - Themes (Tyndale)</w:t>
+        <w:t>Tyndale Open Study Notes</w:t>
       </w:r>
     </w:p>
     <w:p>

--- a/fra/docx/017.content.docx
+++ b/fra/docx/017.content.docx
@@ -19,7 +19,7 @@
         <w:rPr>
           <w:lang w:val="fr_FR" w:bidi="fr_FR"/>
         </w:rPr>
-        <w:t>Resource: Tyndale Open Study Notes</w:t>
+        <w:t>Resource: Aquifer Open Study Notes (Themes)</w:t>
       </w:r>
       <w:r>
         <w:rPr>
@@ -112,7 +112,7 @@
         <w:rPr>
           <w:lang w:val="fr_FR" w:bidi="fr_FR"/>
         </w:rPr>
-        <w:t>Tyndale Open Study Notes</w:t>
+        <w:t>Aquifer Open Study Notes (Themes)</w:t>
       </w:r>
     </w:p>
     <w:p>

--- a/fra/docx/017.content.docx
+++ b/fra/docx/017.content.docx
@@ -233,36 +233,24 @@
         </w:rPr>
         <w:t>Dieu a enseigné à Israël de se soucier du bien-être de son peuple. L'alliance de Dieu avec Israël fait de son peuple une grande famille, dans laquelle il ne devrait pas y avoir de classe privilégiée. Après tout, une famille devrait aider ceux des siens qui sont dans le besoin. Ainsi, les Israélites devaient chercher à aider et à soutenir les veuves, les orphelins, les pauvres en général et aussi les étrangers qui étaient pauvres (</w:t>
       </w:r>
-      <w:hyperlink r:id="rId13">
-        <w:r>
-          <w:rPr>
-            <w:lang w:val="fr_FR" w:bidi="fr_FR"/>
-          </w:rPr>
-          <w:rPr>
-            <w:color w:val="0000EE"/>
-            <w:u w:val="single"/>
-          </w:rPr>
-          <w:t>Ex 22.22</w:t>
-        </w:r>
-      </w:hyperlink>
-      <w:r>
-        <w:rPr>
-          <w:lang w:val="fr_FR" w:bidi="fr_FR"/>
-        </w:rPr>
-        <w:t xml:space="preserve"> ; </w:t>
-      </w:r>
-      <w:hyperlink r:id="rId14">
-        <w:r>
-          <w:rPr>
-            <w:lang w:val="fr_FR" w:bidi="fr_FR"/>
-          </w:rPr>
-          <w:rPr>
-            <w:color w:val="0000EE"/>
-            <w:u w:val="single"/>
-          </w:rPr>
-          <w:t>Lv 19.10</w:t>
-        </w:r>
-      </w:hyperlink>
+      <w:r>
+        <w:rPr>
+          <w:lang w:val="fr_FR" w:bidi="fr_FR"/>
+        </w:rPr>
+        <w:t>Ex 22.22</w:t>
+      </w:r>
+      <w:r>
+        <w:rPr>
+          <w:lang w:val="fr_FR" w:bidi="fr_FR"/>
+        </w:rPr>
+        <w:t xml:space="preserve"> ; </w:t>
+      </w:r>
+      <w:r>
+        <w:rPr>
+          <w:lang w:val="fr_FR" w:bidi="fr_FR"/>
+        </w:rPr>
+        <w:t>Lv 19.10</w:t>
+      </w:r>
       <w:r>
         <w:rPr>
           <w:lang w:val="fr_FR" w:bidi="fr_FR"/>
@@ -283,36 +271,24 @@
         </w:rPr>
         <w:t xml:space="preserve">Les agriculteurs devaient laisser le coin de leur champ sans le moissonner pour permettre aux pauvres d'y récolter de la nourriture (voir </w:t>
       </w:r>
-      <w:hyperlink r:id="rId15">
-        <w:r>
-          <w:rPr>
-            <w:lang w:val="fr_FR" w:bidi="fr_FR"/>
-          </w:rPr>
-          <w:rPr>
-            <w:color w:val="0000EE"/>
-            <w:u w:val="single"/>
-          </w:rPr>
-          <w:t>Lv 23.22</w:t>
-        </w:r>
-      </w:hyperlink>
+      <w:r>
+        <w:rPr>
+          <w:lang w:val="fr_FR" w:bidi="fr_FR"/>
+        </w:rPr>
+        <w:t>Lv 23.22</w:t>
+      </w:r>
       <w:r>
         <w:rPr>
           <w:lang w:val="fr_FR" w:bidi="fr_FR"/>
         </w:rPr>
         <w:t>). Les pauvres ne devaient pas être exploités. Ceux qui leur prêtaient de l'argent ne devaient pas exiger d'intérêts. Celui qui ne pouvait pas rembourser ses dettes pouvait travailler comme serviteur pour les rembourser. Il n'était pas esclave à vie : les dettes étaient annulées et les serviteurs hébreux relâchés tous les sept ans (</w:t>
       </w:r>
-      <w:hyperlink r:id="rId16">
-        <w:r>
-          <w:rPr>
-            <w:lang w:val="fr_FR" w:bidi="fr_FR"/>
-          </w:rPr>
-          <w:rPr>
-            <w:color w:val="0000EE"/>
-            <w:u w:val="single"/>
-          </w:rPr>
-          <w:t>Lv 25.35–42</w:t>
-        </w:r>
-      </w:hyperlink>
+      <w:r>
+        <w:rPr>
+          <w:lang w:val="fr_FR" w:bidi="fr_FR"/>
+        </w:rPr>
+        <w:t>Lv 25.35–42</w:t>
+      </w:r>
       <w:r>
         <w:rPr>
           <w:lang w:val="fr_FR" w:bidi="fr_FR"/>
@@ -333,72 +309,48 @@
         </w:rPr>
         <w:t>Dieu montre son souci pour les pauvres en leur permettant d'offrir des sacrifices qui ne sont pas au-dessus de leurs moyens. Les pauvres pouvaient utiliser des oiseaux au lieu de bétail pour les holocaustes et pour les sacrifices pour les péchés (</w:t>
       </w:r>
-      <w:hyperlink r:id="rId17">
-        <w:r>
-          <w:rPr>
-            <w:lang w:val="fr_FR" w:bidi="fr_FR"/>
-          </w:rPr>
-          <w:rPr>
-            <w:color w:val="0000EE"/>
-            <w:u w:val="single"/>
-          </w:rPr>
-          <w:t>Lv 1.14–17</w:t>
-        </w:r>
-      </w:hyperlink>
-      <w:r>
-        <w:rPr>
-          <w:lang w:val="fr_FR" w:bidi="fr_FR"/>
-        </w:rPr>
-        <w:t xml:space="preserve"> ; </w:t>
-      </w:r>
-      <w:hyperlink r:id="rId18">
-        <w:r>
-          <w:rPr>
-            <w:lang w:val="fr_FR" w:bidi="fr_FR"/>
-          </w:rPr>
-          <w:rPr>
-            <w:color w:val="0000EE"/>
-            <w:u w:val="single"/>
-          </w:rPr>
-          <w:t>5.7–10</w:t>
-        </w:r>
-      </w:hyperlink>
+      <w:r>
+        <w:rPr>
+          <w:lang w:val="fr_FR" w:bidi="fr_FR"/>
+        </w:rPr>
+        <w:t>Lv 1.14–17</w:t>
+      </w:r>
+      <w:r>
+        <w:rPr>
+          <w:lang w:val="fr_FR" w:bidi="fr_FR"/>
+        </w:rPr>
+        <w:t xml:space="preserve"> ; </w:t>
+      </w:r>
+      <w:r>
+        <w:rPr>
+          <w:lang w:val="fr_FR" w:bidi="fr_FR"/>
+        </w:rPr>
+        <w:t>5.7–10</w:t>
+      </w:r>
       <w:r>
         <w:rPr>
           <w:lang w:val="fr_FR" w:bidi="fr_FR"/>
         </w:rPr>
         <w:t>). Il y avait aussi d'autres ajustements dans ce qui était exigé des pauvres pour d'autres sacrifices (</w:t>
       </w:r>
-      <w:hyperlink r:id="rId19">
-        <w:r>
-          <w:rPr>
-            <w:lang w:val="fr_FR" w:bidi="fr_FR"/>
-          </w:rPr>
-          <w:rPr>
-            <w:color w:val="0000EE"/>
-            <w:u w:val="single"/>
-          </w:rPr>
-          <w:t>14.21–22</w:t>
-        </w:r>
-      </w:hyperlink>
+      <w:r>
+        <w:rPr>
+          <w:lang w:val="fr_FR" w:bidi="fr_FR"/>
+        </w:rPr>
+        <w:t>14.21–22</w:t>
+      </w:r>
       <w:r>
         <w:rPr>
           <w:lang w:val="fr_FR" w:bidi="fr_FR"/>
         </w:rPr>
         <w:t>). Si le pauvre ne pouvait même pas offrir d'oiseaux, il lui était permis d'offrir juste de la farine (</w:t>
       </w:r>
-      <w:hyperlink r:id="rId20">
-        <w:r>
-          <w:rPr>
-            <w:lang w:val="fr_FR" w:bidi="fr_FR"/>
-          </w:rPr>
-          <w:rPr>
-            <w:color w:val="0000EE"/>
-            <w:u w:val="single"/>
-          </w:rPr>
-          <w:t>5.11–13</w:t>
-        </w:r>
-      </w:hyperlink>
+      <w:r>
+        <w:rPr>
+          <w:lang w:val="fr_FR" w:bidi="fr_FR"/>
+        </w:rPr>
+        <w:t>5.11–13</w:t>
+      </w:r>
       <w:r>
         <w:rPr>
           <w:lang w:val="fr_FR" w:bidi="fr_FR"/>
@@ -419,108 +371,72 @@
         </w:rPr>
         <w:t xml:space="preserve">Le besoin de se soucier des pauvres et de les aider est constamment rappelé dans les écrits des prophètes de l'Ancien Testament (AT). Ils exhortaient à la justice sociale et à la compassion (p. ex. </w:t>
       </w:r>
-      <w:hyperlink r:id="rId21">
-        <w:r>
-          <w:rPr>
-            <w:lang w:val="fr_FR" w:bidi="fr_FR"/>
-          </w:rPr>
-          <w:rPr>
-            <w:color w:val="0000EE"/>
-            <w:u w:val="single"/>
-          </w:rPr>
-          <w:t>Es 1.17</w:t>
-        </w:r>
-      </w:hyperlink>
-      <w:r>
-        <w:rPr>
-          <w:lang w:val="fr_FR" w:bidi="fr_FR"/>
-        </w:rPr>
-        <w:t xml:space="preserve"> ; </w:t>
-      </w:r>
-      <w:hyperlink r:id="rId22">
-        <w:r>
-          <w:rPr>
-            <w:lang w:val="fr_FR" w:bidi="fr_FR"/>
-          </w:rPr>
-          <w:rPr>
-            <w:color w:val="0000EE"/>
-            <w:u w:val="single"/>
-          </w:rPr>
-          <w:t>Am 2.6</w:t>
-        </w:r>
-      </w:hyperlink>
+      <w:r>
+        <w:rPr>
+          <w:lang w:val="fr_FR" w:bidi="fr_FR"/>
+        </w:rPr>
+        <w:t>Es 1.17</w:t>
+      </w:r>
+      <w:r>
+        <w:rPr>
+          <w:lang w:val="fr_FR" w:bidi="fr_FR"/>
+        </w:rPr>
+        <w:t xml:space="preserve"> ; </w:t>
+      </w:r>
+      <w:r>
+        <w:rPr>
+          <w:lang w:val="fr_FR" w:bidi="fr_FR"/>
+        </w:rPr>
+        <w:t>Am 2.6</w:t>
+      </w:r>
       <w:r>
         <w:rPr>
           <w:lang w:val="fr_FR" w:bidi="fr_FR"/>
         </w:rPr>
         <w:t xml:space="preserve">). Les prophètes condamnent fermement les personnes qui oppriment ceux qui sont dans le besoin (p. ex. </w:t>
       </w:r>
-      <w:hyperlink r:id="rId23">
-        <w:r>
-          <w:rPr>
-            <w:lang w:val="fr_FR" w:bidi="fr_FR"/>
-          </w:rPr>
-          <w:rPr>
-            <w:color w:val="0000EE"/>
-            <w:u w:val="single"/>
-          </w:rPr>
-          <w:t>Am 4.1–3</w:t>
-        </w:r>
-      </w:hyperlink>
-      <w:r>
-        <w:rPr>
-          <w:lang w:val="fr_FR" w:bidi="fr_FR"/>
-        </w:rPr>
-        <w:t xml:space="preserve"> ; </w:t>
-      </w:r>
-      <w:hyperlink r:id="rId24">
-        <w:r>
-          <w:rPr>
-            <w:lang w:val="fr_FR" w:bidi="fr_FR"/>
-          </w:rPr>
-          <w:rPr>
-            <w:color w:val="0000EE"/>
-            <w:u w:val="single"/>
-          </w:rPr>
-          <w:t>8.4–8</w:t>
-        </w:r>
-      </w:hyperlink>
+      <w:r>
+        <w:rPr>
+          <w:lang w:val="fr_FR" w:bidi="fr_FR"/>
+        </w:rPr>
+        <w:t>Am 4.1–3</w:t>
+      </w:r>
+      <w:r>
+        <w:rPr>
+          <w:lang w:val="fr_FR" w:bidi="fr_FR"/>
+        </w:rPr>
+        <w:t xml:space="preserve"> ; </w:t>
+      </w:r>
+      <w:r>
+        <w:rPr>
+          <w:lang w:val="fr_FR" w:bidi="fr_FR"/>
+        </w:rPr>
+        <w:t>8.4–8</w:t>
+      </w:r>
       <w:r>
         <w:rPr>
           <w:lang w:val="fr_FR" w:bidi="fr_FR"/>
         </w:rPr>
         <w:t xml:space="preserve">). Dieu rejetait les actes religieux du peuple (comme les sacrifices ou les jeûnes) quand le peuple pratiquait en même temps l'injustice et l'oppression (voir </w:t>
       </w:r>
-      <w:hyperlink r:id="rId25">
-        <w:r>
-          <w:rPr>
-            <w:lang w:val="fr_FR" w:bidi="fr_FR"/>
-          </w:rPr>
-          <w:rPr>
-            <w:color w:val="0000EE"/>
-            <w:u w:val="single"/>
-          </w:rPr>
-          <w:t>Es 1.15–20</w:t>
-        </w:r>
-      </w:hyperlink>
-      <w:r>
-        <w:rPr>
-          <w:lang w:val="fr_FR" w:bidi="fr_FR"/>
-        </w:rPr>
-        <w:t xml:space="preserve"> ; </w:t>
-      </w:r>
-      <w:hyperlink r:id="rId26">
-        <w:r>
-          <w:rPr>
-            <w:lang w:val="fr_FR" w:bidi="fr_FR"/>
-          </w:rPr>
-          <w:rPr>
-            <w:color w:val="0000EE"/>
-            <w:u w:val="single"/>
-          </w:rPr>
-          <w:t>Mi 6.6–8</w:t>
-        </w:r>
-      </w:hyperlink>
+      <w:r>
+        <w:rPr>
+          <w:lang w:val="fr_FR" w:bidi="fr_FR"/>
+        </w:rPr>
+        <w:t>Es 1.15–20</w:t>
+      </w:r>
+      <w:r>
+        <w:rPr>
+          <w:lang w:val="fr_FR" w:bidi="fr_FR"/>
+        </w:rPr>
+        <w:t xml:space="preserve"> ; </w:t>
+      </w:r>
+      <w:r>
+        <w:rPr>
+          <w:lang w:val="fr_FR" w:bidi="fr_FR"/>
+        </w:rPr>
+        <w:t>Mi 6.6–8</w:t>
+      </w:r>
       <w:r>
         <w:rPr>
           <w:lang w:val="fr_FR" w:bidi="fr_FR"/>
@@ -541,36 +457,24 @@
         </w:rPr>
         <w:t>Ce qui est le plus important pour Dieu est que l'attitude et le comportement des membres de son peuple soient justes et bons. Les sacrifices et les autres actions religieuses ne servent à rien si quelqu'un n'aime pas vraiment Dieu entièrement et son prochain comme soi-même. Dans les Évangiles, Jésus loue la valeur de la toute petite offrande d'une veuve parce qu'elle indique son incroyable foi (</w:t>
       </w:r>
-      <w:hyperlink r:id="rId27">
-        <w:r>
-          <w:rPr>
-            <w:lang w:val="fr_FR" w:bidi="fr_FR"/>
-          </w:rPr>
-          <w:rPr>
-            <w:color w:val="0000EE"/>
-            <w:u w:val="single"/>
-          </w:rPr>
-          <w:t>Mc 12.41–44</w:t>
-        </w:r>
-      </w:hyperlink>
+      <w:r>
+        <w:rPr>
+          <w:lang w:val="fr_FR" w:bidi="fr_FR"/>
+        </w:rPr>
+        <w:t>Mc 12.41–44</w:t>
+      </w:r>
       <w:r>
         <w:rPr>
           <w:lang w:val="fr_FR" w:bidi="fr_FR"/>
         </w:rPr>
         <w:t xml:space="preserve">). Par contre, il condamne ceux qui vont même jusqu'à utiliser la religion comme prétexte pour ne pas aider les autres (voir </w:t>
       </w:r>
-      <w:hyperlink r:id="rId28">
-        <w:r>
-          <w:rPr>
-            <w:lang w:val="fr_FR" w:bidi="fr_FR"/>
-          </w:rPr>
-          <w:rPr>
-            <w:color w:val="0000EE"/>
-            <w:u w:val="single"/>
-          </w:rPr>
-          <w:t>Mc 7.9–13</w:t>
-        </w:r>
-      </w:hyperlink>
+      <w:r>
+        <w:rPr>
+          <w:lang w:val="fr_FR" w:bidi="fr_FR"/>
+        </w:rPr>
+        <w:t>Mc 7.9–13</w:t>
+      </w:r>
       <w:r>
         <w:rPr>
           <w:lang w:val="fr_FR" w:bidi="fr_FR"/>
@@ -591,144 +495,96 @@
         </w:rPr>
         <w:t>L'amour de Dieu pour les pauvres est aussi un thème important dans le Nouveau Testament (NT). Jésus décrit sa mission comme étant d'apporter la Bonne Nouvelle aux pauvres, d'aider les malheureux et de libérer les opprimés (</w:t>
       </w:r>
-      <w:hyperlink r:id="rId29">
-        <w:r>
-          <w:rPr>
-            <w:lang w:val="fr_FR" w:bidi="fr_FR"/>
-          </w:rPr>
-          <w:rPr>
-            <w:color w:val="0000EE"/>
-            <w:u w:val="single"/>
-          </w:rPr>
-          <w:t>Lc 4.16–21</w:t>
-        </w:r>
-      </w:hyperlink>
+      <w:r>
+        <w:rPr>
+          <w:lang w:val="fr_FR" w:bidi="fr_FR"/>
+        </w:rPr>
+        <w:t>Lc 4.16–21</w:t>
+      </w:r>
       <w:r>
         <w:rPr>
           <w:lang w:val="fr_FR" w:bidi="fr_FR"/>
         </w:rPr>
         <w:t>). Il avertit que ceux qui ne se préoccupent pas des pauvres risquent le jugement éternel (</w:t>
       </w:r>
-      <w:hyperlink r:id="rId30">
-        <w:r>
-          <w:rPr>
-            <w:lang w:val="fr_FR" w:bidi="fr_FR"/>
-          </w:rPr>
-          <w:rPr>
-            <w:color w:val="0000EE"/>
-            <w:u w:val="single"/>
-          </w:rPr>
-          <w:t>Lc 16.19–31</w:t>
-        </w:r>
-      </w:hyperlink>
+      <w:r>
+        <w:rPr>
+          <w:lang w:val="fr_FR" w:bidi="fr_FR"/>
+        </w:rPr>
+        <w:t>Lc 16.19–31</w:t>
+      </w:r>
       <w:r>
         <w:rPr>
           <w:lang w:val="fr_FR" w:bidi="fr_FR"/>
         </w:rPr>
         <w:t>). Il appelle les disciples à utiliser leurs biens pour aider les pauvres (</w:t>
       </w:r>
-      <w:hyperlink r:id="rId31">
-        <w:r>
-          <w:rPr>
-            <w:lang w:val="fr_FR" w:bidi="fr_FR"/>
-          </w:rPr>
-          <w:rPr>
-            <w:color w:val="0000EE"/>
-            <w:u w:val="single"/>
-          </w:rPr>
-          <w:t>Lc 18.18–23</w:t>
-        </w:r>
-      </w:hyperlink>
+      <w:r>
+        <w:rPr>
+          <w:lang w:val="fr_FR" w:bidi="fr_FR"/>
+        </w:rPr>
+        <w:t>Lc 18.18–23</w:t>
+      </w:r>
       <w:r>
         <w:rPr>
           <w:lang w:val="fr_FR" w:bidi="fr_FR"/>
         </w:rPr>
         <w:t>). L'Église primitive s'est assurée de prendre soin de ceux qui parmi eux étaient dans le besoin (</w:t>
       </w:r>
-      <w:hyperlink r:id="rId32">
-        <w:r>
-          <w:rPr>
-            <w:lang w:val="fr_FR" w:bidi="fr_FR"/>
-          </w:rPr>
-          <w:rPr>
-            <w:color w:val="0000EE"/>
-            <w:u w:val="single"/>
-          </w:rPr>
-          <w:t>Ac 2.44–45</w:t>
-        </w:r>
-      </w:hyperlink>
-      <w:r>
-        <w:rPr>
-          <w:lang w:val="fr_FR" w:bidi="fr_FR"/>
-        </w:rPr>
-        <w:t xml:space="preserve"> ; </w:t>
-      </w:r>
-      <w:hyperlink r:id="rId33">
-        <w:r>
-          <w:rPr>
-            <w:lang w:val="fr_FR" w:bidi="fr_FR"/>
-          </w:rPr>
-          <w:rPr>
-            <w:color w:val="0000EE"/>
-            <w:u w:val="single"/>
-          </w:rPr>
-          <w:t>Ac 4.32–37</w:t>
-        </w:r>
-      </w:hyperlink>
-      <w:r>
-        <w:rPr>
-          <w:lang w:val="fr_FR" w:bidi="fr_FR"/>
-        </w:rPr>
-        <w:t xml:space="preserve"> ; </w:t>
-      </w:r>
-      <w:hyperlink r:id="rId34">
-        <w:r>
-          <w:rPr>
-            <w:lang w:val="fr_FR" w:bidi="fr_FR"/>
-          </w:rPr>
-          <w:rPr>
-            <w:color w:val="0000EE"/>
-            <w:u w:val="single"/>
-          </w:rPr>
-          <w:t>1Tm 5.3–16</w:t>
-        </w:r>
-      </w:hyperlink>
+      <w:r>
+        <w:rPr>
+          <w:lang w:val="fr_FR" w:bidi="fr_FR"/>
+        </w:rPr>
+        <w:t>Ac 2.44–45</w:t>
+      </w:r>
+      <w:r>
+        <w:rPr>
+          <w:lang w:val="fr_FR" w:bidi="fr_FR"/>
+        </w:rPr>
+        <w:t xml:space="preserve"> ; </w:t>
+      </w:r>
+      <w:r>
+        <w:rPr>
+          <w:lang w:val="fr_FR" w:bidi="fr_FR"/>
+        </w:rPr>
+        <w:t>Ac 4.32–37</w:t>
+      </w:r>
+      <w:r>
+        <w:rPr>
+          <w:lang w:val="fr_FR" w:bidi="fr_FR"/>
+        </w:rPr>
+        <w:t xml:space="preserve"> ; </w:t>
+      </w:r>
+      <w:r>
+        <w:rPr>
+          <w:lang w:val="fr_FR" w:bidi="fr_FR"/>
+        </w:rPr>
+        <w:t>1Tm 5.3–16</w:t>
+      </w:r>
       <w:r>
         <w:rPr>
           <w:lang w:val="fr_FR" w:bidi="fr_FR"/>
         </w:rPr>
         <w:t>). Comme les prophètes de l'AT, les auteurs du NT montrent que maltraiter les faibles rend les pratiques religieuses insignifiantes (</w:t>
       </w:r>
-      <w:hyperlink r:id="rId35">
-        <w:r>
-          <w:rPr>
-            <w:lang w:val="fr_FR" w:bidi="fr_FR"/>
-          </w:rPr>
-          <w:rPr>
-            <w:color w:val="0000EE"/>
-            <w:u w:val="single"/>
-          </w:rPr>
-          <w:t>1Co 11.17–29</w:t>
-        </w:r>
-      </w:hyperlink>
-      <w:r>
-        <w:rPr>
-          <w:lang w:val="fr_FR" w:bidi="fr_FR"/>
-        </w:rPr>
-        <w:t xml:space="preserve"> ; </w:t>
-      </w:r>
-      <w:hyperlink r:id="rId36">
-        <w:r>
-          <w:rPr>
-            <w:lang w:val="fr_FR" w:bidi="fr_FR"/>
-          </w:rPr>
-          <w:rPr>
-            <w:color w:val="0000EE"/>
-            <w:u w:val="single"/>
-          </w:rPr>
-          <w:t>Jc 1.27–2.17</w:t>
-        </w:r>
-      </w:hyperlink>
+      <w:r>
+        <w:rPr>
+          <w:lang w:val="fr_FR" w:bidi="fr_FR"/>
+        </w:rPr>
+        <w:t>1Co 11.17–29</w:t>
+      </w:r>
+      <w:r>
+        <w:rPr>
+          <w:lang w:val="fr_FR" w:bidi="fr_FR"/>
+        </w:rPr>
+        <w:t xml:space="preserve"> ; </w:t>
+      </w:r>
+      <w:r>
+        <w:rPr>
+          <w:lang w:val="fr_FR" w:bidi="fr_FR"/>
+        </w:rPr>
+        <w:t>Jc 1.27–2.17</w:t>
+      </w:r>
       <w:r>
         <w:rPr>
           <w:lang w:val="fr_FR" w:bidi="fr_FR"/>
@@ -772,504 +628,336 @@
           <w:lang w:val="fr_FR" w:bidi="fr_FR"/>
         </w:rPr>
       </w:r>
-      <w:hyperlink r:id="rId37">
-        <w:r>
-          <w:rPr>
-            <w:lang w:val="fr_FR" w:bidi="fr_FR"/>
-          </w:rPr>
-          <w:rPr>
-            <w:color w:val="0000EE"/>
-            <w:u w:val="single"/>
-          </w:rPr>
-          <w:t>Exode 22.22–27</w:t>
-        </w:r>
-      </w:hyperlink>
-      <w:r>
-        <w:rPr>
-          <w:lang w:val="fr_FR" w:bidi="fr_FR"/>
-        </w:rPr>
-        <w:t xml:space="preserve"> ; </w:t>
-      </w:r>
-      <w:hyperlink r:id="rId38">
-        <w:r>
-          <w:rPr>
-            <w:lang w:val="fr_FR" w:bidi="fr_FR"/>
-          </w:rPr>
-          <w:rPr>
-            <w:color w:val="0000EE"/>
-            <w:u w:val="single"/>
-          </w:rPr>
-          <w:t>23.6–11</w:t>
-        </w:r>
-      </w:hyperlink>
-      <w:r>
-        <w:rPr>
-          <w:lang w:val="fr_FR" w:bidi="fr_FR"/>
-        </w:rPr>
-        <w:t xml:space="preserve"> ; </w:t>
-      </w:r>
-      <w:hyperlink r:id="rId39">
-        <w:r>
-          <w:rPr>
-            <w:lang w:val="fr_FR" w:bidi="fr_FR"/>
-          </w:rPr>
-          <w:rPr>
-            <w:color w:val="0000EE"/>
-            <w:u w:val="single"/>
-          </w:rPr>
-          <w:t>Lévitique 5.7</w:t>
-        </w:r>
-      </w:hyperlink>
+      <w:r>
+        <w:rPr>
+          <w:lang w:val="fr_FR" w:bidi="fr_FR"/>
+        </w:rPr>
+        <w:t>Exode 22.22–27</w:t>
+      </w:r>
+      <w:r>
+        <w:rPr>
+          <w:lang w:val="fr_FR" w:bidi="fr_FR"/>
+        </w:rPr>
+        <w:t xml:space="preserve"> ; </w:t>
+      </w:r>
+      <w:r>
+        <w:rPr>
+          <w:lang w:val="fr_FR" w:bidi="fr_FR"/>
+        </w:rPr>
+        <w:t>23.6–11</w:t>
+      </w:r>
+      <w:r>
+        <w:rPr>
+          <w:lang w:val="fr_FR" w:bidi="fr_FR"/>
+        </w:rPr>
+        <w:t xml:space="preserve"> ; </w:t>
+      </w:r>
+      <w:r>
+        <w:rPr>
+          <w:lang w:val="fr_FR" w:bidi="fr_FR"/>
+        </w:rPr>
+        <w:t>Lévitique 5.7</w:t>
+      </w:r>
       <w:r>
         <w:rPr>
           <w:lang w:val="fr_FR" w:bidi="fr_FR"/>
         </w:rPr>
         <w:t xml:space="preserve">, </w:t>
       </w:r>
-      <w:hyperlink r:id="rId40">
-        <w:r>
-          <w:rPr>
-            <w:lang w:val="fr_FR" w:bidi="fr_FR"/>
-          </w:rPr>
-          <w:rPr>
-            <w:color w:val="0000EE"/>
-            <w:u w:val="single"/>
-          </w:rPr>
-          <w:t>11</w:t>
-        </w:r>
-      </w:hyperlink>
-      <w:r>
-        <w:rPr>
-          <w:lang w:val="fr_FR" w:bidi="fr_FR"/>
-        </w:rPr>
-        <w:t xml:space="preserve"> ; </w:t>
-      </w:r>
-      <w:hyperlink r:id="rId19">
-        <w:r>
-          <w:rPr>
-            <w:lang w:val="fr_FR" w:bidi="fr_FR"/>
-          </w:rPr>
-          <w:rPr>
-            <w:color w:val="0000EE"/>
-            <w:u w:val="single"/>
-          </w:rPr>
-          <w:t>14.21–22</w:t>
-        </w:r>
-      </w:hyperlink>
-      <w:r>
-        <w:rPr>
-          <w:lang w:val="fr_FR" w:bidi="fr_FR"/>
-        </w:rPr>
-        <w:t xml:space="preserve"> ; </w:t>
-      </w:r>
-      <w:hyperlink r:id="rId41">
-        <w:r>
-          <w:rPr>
-            <w:lang w:val="fr_FR" w:bidi="fr_FR"/>
-          </w:rPr>
-          <w:rPr>
-            <w:color w:val="0000EE"/>
-            <w:u w:val="single"/>
-          </w:rPr>
-          <w:t>19.9–10</w:t>
-        </w:r>
-      </w:hyperlink>
-      <w:r>
-        <w:rPr>
-          <w:lang w:val="fr_FR" w:bidi="fr_FR"/>
-        </w:rPr>
-        <w:t xml:space="preserve"> ; </w:t>
-      </w:r>
-      <w:hyperlink r:id="rId15">
-        <w:r>
-          <w:rPr>
-            <w:lang w:val="fr_FR" w:bidi="fr_FR"/>
-          </w:rPr>
-          <w:rPr>
-            <w:color w:val="0000EE"/>
-            <w:u w:val="single"/>
-          </w:rPr>
-          <w:t>23.22</w:t>
-        </w:r>
-      </w:hyperlink>
-      <w:r>
-        <w:rPr>
-          <w:lang w:val="fr_FR" w:bidi="fr_FR"/>
-        </w:rPr>
-        <w:t xml:space="preserve"> ; </w:t>
-      </w:r>
-      <w:hyperlink r:id="rId42">
-        <w:r>
-          <w:rPr>
-            <w:lang w:val="fr_FR" w:bidi="fr_FR"/>
-          </w:rPr>
-          <w:rPr>
-            <w:color w:val="0000EE"/>
-            <w:u w:val="single"/>
-          </w:rPr>
-          <w:t>Deutéronome 10.17–19</w:t>
-        </w:r>
-      </w:hyperlink>
-      <w:r>
-        <w:rPr>
-          <w:lang w:val="fr_FR" w:bidi="fr_FR"/>
-        </w:rPr>
-        <w:t xml:space="preserve"> ; </w:t>
-      </w:r>
-      <w:hyperlink r:id="rId43">
-        <w:r>
-          <w:rPr>
-            <w:lang w:val="fr_FR" w:bidi="fr_FR"/>
-          </w:rPr>
-          <w:rPr>
-            <w:color w:val="0000EE"/>
-            <w:u w:val="single"/>
-          </w:rPr>
-          <w:t>15.4–11</w:t>
-        </w:r>
-      </w:hyperlink>
-      <w:r>
-        <w:rPr>
-          <w:lang w:val="fr_FR" w:bidi="fr_FR"/>
-        </w:rPr>
-        <w:t xml:space="preserve"> ; </w:t>
-      </w:r>
-      <w:hyperlink r:id="rId44">
-        <w:r>
-          <w:rPr>
-            <w:lang w:val="fr_FR" w:bidi="fr_FR"/>
-          </w:rPr>
-          <w:rPr>
-            <w:color w:val="0000EE"/>
-            <w:u w:val="single"/>
-          </w:rPr>
-          <w:t>16.9–12</w:t>
-        </w:r>
-      </w:hyperlink>
-      <w:r>
-        <w:rPr>
-          <w:lang w:val="fr_FR" w:bidi="fr_FR"/>
-        </w:rPr>
-        <w:t xml:space="preserve"> ; </w:t>
-      </w:r>
-      <w:hyperlink r:id="rId45">
-        <w:r>
-          <w:rPr>
-            <w:lang w:val="fr_FR" w:bidi="fr_FR"/>
-          </w:rPr>
-          <w:rPr>
-            <w:color w:val="0000EE"/>
-            <w:u w:val="single"/>
-          </w:rPr>
-          <w:t>24.6–22</w:t>
-        </w:r>
-      </w:hyperlink>
-      <w:r>
-        <w:rPr>
-          <w:lang w:val="fr_FR" w:bidi="fr_FR"/>
-        </w:rPr>
-        <w:t xml:space="preserve"> ; </w:t>
-      </w:r>
-      <w:hyperlink r:id="rId46">
-        <w:r>
-          <w:rPr>
-            <w:lang w:val="fr_FR" w:bidi="fr_FR"/>
-          </w:rPr>
-          <w:rPr>
-            <w:color w:val="0000EE"/>
-            <w:u w:val="single"/>
-          </w:rPr>
-          <w:t>26.12–13</w:t>
-        </w:r>
-      </w:hyperlink>
-      <w:r>
-        <w:rPr>
-          <w:lang w:val="fr_FR" w:bidi="fr_FR"/>
-        </w:rPr>
-        <w:t xml:space="preserve"> ; </w:t>
-      </w:r>
-      <w:hyperlink r:id="rId47">
-        <w:r>
-          <w:rPr>
-            <w:lang w:val="fr_FR" w:bidi="fr_FR"/>
-          </w:rPr>
-          <w:rPr>
-            <w:color w:val="0000EE"/>
-            <w:u w:val="single"/>
-          </w:rPr>
-          <w:t>27.17–19</w:t>
-        </w:r>
-      </w:hyperlink>
-      <w:r>
-        <w:rPr>
-          <w:lang w:val="fr_FR" w:bidi="fr_FR"/>
-        </w:rPr>
-        <w:t xml:space="preserve"> ; </w:t>
-      </w:r>
-      <w:hyperlink r:id="rId48">
-        <w:r>
-          <w:rPr>
-            <w:lang w:val="fr_FR" w:bidi="fr_FR"/>
-          </w:rPr>
-          <w:rPr>
-            <w:color w:val="0000EE"/>
-            <w:u w:val="single"/>
-          </w:rPr>
-          <w:t>1 Samuel 2.8</w:t>
-        </w:r>
-      </w:hyperlink>
-      <w:r>
-        <w:rPr>
-          <w:lang w:val="fr_FR" w:bidi="fr_FR"/>
-        </w:rPr>
-        <w:t xml:space="preserve"> ; </w:t>
-      </w:r>
-      <w:hyperlink r:id="rId49">
-        <w:r>
-          <w:rPr>
-            <w:lang w:val="fr_FR" w:bidi="fr_FR"/>
-          </w:rPr>
-          <w:rPr>
-            <w:color w:val="0000EE"/>
-            <w:u w:val="single"/>
-          </w:rPr>
-          <w:t>Psaumes 10.13–18</w:t>
-        </w:r>
-      </w:hyperlink>
-      <w:r>
-        <w:rPr>
-          <w:lang w:val="fr_FR" w:bidi="fr_FR"/>
-        </w:rPr>
-        <w:t xml:space="preserve"> ; </w:t>
-      </w:r>
-      <w:hyperlink r:id="rId50">
-        <w:r>
-          <w:rPr>
-            <w:lang w:val="fr_FR" w:bidi="fr_FR"/>
-          </w:rPr>
-          <w:rPr>
-            <w:color w:val="0000EE"/>
-            <w:u w:val="single"/>
-          </w:rPr>
-          <w:t>35.10</w:t>
-        </w:r>
-      </w:hyperlink>
-      <w:r>
-        <w:rPr>
-          <w:lang w:val="fr_FR" w:bidi="fr_FR"/>
-        </w:rPr>
-        <w:t xml:space="preserve"> ; </w:t>
-      </w:r>
-      <w:hyperlink r:id="rId51">
-        <w:r>
-          <w:rPr>
-            <w:lang w:val="fr_FR" w:bidi="fr_FR"/>
-          </w:rPr>
-          <w:rPr>
-            <w:color w:val="0000EE"/>
-            <w:u w:val="single"/>
-          </w:rPr>
-          <w:t>68.6</w:t>
-        </w:r>
-      </w:hyperlink>
-      <w:r>
-        <w:rPr>
-          <w:lang w:val="fr_FR" w:bidi="fr_FR"/>
-        </w:rPr>
-        <w:t xml:space="preserve"> ; </w:t>
-      </w:r>
-      <w:hyperlink r:id="rId52">
-        <w:r>
-          <w:rPr>
-            <w:lang w:val="fr_FR" w:bidi="fr_FR"/>
-          </w:rPr>
-          <w:rPr>
-            <w:color w:val="0000EE"/>
-            <w:u w:val="single"/>
-          </w:rPr>
-          <w:t>Proverbes 14.31</w:t>
-        </w:r>
-      </w:hyperlink>
-      <w:r>
-        <w:rPr>
-          <w:lang w:val="fr_FR" w:bidi="fr_FR"/>
-        </w:rPr>
-        <w:t xml:space="preserve"> ; </w:t>
-      </w:r>
-      <w:hyperlink r:id="rId53">
-        <w:r>
-          <w:rPr>
-            <w:lang w:val="fr_FR" w:bidi="fr_FR"/>
-          </w:rPr>
-          <w:rPr>
-            <w:color w:val="0000EE"/>
-            <w:u w:val="single"/>
-          </w:rPr>
-          <w:t>Ésaïe 1.15–17</w:t>
-        </w:r>
-      </w:hyperlink>
-      <w:r>
-        <w:rPr>
-          <w:lang w:val="fr_FR" w:bidi="fr_FR"/>
-        </w:rPr>
-        <w:t xml:space="preserve"> ; </w:t>
-      </w:r>
-      <w:hyperlink r:id="rId22">
-        <w:r>
-          <w:rPr>
-            <w:lang w:val="fr_FR" w:bidi="fr_FR"/>
-          </w:rPr>
-          <w:rPr>
-            <w:color w:val="0000EE"/>
-            <w:u w:val="single"/>
-          </w:rPr>
-          <w:t>Amos 2.6</w:t>
-        </w:r>
-      </w:hyperlink>
-      <w:r>
-        <w:rPr>
-          <w:lang w:val="fr_FR" w:bidi="fr_FR"/>
-        </w:rPr>
-        <w:t xml:space="preserve"> ; </w:t>
-      </w:r>
-      <w:hyperlink r:id="rId54">
-        <w:r>
-          <w:rPr>
-            <w:lang w:val="fr_FR" w:bidi="fr_FR"/>
-          </w:rPr>
-          <w:rPr>
-            <w:color w:val="0000EE"/>
-            <w:u w:val="single"/>
-          </w:rPr>
-          <w:t>4.1</w:t>
-        </w:r>
-      </w:hyperlink>
-      <w:r>
-        <w:rPr>
-          <w:lang w:val="fr_FR" w:bidi="fr_FR"/>
-        </w:rPr>
-        <w:t xml:space="preserve"> ; </w:t>
-      </w:r>
-      <w:hyperlink r:id="rId55">
-        <w:r>
-          <w:rPr>
-            <w:lang w:val="fr_FR" w:bidi="fr_FR"/>
-          </w:rPr>
-          <w:rPr>
-            <w:color w:val="0000EE"/>
-            <w:u w:val="single"/>
-          </w:rPr>
-          <w:t>8.4–7</w:t>
-        </w:r>
-      </w:hyperlink>
-      <w:r>
-        <w:rPr>
-          <w:lang w:val="fr_FR" w:bidi="fr_FR"/>
-        </w:rPr>
-        <w:t xml:space="preserve"> ; </w:t>
-      </w:r>
-      <w:hyperlink r:id="rId26">
-        <w:r>
-          <w:rPr>
-            <w:lang w:val="fr_FR" w:bidi="fr_FR"/>
-          </w:rPr>
-          <w:rPr>
-            <w:color w:val="0000EE"/>
-            <w:u w:val="single"/>
-          </w:rPr>
-          <w:t>Michée 6.6–8</w:t>
-        </w:r>
-      </w:hyperlink>
+      <w:r>
+        <w:rPr>
+          <w:lang w:val="fr_FR" w:bidi="fr_FR"/>
+        </w:rPr>
+        <w:t>11</w:t>
+      </w:r>
+      <w:r>
+        <w:rPr>
+          <w:lang w:val="fr_FR" w:bidi="fr_FR"/>
+        </w:rPr>
+        <w:t xml:space="preserve"> ; </w:t>
+      </w:r>
+      <w:r>
+        <w:rPr>
+          <w:lang w:val="fr_FR" w:bidi="fr_FR"/>
+        </w:rPr>
+        <w:t>14.21–22</w:t>
+      </w:r>
+      <w:r>
+        <w:rPr>
+          <w:lang w:val="fr_FR" w:bidi="fr_FR"/>
+        </w:rPr>
+        <w:t xml:space="preserve"> ; </w:t>
+      </w:r>
+      <w:r>
+        <w:rPr>
+          <w:lang w:val="fr_FR" w:bidi="fr_FR"/>
+        </w:rPr>
+        <w:t>19.9–10</w:t>
+      </w:r>
+      <w:r>
+        <w:rPr>
+          <w:lang w:val="fr_FR" w:bidi="fr_FR"/>
+        </w:rPr>
+        <w:t xml:space="preserve"> ; </w:t>
+      </w:r>
+      <w:r>
+        <w:rPr>
+          <w:lang w:val="fr_FR" w:bidi="fr_FR"/>
+        </w:rPr>
+        <w:t>23.22</w:t>
+      </w:r>
+      <w:r>
+        <w:rPr>
+          <w:lang w:val="fr_FR" w:bidi="fr_FR"/>
+        </w:rPr>
+        <w:t xml:space="preserve"> ; </w:t>
+      </w:r>
+      <w:r>
+        <w:rPr>
+          <w:lang w:val="fr_FR" w:bidi="fr_FR"/>
+        </w:rPr>
+        <w:t>Deutéronome 10.17–19</w:t>
+      </w:r>
+      <w:r>
+        <w:rPr>
+          <w:lang w:val="fr_FR" w:bidi="fr_FR"/>
+        </w:rPr>
+        <w:t xml:space="preserve"> ; </w:t>
+      </w:r>
+      <w:r>
+        <w:rPr>
+          <w:lang w:val="fr_FR" w:bidi="fr_FR"/>
+        </w:rPr>
+        <w:t>15.4–11</w:t>
+      </w:r>
+      <w:r>
+        <w:rPr>
+          <w:lang w:val="fr_FR" w:bidi="fr_FR"/>
+        </w:rPr>
+        <w:t xml:space="preserve"> ; </w:t>
+      </w:r>
+      <w:r>
+        <w:rPr>
+          <w:lang w:val="fr_FR" w:bidi="fr_FR"/>
+        </w:rPr>
+        <w:t>16.9–12</w:t>
+      </w:r>
+      <w:r>
+        <w:rPr>
+          <w:lang w:val="fr_FR" w:bidi="fr_FR"/>
+        </w:rPr>
+        <w:t xml:space="preserve"> ; </w:t>
+      </w:r>
+      <w:r>
+        <w:rPr>
+          <w:lang w:val="fr_FR" w:bidi="fr_FR"/>
+        </w:rPr>
+        <w:t>24.6–22</w:t>
+      </w:r>
+      <w:r>
+        <w:rPr>
+          <w:lang w:val="fr_FR" w:bidi="fr_FR"/>
+        </w:rPr>
+        <w:t xml:space="preserve"> ; </w:t>
+      </w:r>
+      <w:r>
+        <w:rPr>
+          <w:lang w:val="fr_FR" w:bidi="fr_FR"/>
+        </w:rPr>
+        <w:t>26.12–13</w:t>
+      </w:r>
+      <w:r>
+        <w:rPr>
+          <w:lang w:val="fr_FR" w:bidi="fr_FR"/>
+        </w:rPr>
+        <w:t xml:space="preserve"> ; </w:t>
+      </w:r>
+      <w:r>
+        <w:rPr>
+          <w:lang w:val="fr_FR" w:bidi="fr_FR"/>
+        </w:rPr>
+        <w:t>27.17–19</w:t>
+      </w:r>
+      <w:r>
+        <w:rPr>
+          <w:lang w:val="fr_FR" w:bidi="fr_FR"/>
+        </w:rPr>
+        <w:t xml:space="preserve"> ; </w:t>
+      </w:r>
+      <w:r>
+        <w:rPr>
+          <w:lang w:val="fr_FR" w:bidi="fr_FR"/>
+        </w:rPr>
+        <w:t>1 Samuel 2.8</w:t>
+      </w:r>
+      <w:r>
+        <w:rPr>
+          <w:lang w:val="fr_FR" w:bidi="fr_FR"/>
+        </w:rPr>
+        <w:t xml:space="preserve"> ; </w:t>
+      </w:r>
+      <w:r>
+        <w:rPr>
+          <w:lang w:val="fr_FR" w:bidi="fr_FR"/>
+        </w:rPr>
+        <w:t>Psaumes 10.13–18</w:t>
+      </w:r>
+      <w:r>
+        <w:rPr>
+          <w:lang w:val="fr_FR" w:bidi="fr_FR"/>
+        </w:rPr>
+        <w:t xml:space="preserve"> ; </w:t>
+      </w:r>
+      <w:r>
+        <w:rPr>
+          <w:lang w:val="fr_FR" w:bidi="fr_FR"/>
+        </w:rPr>
+        <w:t>35.10</w:t>
+      </w:r>
+      <w:r>
+        <w:rPr>
+          <w:lang w:val="fr_FR" w:bidi="fr_FR"/>
+        </w:rPr>
+        <w:t xml:space="preserve"> ; </w:t>
+      </w:r>
+      <w:r>
+        <w:rPr>
+          <w:lang w:val="fr_FR" w:bidi="fr_FR"/>
+        </w:rPr>
+        <w:t>68.6</w:t>
+      </w:r>
+      <w:r>
+        <w:rPr>
+          <w:lang w:val="fr_FR" w:bidi="fr_FR"/>
+        </w:rPr>
+        <w:t xml:space="preserve"> ; </w:t>
+      </w:r>
+      <w:r>
+        <w:rPr>
+          <w:lang w:val="fr_FR" w:bidi="fr_FR"/>
+        </w:rPr>
+        <w:t>Proverbes 14.31</w:t>
+      </w:r>
+      <w:r>
+        <w:rPr>
+          <w:lang w:val="fr_FR" w:bidi="fr_FR"/>
+        </w:rPr>
+        <w:t xml:space="preserve"> ; </w:t>
+      </w:r>
+      <w:r>
+        <w:rPr>
+          <w:lang w:val="fr_FR" w:bidi="fr_FR"/>
+        </w:rPr>
+        <w:t>Ésaïe 1.15–17</w:t>
+      </w:r>
+      <w:r>
+        <w:rPr>
+          <w:lang w:val="fr_FR" w:bidi="fr_FR"/>
+        </w:rPr>
+        <w:t xml:space="preserve"> ; </w:t>
+      </w:r>
+      <w:r>
+        <w:rPr>
+          <w:lang w:val="fr_FR" w:bidi="fr_FR"/>
+        </w:rPr>
+        <w:t>Amos 2.6</w:t>
+      </w:r>
+      <w:r>
+        <w:rPr>
+          <w:lang w:val="fr_FR" w:bidi="fr_FR"/>
+        </w:rPr>
+        <w:t xml:space="preserve"> ; </w:t>
+      </w:r>
+      <w:r>
+        <w:rPr>
+          <w:lang w:val="fr_FR" w:bidi="fr_FR"/>
+        </w:rPr>
+        <w:t>4.1</w:t>
+      </w:r>
+      <w:r>
+        <w:rPr>
+          <w:lang w:val="fr_FR" w:bidi="fr_FR"/>
+        </w:rPr>
+        <w:t xml:space="preserve"> ; </w:t>
+      </w:r>
+      <w:r>
+        <w:rPr>
+          <w:lang w:val="fr_FR" w:bidi="fr_FR"/>
+        </w:rPr>
+        <w:t>8.4–7</w:t>
+      </w:r>
+      <w:r>
+        <w:rPr>
+          <w:lang w:val="fr_FR" w:bidi="fr_FR"/>
+        </w:rPr>
+        <w:t xml:space="preserve"> ; </w:t>
+      </w:r>
+      <w:r>
+        <w:rPr>
+          <w:lang w:val="fr_FR" w:bidi="fr_FR"/>
+        </w:rPr>
+        <w:t>Michée 6.6–8</w:t>
+      </w:r>
       <w:r>
         <w:rPr>
           <w:lang w:val="fr_FR" w:bidi="fr_FR"/>
         </w:rPr>
         <w:t xml:space="preserve">, </w:t>
       </w:r>
-      <w:hyperlink r:id="rId56">
-        <w:r>
-          <w:rPr>
-            <w:lang w:val="fr_FR" w:bidi="fr_FR"/>
-          </w:rPr>
-          <w:rPr>
-            <w:color w:val="0000EE"/>
-            <w:u w:val="single"/>
-          </w:rPr>
-          <w:t>12</w:t>
-        </w:r>
-      </w:hyperlink>
-      <w:r>
-        <w:rPr>
-          <w:lang w:val="fr_FR" w:bidi="fr_FR"/>
-        </w:rPr>
-        <w:t xml:space="preserve"> ; </w:t>
-      </w:r>
-      <w:hyperlink r:id="rId27">
-        <w:r>
-          <w:rPr>
-            <w:lang w:val="fr_FR" w:bidi="fr_FR"/>
-          </w:rPr>
-          <w:rPr>
-            <w:color w:val="0000EE"/>
-            <w:u w:val="single"/>
-          </w:rPr>
-          <w:t>Marc 12.41–44</w:t>
-        </w:r>
-      </w:hyperlink>
-      <w:r>
-        <w:rPr>
-          <w:lang w:val="fr_FR" w:bidi="fr_FR"/>
-        </w:rPr>
-        <w:t xml:space="preserve"> ; </w:t>
-      </w:r>
-      <w:hyperlink r:id="rId57">
-        <w:r>
-          <w:rPr>
-            <w:lang w:val="fr_FR" w:bidi="fr_FR"/>
-          </w:rPr>
-          <w:rPr>
-            <w:color w:val="0000EE"/>
-            <w:u w:val="single"/>
-          </w:rPr>
-          <w:t>Luc 6.20</w:t>
-        </w:r>
-      </w:hyperlink>
-      <w:r>
-        <w:rPr>
-          <w:lang w:val="fr_FR" w:bidi="fr_FR"/>
-        </w:rPr>
-        <w:t xml:space="preserve"> ; </w:t>
-      </w:r>
-      <w:hyperlink r:id="rId58">
-        <w:r>
-          <w:rPr>
-            <w:lang w:val="fr_FR" w:bidi="fr_FR"/>
-          </w:rPr>
-          <w:rPr>
-            <w:color w:val="0000EE"/>
-            <w:u w:val="single"/>
-          </w:rPr>
-          <w:t>14.12–14</w:t>
-        </w:r>
-      </w:hyperlink>
-      <w:r>
-        <w:rPr>
-          <w:lang w:val="fr_FR" w:bidi="fr_FR"/>
-        </w:rPr>
-        <w:t xml:space="preserve"> ; </w:t>
-      </w:r>
-      <w:hyperlink r:id="rId59">
-        <w:r>
-          <w:rPr>
-            <w:lang w:val="fr_FR" w:bidi="fr_FR"/>
-          </w:rPr>
-          <w:rPr>
-            <w:color w:val="0000EE"/>
-            <w:u w:val="single"/>
-          </w:rPr>
-          <w:t>Jacques 2.1–17</w:t>
-        </w:r>
-      </w:hyperlink>
+      <w:r>
+        <w:rPr>
+          <w:lang w:val="fr_FR" w:bidi="fr_FR"/>
+        </w:rPr>
+        <w:t>12</w:t>
+      </w:r>
+      <w:r>
+        <w:rPr>
+          <w:lang w:val="fr_FR" w:bidi="fr_FR"/>
+        </w:rPr>
+        <w:t xml:space="preserve"> ; </w:t>
+      </w:r>
+      <w:r>
+        <w:rPr>
+          <w:lang w:val="fr_FR" w:bidi="fr_FR"/>
+        </w:rPr>
+        <w:t>Marc 12.41–44</w:t>
+      </w:r>
+      <w:r>
+        <w:rPr>
+          <w:lang w:val="fr_FR" w:bidi="fr_FR"/>
+        </w:rPr>
+        <w:t xml:space="preserve"> ; </w:t>
+      </w:r>
+      <w:r>
+        <w:rPr>
+          <w:lang w:val="fr_FR" w:bidi="fr_FR"/>
+        </w:rPr>
+        <w:t>Luc 6.20</w:t>
+      </w:r>
+      <w:r>
+        <w:rPr>
+          <w:lang w:val="fr_FR" w:bidi="fr_FR"/>
+        </w:rPr>
+        <w:t xml:space="preserve"> ; </w:t>
+      </w:r>
+      <w:r>
+        <w:rPr>
+          <w:lang w:val="fr_FR" w:bidi="fr_FR"/>
+        </w:rPr>
+        <w:t>14.12–14</w:t>
+      </w:r>
+      <w:r>
+        <w:rPr>
+          <w:lang w:val="fr_FR" w:bidi="fr_FR"/>
+        </w:rPr>
+        <w:t xml:space="preserve"> ; </w:t>
+      </w:r>
+      <w:r>
+        <w:rPr>
+          <w:lang w:val="fr_FR" w:bidi="fr_FR"/>
+        </w:rPr>
+        <w:t>Jacques 2.1–17</w:t>
+      </w:r>
       <w:r>
         <w:rPr>
           <w:lang w:val="fr_FR" w:bidi="fr_FR"/>
@@ -1318,36 +1006,24 @@
         </w:rPr>
         <w:t xml:space="preserve">Parfois, les gens encouragent les autres à suivre Jésus-Christ en leur promettant qu'il résoudra tous leurs problèmes. Pourtant, Jésus n'a jamais promis cela. En fait, il a souvent souligné que chacun devait comprendre que le suivre a un prix élevé (voir p. ex. </w:t>
       </w:r>
-      <w:hyperlink r:id="rId60">
-        <w:r>
-          <w:rPr>
-            <w:lang w:val="fr_FR" w:bidi="fr_FR"/>
-          </w:rPr>
-          <w:rPr>
-            <w:color w:val="0000EE"/>
-            <w:u w:val="single"/>
-          </w:rPr>
-          <w:t>Lc 14.28</w:t>
-        </w:r>
-      </w:hyperlink>
+      <w:r>
+        <w:rPr>
+          <w:lang w:val="fr_FR" w:bidi="fr_FR"/>
+        </w:rPr>
+        <w:t>Lc 14.28</w:t>
+      </w:r>
       <w:r>
         <w:rPr>
           <w:lang w:val="fr_FR" w:bidi="fr_FR"/>
         </w:rPr>
         <w:t xml:space="preserve">). Il a également enseigné que le suivre signifie emprunter un chemin difficile (voir p. ex. </w:t>
       </w:r>
-      <w:hyperlink r:id="rId61">
-        <w:r>
-          <w:rPr>
-            <w:lang w:val="fr_FR" w:bidi="fr_FR"/>
-          </w:rPr>
-          <w:rPr>
-            <w:color w:val="0000EE"/>
-            <w:u w:val="single"/>
-          </w:rPr>
-          <w:t>Mc 8.34</w:t>
-        </w:r>
-      </w:hyperlink>
+      <w:r>
+        <w:rPr>
+          <w:lang w:val="fr_FR" w:bidi="fr_FR"/>
+        </w:rPr>
+        <w:t>Mc 8.34</w:t>
+      </w:r>
       <w:r>
         <w:rPr>
           <w:lang w:val="fr_FR" w:bidi="fr_FR"/>
@@ -1362,108 +1038,72 @@
           <w:lang w:val="fr_FR" w:bidi="fr_FR"/>
         </w:rPr>
       </w:r>
-      <w:hyperlink r:id="rId62">
-        <w:r>
-          <w:rPr>
-            <w:lang w:val="fr_FR" w:bidi="fr_FR"/>
-          </w:rPr>
-          <w:rPr>
-            <w:color w:val="0000EE"/>
-            <w:u w:val="single"/>
-          </w:rPr>
-          <w:t>Exode 5</w:t>
-        </w:r>
-      </w:hyperlink>
+      <w:r>
+        <w:rPr>
+          <w:lang w:val="fr_FR" w:bidi="fr_FR"/>
+        </w:rPr>
+        <w:t>Exode 5</w:t>
+      </w:r>
       <w:r>
         <w:rPr>
           <w:lang w:val="fr_FR" w:bidi="fr_FR"/>
         </w:rPr>
         <w:t xml:space="preserve"> démontre que suivre Dieu peut parfois entraîner plus de difficultés au début. Pharaon avait fait du peuple hébreu des esclaves, car qu'il craignait qu'ils deviennent trop nombreux et deviennent une menace pour l'Égypte (</w:t>
       </w:r>
-      <w:hyperlink r:id="rId63">
-        <w:r>
-          <w:rPr>
-            <w:lang w:val="fr_FR" w:bidi="fr_FR"/>
-          </w:rPr>
-          <w:rPr>
-            <w:color w:val="0000EE"/>
-            <w:u w:val="single"/>
-          </w:rPr>
-          <w:t>Ex 5.8–22</w:t>
-        </w:r>
-      </w:hyperlink>
+      <w:r>
+        <w:rPr>
+          <w:lang w:val="fr_FR" w:bidi="fr_FR"/>
+        </w:rPr>
+        <w:t>Ex 5.8–22</w:t>
+      </w:r>
       <w:r>
         <w:rPr>
           <w:lang w:val="fr_FR" w:bidi="fr_FR"/>
         </w:rPr>
         <w:t xml:space="preserve">). Au chapitre </w:t>
       </w:r>
-      <w:hyperlink r:id="rId62">
-        <w:r>
-          <w:rPr>
-            <w:lang w:val="fr_FR" w:bidi="fr_FR"/>
-          </w:rPr>
-          <w:rPr>
-            <w:color w:val="0000EE"/>
-            <w:u w:val="single"/>
-          </w:rPr>
-          <w:t>5</w:t>
-        </w:r>
-      </w:hyperlink>
+      <w:r>
+        <w:rPr>
+          <w:lang w:val="fr_FR" w:bidi="fr_FR"/>
+        </w:rPr>
+        <w:t>5</w:t>
+      </w:r>
       <w:r>
         <w:rPr>
           <w:lang w:val="fr_FR" w:bidi="fr_FR"/>
         </w:rPr>
         <w:t>, la situation évolue. Moïse et Aaron redonnent espoir au peuple en leur disant que Dieu va les sauver (</w:t>
       </w:r>
-      <w:hyperlink r:id="rId64">
-        <w:r>
-          <w:rPr>
-            <w:lang w:val="fr_FR" w:bidi="fr_FR"/>
-          </w:rPr>
-          <w:rPr>
-            <w:color w:val="0000EE"/>
-            <w:u w:val="single"/>
-          </w:rPr>
-          <w:t>Ex 4.29–31</w:t>
-        </w:r>
-      </w:hyperlink>
+      <w:r>
+        <w:rPr>
+          <w:lang w:val="fr_FR" w:bidi="fr_FR"/>
+        </w:rPr>
+        <w:t>Ex 4.29–31</w:t>
+      </w:r>
       <w:r>
         <w:rPr>
           <w:lang w:val="fr_FR" w:bidi="fr_FR"/>
         </w:rPr>
         <w:t>). Lorsque Moïse et Aaron se présentent devant pharaon pour la première fois, ils lui disent que Dieu est le véritable souverain de tous (</w:t>
       </w:r>
-      <w:hyperlink r:id="rId65">
-        <w:r>
-          <w:rPr>
-            <w:lang w:val="fr_FR" w:bidi="fr_FR"/>
-          </w:rPr>
-          <w:rPr>
-            <w:color w:val="0000EE"/>
-            <w:u w:val="single"/>
-          </w:rPr>
-          <w:t>Ex 5.1–3</w:t>
-        </w:r>
-      </w:hyperlink>
+      <w:r>
+        <w:rPr>
+          <w:lang w:val="fr_FR" w:bidi="fr_FR"/>
+        </w:rPr>
+        <w:t>Ex 5.1–3</w:t>
+      </w:r>
       <w:r>
         <w:rPr>
           <w:lang w:val="fr_FR" w:bidi="fr_FR"/>
         </w:rPr>
         <w:t>). Pharaon prend cela comme un défi contre son pouvoir et réagit en rendant la vie encore plus difficile et amère pour les Israélites (</w:t>
       </w:r>
-      <w:hyperlink r:id="rId66">
-        <w:r>
-          <w:rPr>
-            <w:lang w:val="fr_FR" w:bidi="fr_FR"/>
-          </w:rPr>
-          <w:rPr>
-            <w:color w:val="0000EE"/>
-            <w:u w:val="single"/>
-          </w:rPr>
-          <w:t>Ex 5.4–21</w:t>
-        </w:r>
-      </w:hyperlink>
+      <w:r>
+        <w:rPr>
+          <w:lang w:val="fr_FR" w:bidi="fr_FR"/>
+        </w:rPr>
+        <w:t>Ex 5.4–21</w:t>
+      </w:r>
       <w:r>
         <w:rPr>
           <w:lang w:val="fr_FR" w:bidi="fr_FR"/>
@@ -1484,108 +1124,72 @@
         </w:rPr>
         <w:t>Lorsque le royaume de Dieu s'oppose aux ennemis de Dieu, des conflits et des souffrances surviennent souvent pour son peuple. Cela ne devrait pas nous surprendre. Lorsqu'une personne devient chrétienne, elle abandonne une vie contrôlée par le mal et les ténèbres. Elle commence une nouvelle vie guidée par la bonté et la lumière de Dieu (</w:t>
       </w:r>
-      <w:hyperlink r:id="rId67">
-        <w:r>
-          <w:rPr>
-            <w:lang w:val="fr_FR" w:bidi="fr_FR"/>
-          </w:rPr>
-          <w:rPr>
-            <w:color w:val="0000EE"/>
-            <w:u w:val="single"/>
-          </w:rPr>
-          <w:t>Col 1.11–14</w:t>
-        </w:r>
-      </w:hyperlink>
+      <w:r>
+        <w:rPr>
+          <w:lang w:val="fr_FR" w:bidi="fr_FR"/>
+        </w:rPr>
+        <w:t>Col 1.11–14</w:t>
+      </w:r>
       <w:r>
         <w:rPr>
           <w:lang w:val="fr_FR" w:bidi="fr_FR"/>
         </w:rPr>
         <w:t>). Ceux qui règnent sur le royaume des ténèbres ne la laissent pas partir sans combattre. Le chrétien doit rester ferme dans sa foi, sachant que Dieu assurera sa victoire finale (</w:t>
       </w:r>
-      <w:hyperlink r:id="rId68">
-        <w:r>
-          <w:rPr>
-            <w:lang w:val="fr_FR" w:bidi="fr_FR"/>
-          </w:rPr>
-          <w:rPr>
-            <w:color w:val="0000EE"/>
-            <w:u w:val="single"/>
-          </w:rPr>
-          <w:t>Ex 6.1–8</w:t>
-        </w:r>
-      </w:hyperlink>
+      <w:r>
+        <w:rPr>
+          <w:lang w:val="fr_FR" w:bidi="fr_FR"/>
+        </w:rPr>
+        <w:t>Ex 6.1–8</w:t>
+      </w:r>
       <w:r>
         <w:rPr>
           <w:lang w:val="fr_FR" w:bidi="fr_FR"/>
         </w:rPr>
         <w:t xml:space="preserve"> ; voir aussi </w:t>
       </w:r>
-      <w:hyperlink r:id="rId69">
-        <w:r>
-          <w:rPr>
-            <w:lang w:val="fr_FR" w:bidi="fr_FR"/>
-          </w:rPr>
-          <w:rPr>
-            <w:color w:val="0000EE"/>
-            <w:u w:val="single"/>
-          </w:rPr>
-          <w:t>Mt 5.11–12</w:t>
-        </w:r>
-      </w:hyperlink>
-      <w:r>
-        <w:rPr>
-          <w:lang w:val="fr_FR" w:bidi="fr_FR"/>
-        </w:rPr>
-        <w:t xml:space="preserve"> ; </w:t>
-      </w:r>
-      <w:hyperlink r:id="rId70">
-        <w:r>
-          <w:rPr>
-            <w:lang w:val="fr_FR" w:bidi="fr_FR"/>
-          </w:rPr>
-          <w:rPr>
-            <w:color w:val="0000EE"/>
-            <w:u w:val="single"/>
-          </w:rPr>
-          <w:t>Jn 16.33</w:t>
-        </w:r>
-      </w:hyperlink>
-      <w:r>
-        <w:rPr>
-          <w:lang w:val="fr_FR" w:bidi="fr_FR"/>
-        </w:rPr>
-        <w:t xml:space="preserve"> ; </w:t>
-      </w:r>
-      <w:hyperlink r:id="rId71">
-        <w:r>
-          <w:rPr>
-            <w:lang w:val="fr_FR" w:bidi="fr_FR"/>
-          </w:rPr>
-          <w:rPr>
-            <w:color w:val="0000EE"/>
-            <w:u w:val="single"/>
-          </w:rPr>
-          <w:t>Rm 16.20</w:t>
-        </w:r>
-      </w:hyperlink>
-      <w:r>
-        <w:rPr>
-          <w:lang w:val="fr_FR" w:bidi="fr_FR"/>
-        </w:rPr>
-        <w:t xml:space="preserve"> ; </w:t>
-      </w:r>
-      <w:hyperlink r:id="rId72">
-        <w:r>
-          <w:rPr>
-            <w:lang w:val="fr_FR" w:bidi="fr_FR"/>
-          </w:rPr>
-          <w:rPr>
-            <w:color w:val="0000EE"/>
-            <w:u w:val="single"/>
-          </w:rPr>
-          <w:t>Ep 6.10–18</w:t>
-        </w:r>
-      </w:hyperlink>
+      <w:r>
+        <w:rPr>
+          <w:lang w:val="fr_FR" w:bidi="fr_FR"/>
+        </w:rPr>
+        <w:t>Mt 5.11–12</w:t>
+      </w:r>
+      <w:r>
+        <w:rPr>
+          <w:lang w:val="fr_FR" w:bidi="fr_FR"/>
+        </w:rPr>
+        <w:t xml:space="preserve"> ; </w:t>
+      </w:r>
+      <w:r>
+        <w:rPr>
+          <w:lang w:val="fr_FR" w:bidi="fr_FR"/>
+        </w:rPr>
+        <w:t>Jn 16.33</w:t>
+      </w:r>
+      <w:r>
+        <w:rPr>
+          <w:lang w:val="fr_FR" w:bidi="fr_FR"/>
+        </w:rPr>
+        <w:t xml:space="preserve"> ; </w:t>
+      </w:r>
+      <w:r>
+        <w:rPr>
+          <w:lang w:val="fr_FR" w:bidi="fr_FR"/>
+        </w:rPr>
+        <w:t>Rm 16.20</w:t>
+      </w:r>
+      <w:r>
+        <w:rPr>
+          <w:lang w:val="fr_FR" w:bidi="fr_FR"/>
+        </w:rPr>
+        <w:t xml:space="preserve"> ; </w:t>
+      </w:r>
+      <w:r>
+        <w:rPr>
+          <w:lang w:val="fr_FR" w:bidi="fr_FR"/>
+        </w:rPr>
+        <w:t>Ep 6.10–18</w:t>
+      </w:r>
       <w:r>
         <w:rPr>
           <w:lang w:val="fr_FR" w:bidi="fr_FR"/>
@@ -1615,342 +1219,228 @@
           <w:lang w:val="fr_FR" w:bidi="fr_FR"/>
         </w:rPr>
       </w:r>
-      <w:hyperlink r:id="rId73">
-        <w:r>
-          <w:rPr>
-            <w:lang w:val="fr_FR" w:bidi="fr_FR"/>
-          </w:rPr>
-          <w:rPr>
-            <w:color w:val="0000EE"/>
-            <w:u w:val="single"/>
-          </w:rPr>
-          <w:t>Genèse 39.6–20</w:t>
-        </w:r>
-      </w:hyperlink>
-      <w:r>
-        <w:rPr>
-          <w:lang w:val="fr_FR" w:bidi="fr_FR"/>
-        </w:rPr>
-        <w:t xml:space="preserve"> ; </w:t>
-      </w:r>
-      <w:hyperlink r:id="rId62">
-        <w:r>
-          <w:rPr>
-            <w:lang w:val="fr_FR" w:bidi="fr_FR"/>
-          </w:rPr>
-          <w:rPr>
-            <w:color w:val="0000EE"/>
-            <w:u w:val="single"/>
-          </w:rPr>
-          <w:t>Exode 5.1–23</w:t>
-        </w:r>
-      </w:hyperlink>
-      <w:r>
-        <w:rPr>
-          <w:lang w:val="fr_FR" w:bidi="fr_FR"/>
-        </w:rPr>
-        <w:t xml:space="preserve"> ; </w:t>
-      </w:r>
-      <w:hyperlink r:id="rId74">
-        <w:r>
-          <w:rPr>
-            <w:lang w:val="fr_FR" w:bidi="fr_FR"/>
-          </w:rPr>
-          <w:rPr>
-            <w:color w:val="0000EE"/>
-            <w:u w:val="single"/>
-          </w:rPr>
-          <w:t>18.8</w:t>
-        </w:r>
-      </w:hyperlink>
-      <w:r>
-        <w:rPr>
-          <w:lang w:val="fr_FR" w:bidi="fr_FR"/>
-        </w:rPr>
-        <w:t xml:space="preserve"> ; </w:t>
-      </w:r>
-      <w:hyperlink r:id="rId75">
-        <w:r>
-          <w:rPr>
-            <w:lang w:val="fr_FR" w:bidi="fr_FR"/>
-          </w:rPr>
-          <w:rPr>
-            <w:color w:val="0000EE"/>
-            <w:u w:val="single"/>
-          </w:rPr>
-          <w:t>1 Rois 18.3–4</w:t>
-        </w:r>
-      </w:hyperlink>
-      <w:r>
-        <w:rPr>
-          <w:lang w:val="fr_FR" w:bidi="fr_FR"/>
-        </w:rPr>
-        <w:t xml:space="preserve"> ; </w:t>
-      </w:r>
-      <w:hyperlink r:id="rId76">
-        <w:r>
-          <w:rPr>
-            <w:lang w:val="fr_FR" w:bidi="fr_FR"/>
-          </w:rPr>
-          <w:rPr>
-            <w:color w:val="0000EE"/>
-            <w:u w:val="single"/>
-          </w:rPr>
-          <w:t>19.1–10</w:t>
-        </w:r>
-      </w:hyperlink>
-      <w:r>
-        <w:rPr>
-          <w:lang w:val="fr_FR" w:bidi="fr_FR"/>
-        </w:rPr>
-        <w:t xml:space="preserve"> ; </w:t>
-      </w:r>
-      <w:hyperlink r:id="rId77">
-        <w:r>
-          <w:rPr>
-            <w:lang w:val="fr_FR" w:bidi="fr_FR"/>
-          </w:rPr>
-          <w:rPr>
-            <w:color w:val="0000EE"/>
-            <w:u w:val="single"/>
-          </w:rPr>
-          <w:t>Psaumes 6.7–8</w:t>
-        </w:r>
-      </w:hyperlink>
-      <w:r>
-        <w:rPr>
-          <w:lang w:val="fr_FR" w:bidi="fr_FR"/>
-        </w:rPr>
-        <w:t xml:space="preserve"> ; </w:t>
-      </w:r>
-      <w:hyperlink r:id="rId78">
-        <w:r>
-          <w:rPr>
-            <w:lang w:val="fr_FR" w:bidi="fr_FR"/>
-          </w:rPr>
-          <w:rPr>
-            <w:color w:val="0000EE"/>
-            <w:u w:val="single"/>
-          </w:rPr>
-          <w:t>22.12–19</w:t>
-        </w:r>
-      </w:hyperlink>
-      <w:r>
-        <w:rPr>
-          <w:lang w:val="fr_FR" w:bidi="fr_FR"/>
-        </w:rPr>
-        <w:t xml:space="preserve"> ; </w:t>
-      </w:r>
-      <w:hyperlink r:id="rId69">
-        <w:r>
-          <w:rPr>
-            <w:lang w:val="fr_FR" w:bidi="fr_FR"/>
-          </w:rPr>
-          <w:rPr>
-            <w:color w:val="0000EE"/>
-            <w:u w:val="single"/>
-          </w:rPr>
-          <w:t>Matthieu 5.11–12</w:t>
-        </w:r>
-      </w:hyperlink>
-      <w:r>
-        <w:rPr>
-          <w:lang w:val="fr_FR" w:bidi="fr_FR"/>
-        </w:rPr>
-        <w:t xml:space="preserve"> ; </w:t>
-      </w:r>
-      <w:hyperlink r:id="rId61">
-        <w:r>
-          <w:rPr>
-            <w:lang w:val="fr_FR" w:bidi="fr_FR"/>
-          </w:rPr>
-          <w:rPr>
-            <w:color w:val="0000EE"/>
-            <w:u w:val="single"/>
-          </w:rPr>
-          <w:t>Marc 8.34</w:t>
-        </w:r>
-      </w:hyperlink>
-      <w:r>
-        <w:rPr>
-          <w:lang w:val="fr_FR" w:bidi="fr_FR"/>
-        </w:rPr>
-        <w:t xml:space="preserve"> ; </w:t>
-      </w:r>
-      <w:hyperlink r:id="rId79">
-        <w:r>
-          <w:rPr>
-            <w:lang w:val="fr_FR" w:bidi="fr_FR"/>
-          </w:rPr>
-          <w:rPr>
-            <w:color w:val="0000EE"/>
-            <w:u w:val="single"/>
-          </w:rPr>
-          <w:t>Jean 15.20</w:t>
-        </w:r>
-      </w:hyperlink>
-      <w:r>
-        <w:rPr>
-          <w:lang w:val="fr_FR" w:bidi="fr_FR"/>
-        </w:rPr>
-        <w:t xml:space="preserve"> ; </w:t>
-      </w:r>
-      <w:hyperlink r:id="rId70">
-        <w:r>
-          <w:rPr>
-            <w:lang w:val="fr_FR" w:bidi="fr_FR"/>
-          </w:rPr>
-          <w:rPr>
-            <w:color w:val="0000EE"/>
-            <w:u w:val="single"/>
-          </w:rPr>
-          <w:t>16.33</w:t>
-        </w:r>
-      </w:hyperlink>
-      <w:r>
-        <w:rPr>
-          <w:lang w:val="fr_FR" w:bidi="fr_FR"/>
-        </w:rPr>
-        <w:t xml:space="preserve"> ; </w:t>
-      </w:r>
-      <w:hyperlink r:id="rId71">
-        <w:r>
-          <w:rPr>
-            <w:lang w:val="fr_FR" w:bidi="fr_FR"/>
-          </w:rPr>
-          <w:rPr>
-            <w:color w:val="0000EE"/>
-            <w:u w:val="single"/>
-          </w:rPr>
-          <w:t>Romains 16.20</w:t>
-        </w:r>
-      </w:hyperlink>
-      <w:r>
-        <w:rPr>
-          <w:lang w:val="fr_FR" w:bidi="fr_FR"/>
-        </w:rPr>
-        <w:t xml:space="preserve"> ; </w:t>
-      </w:r>
-      <w:hyperlink r:id="rId80">
-        <w:r>
-          <w:rPr>
-            <w:lang w:val="fr_FR" w:bidi="fr_FR"/>
-          </w:rPr>
-          <w:rPr>
-            <w:color w:val="0000EE"/>
-            <w:u w:val="single"/>
-          </w:rPr>
-          <w:t>2 Corinthiens 11.23–29</w:t>
-        </w:r>
-      </w:hyperlink>
-      <w:r>
-        <w:rPr>
-          <w:lang w:val="fr_FR" w:bidi="fr_FR"/>
-        </w:rPr>
-        <w:t xml:space="preserve"> ; </w:t>
-      </w:r>
-      <w:hyperlink r:id="rId72">
-        <w:r>
-          <w:rPr>
-            <w:lang w:val="fr_FR" w:bidi="fr_FR"/>
-          </w:rPr>
-          <w:rPr>
-            <w:color w:val="0000EE"/>
-            <w:u w:val="single"/>
-          </w:rPr>
-          <w:t>Éphésiens 6.10–18</w:t>
-        </w:r>
-      </w:hyperlink>
-      <w:r>
-        <w:rPr>
-          <w:lang w:val="fr_FR" w:bidi="fr_FR"/>
-        </w:rPr>
-        <w:t xml:space="preserve"> ; </w:t>
-      </w:r>
-      <w:hyperlink r:id="rId81">
-        <w:r>
-          <w:rPr>
-            <w:lang w:val="fr_FR" w:bidi="fr_FR"/>
-          </w:rPr>
-          <w:rPr>
-            <w:color w:val="0000EE"/>
-            <w:u w:val="single"/>
-          </w:rPr>
-          <w:t>2 Timothée 3.12</w:t>
-        </w:r>
-      </w:hyperlink>
-      <w:r>
-        <w:rPr>
-          <w:lang w:val="fr_FR" w:bidi="fr_FR"/>
-        </w:rPr>
-        <w:t xml:space="preserve"> ; </w:t>
-      </w:r>
-      <w:hyperlink r:id="rId82">
-        <w:r>
-          <w:rPr>
-            <w:lang w:val="fr_FR" w:bidi="fr_FR"/>
-          </w:rPr>
-          <w:rPr>
-            <w:color w:val="0000EE"/>
-            <w:u w:val="single"/>
-          </w:rPr>
-          <w:t>Hébreux 10.32–36</w:t>
-        </w:r>
-      </w:hyperlink>
-      <w:r>
-        <w:rPr>
-          <w:lang w:val="fr_FR" w:bidi="fr_FR"/>
-        </w:rPr>
-        <w:t xml:space="preserve"> ; </w:t>
-      </w:r>
-      <w:hyperlink r:id="rId83">
-        <w:r>
-          <w:rPr>
-            <w:lang w:val="fr_FR" w:bidi="fr_FR"/>
-          </w:rPr>
-          <w:rPr>
-            <w:color w:val="0000EE"/>
-            <w:u w:val="single"/>
-          </w:rPr>
-          <w:t>1 Pierre 1.6–7</w:t>
-        </w:r>
-      </w:hyperlink>
-      <w:r>
-        <w:rPr>
-          <w:lang w:val="fr_FR" w:bidi="fr_FR"/>
-        </w:rPr>
-        <w:t xml:space="preserve"> ; </w:t>
-      </w:r>
-      <w:hyperlink r:id="rId84">
-        <w:r>
-          <w:rPr>
-            <w:lang w:val="fr_FR" w:bidi="fr_FR"/>
-          </w:rPr>
-          <w:rPr>
-            <w:color w:val="0000EE"/>
-            <w:u w:val="single"/>
-          </w:rPr>
-          <w:t>3.9–17</w:t>
-        </w:r>
-      </w:hyperlink>
-      <w:r>
-        <w:rPr>
-          <w:lang w:val="fr_FR" w:bidi="fr_FR"/>
-        </w:rPr>
-        <w:t xml:space="preserve"> ; </w:t>
-      </w:r>
-      <w:hyperlink r:id="rId85">
-        <w:r>
-          <w:rPr>
-            <w:lang w:val="fr_FR" w:bidi="fr_FR"/>
-          </w:rPr>
-          <w:rPr>
-            <w:color w:val="0000EE"/>
-            <w:u w:val="single"/>
-          </w:rPr>
-          <w:t>4.12–19</w:t>
-        </w:r>
-      </w:hyperlink>
+      <w:r>
+        <w:rPr>
+          <w:lang w:val="fr_FR" w:bidi="fr_FR"/>
+        </w:rPr>
+        <w:t>Genèse 39.6–20</w:t>
+      </w:r>
+      <w:r>
+        <w:rPr>
+          <w:lang w:val="fr_FR" w:bidi="fr_FR"/>
+        </w:rPr>
+        <w:t xml:space="preserve"> ; </w:t>
+      </w:r>
+      <w:r>
+        <w:rPr>
+          <w:lang w:val="fr_FR" w:bidi="fr_FR"/>
+        </w:rPr>
+        <w:t>Exode 5.1–23</w:t>
+      </w:r>
+      <w:r>
+        <w:rPr>
+          <w:lang w:val="fr_FR" w:bidi="fr_FR"/>
+        </w:rPr>
+        <w:t xml:space="preserve"> ; </w:t>
+      </w:r>
+      <w:r>
+        <w:rPr>
+          <w:lang w:val="fr_FR" w:bidi="fr_FR"/>
+        </w:rPr>
+        <w:t>18.8</w:t>
+      </w:r>
+      <w:r>
+        <w:rPr>
+          <w:lang w:val="fr_FR" w:bidi="fr_FR"/>
+        </w:rPr>
+        <w:t xml:space="preserve"> ; </w:t>
+      </w:r>
+      <w:r>
+        <w:rPr>
+          <w:lang w:val="fr_FR" w:bidi="fr_FR"/>
+        </w:rPr>
+        <w:t>1 Rois 18.3–4</w:t>
+      </w:r>
+      <w:r>
+        <w:rPr>
+          <w:lang w:val="fr_FR" w:bidi="fr_FR"/>
+        </w:rPr>
+        <w:t xml:space="preserve"> ; </w:t>
+      </w:r>
+      <w:r>
+        <w:rPr>
+          <w:lang w:val="fr_FR" w:bidi="fr_FR"/>
+        </w:rPr>
+        <w:t>19.1–10</w:t>
+      </w:r>
+      <w:r>
+        <w:rPr>
+          <w:lang w:val="fr_FR" w:bidi="fr_FR"/>
+        </w:rPr>
+        <w:t xml:space="preserve"> ; </w:t>
+      </w:r>
+      <w:r>
+        <w:rPr>
+          <w:lang w:val="fr_FR" w:bidi="fr_FR"/>
+        </w:rPr>
+        <w:t>Psaumes 6.7–8</w:t>
+      </w:r>
+      <w:r>
+        <w:rPr>
+          <w:lang w:val="fr_FR" w:bidi="fr_FR"/>
+        </w:rPr>
+        <w:t xml:space="preserve"> ; </w:t>
+      </w:r>
+      <w:r>
+        <w:rPr>
+          <w:lang w:val="fr_FR" w:bidi="fr_FR"/>
+        </w:rPr>
+        <w:t>22.12–19</w:t>
+      </w:r>
+      <w:r>
+        <w:rPr>
+          <w:lang w:val="fr_FR" w:bidi="fr_FR"/>
+        </w:rPr>
+        <w:t xml:space="preserve"> ; </w:t>
+      </w:r>
+      <w:r>
+        <w:rPr>
+          <w:lang w:val="fr_FR" w:bidi="fr_FR"/>
+        </w:rPr>
+        <w:t>Matthieu 5.11–12</w:t>
+      </w:r>
+      <w:r>
+        <w:rPr>
+          <w:lang w:val="fr_FR" w:bidi="fr_FR"/>
+        </w:rPr>
+        <w:t xml:space="preserve"> ; </w:t>
+      </w:r>
+      <w:r>
+        <w:rPr>
+          <w:lang w:val="fr_FR" w:bidi="fr_FR"/>
+        </w:rPr>
+        <w:t>Marc 8.34</w:t>
+      </w:r>
+      <w:r>
+        <w:rPr>
+          <w:lang w:val="fr_FR" w:bidi="fr_FR"/>
+        </w:rPr>
+        <w:t xml:space="preserve"> ; </w:t>
+      </w:r>
+      <w:r>
+        <w:rPr>
+          <w:lang w:val="fr_FR" w:bidi="fr_FR"/>
+        </w:rPr>
+        <w:t>Jean 15.20</w:t>
+      </w:r>
+      <w:r>
+        <w:rPr>
+          <w:lang w:val="fr_FR" w:bidi="fr_FR"/>
+        </w:rPr>
+        <w:t xml:space="preserve"> ; </w:t>
+      </w:r>
+      <w:r>
+        <w:rPr>
+          <w:lang w:val="fr_FR" w:bidi="fr_FR"/>
+        </w:rPr>
+        <w:t>16.33</w:t>
+      </w:r>
+      <w:r>
+        <w:rPr>
+          <w:lang w:val="fr_FR" w:bidi="fr_FR"/>
+        </w:rPr>
+        <w:t xml:space="preserve"> ; </w:t>
+      </w:r>
+      <w:r>
+        <w:rPr>
+          <w:lang w:val="fr_FR" w:bidi="fr_FR"/>
+        </w:rPr>
+        <w:t>Romains 16.20</w:t>
+      </w:r>
+      <w:r>
+        <w:rPr>
+          <w:lang w:val="fr_FR" w:bidi="fr_FR"/>
+        </w:rPr>
+        <w:t xml:space="preserve"> ; </w:t>
+      </w:r>
+      <w:r>
+        <w:rPr>
+          <w:lang w:val="fr_FR" w:bidi="fr_FR"/>
+        </w:rPr>
+        <w:t>2 Corinthiens 11.23–29</w:t>
+      </w:r>
+      <w:r>
+        <w:rPr>
+          <w:lang w:val="fr_FR" w:bidi="fr_FR"/>
+        </w:rPr>
+        <w:t xml:space="preserve"> ; </w:t>
+      </w:r>
+      <w:r>
+        <w:rPr>
+          <w:lang w:val="fr_FR" w:bidi="fr_FR"/>
+        </w:rPr>
+        <w:t>Éphésiens 6.10–18</w:t>
+      </w:r>
+      <w:r>
+        <w:rPr>
+          <w:lang w:val="fr_FR" w:bidi="fr_FR"/>
+        </w:rPr>
+        <w:t xml:space="preserve"> ; </w:t>
+      </w:r>
+      <w:r>
+        <w:rPr>
+          <w:lang w:val="fr_FR" w:bidi="fr_FR"/>
+        </w:rPr>
+        <w:t>2 Timothée 3.12</w:t>
+      </w:r>
+      <w:r>
+        <w:rPr>
+          <w:lang w:val="fr_FR" w:bidi="fr_FR"/>
+        </w:rPr>
+        <w:t xml:space="preserve"> ; </w:t>
+      </w:r>
+      <w:r>
+        <w:rPr>
+          <w:lang w:val="fr_FR" w:bidi="fr_FR"/>
+        </w:rPr>
+        <w:t>Hébreux 10.32–36</w:t>
+      </w:r>
+      <w:r>
+        <w:rPr>
+          <w:lang w:val="fr_FR" w:bidi="fr_FR"/>
+        </w:rPr>
+        <w:t xml:space="preserve"> ; </w:t>
+      </w:r>
+      <w:r>
+        <w:rPr>
+          <w:lang w:val="fr_FR" w:bidi="fr_FR"/>
+        </w:rPr>
+        <w:t>1 Pierre 1.6–7</w:t>
+      </w:r>
+      <w:r>
+        <w:rPr>
+          <w:lang w:val="fr_FR" w:bidi="fr_FR"/>
+        </w:rPr>
+        <w:t xml:space="preserve"> ; </w:t>
+      </w:r>
+      <w:r>
+        <w:rPr>
+          <w:lang w:val="fr_FR" w:bidi="fr_FR"/>
+        </w:rPr>
+        <w:t>3.9–17</w:t>
+      </w:r>
+      <w:r>
+        <w:rPr>
+          <w:lang w:val="fr_FR" w:bidi="fr_FR"/>
+        </w:rPr>
+        <w:t xml:space="preserve"> ; </w:t>
+      </w:r>
+      <w:r>
+        <w:rPr>
+          <w:lang w:val="fr_FR" w:bidi="fr_FR"/>
+        </w:rPr>
+        <w:t>4.12–19</w:t>
+      </w:r>
       <w:r>
         <w:rPr>
           <w:lang w:val="fr_FR" w:bidi="fr_FR"/>
@@ -1999,18 +1489,12 @@
         </w:rPr>
         <w:t>L'enseignement de la Bible démontre que rien n'échappe à la souveraineté de Dieu. Il n'approuve pas tout ce qui arrive dans le monde, mais rien de ce qui arrive n'échappe à son contrôle. Rien n'empêchera son plan pour l'humanité de se réaliser. Même le méchant fait partie de son plan. Si Dieu ne montrait pas de patience et de miséricorde envers les méchants, nul ne serait sauvé (</w:t>
       </w:r>
-      <w:hyperlink r:id="rId86">
-        <w:r>
-          <w:rPr>
-            <w:lang w:val="fr_FR" w:bidi="fr_FR"/>
-          </w:rPr>
-          <w:rPr>
-            <w:color w:val="0000EE"/>
-            <w:u w:val="single"/>
-          </w:rPr>
-          <w:t>Mt 5.45).</w:t>
-        </w:r>
-      </w:hyperlink>
+      <w:r>
+        <w:rPr>
+          <w:lang w:val="fr_FR" w:bidi="fr_FR"/>
+        </w:rPr>
+        <w:t>Mt 5.45).</w:t>
+      </w:r>
     </w:p>
     <w:p>
       <w:pPr/>
@@ -2025,72 +1509,48 @@
         </w:rPr>
         <w:t xml:space="preserve">Dieu n'est pas responsable de nos péchés. Ils proviennent de nos propres désirs. Nous en sommes donc responsables. Les Écritures montrent que chacun peut choisir de suivre Dieu ou le rejeter (voir, p. ex. </w:t>
       </w:r>
-      <w:hyperlink r:id="rId87">
-        <w:r>
-          <w:rPr>
-            <w:lang w:val="fr_FR" w:bidi="fr_FR"/>
-          </w:rPr>
-          <w:rPr>
-            <w:color w:val="0000EE"/>
-            <w:u w:val="single"/>
-          </w:rPr>
-          <w:t>Dt 30.1–20</w:t>
-        </w:r>
-      </w:hyperlink>
-      <w:r>
-        <w:rPr>
-          <w:lang w:val="fr_FR" w:bidi="fr_FR"/>
-        </w:rPr>
-        <w:t xml:space="preserve"> ; </w:t>
-      </w:r>
-      <w:hyperlink r:id="rId88">
-        <w:r>
-          <w:rPr>
-            <w:lang w:val="fr_FR" w:bidi="fr_FR"/>
-          </w:rPr>
-          <w:rPr>
-            <w:color w:val="0000EE"/>
-            <w:u w:val="single"/>
-          </w:rPr>
-          <w:t>Jos 24.15</w:t>
-        </w:r>
-      </w:hyperlink>
-      <w:r>
-        <w:rPr>
-          <w:lang w:val="fr_FR" w:bidi="fr_FR"/>
-        </w:rPr>
-        <w:t xml:space="preserve"> ; </w:t>
-      </w:r>
-      <w:hyperlink r:id="rId89">
-        <w:r>
-          <w:rPr>
-            <w:lang w:val="fr_FR" w:bidi="fr_FR"/>
-          </w:rPr>
-          <w:rPr>
-            <w:color w:val="0000EE"/>
-            <w:u w:val="single"/>
-          </w:rPr>
-          <w:t>Jn 1.12</w:t>
-        </w:r>
-      </w:hyperlink>
-      <w:r>
-        <w:rPr>
-          <w:lang w:val="fr_FR" w:bidi="fr_FR"/>
-        </w:rPr>
-        <w:t xml:space="preserve"> ; </w:t>
-      </w:r>
-      <w:hyperlink r:id="rId90">
-        <w:r>
-          <w:rPr>
-            <w:lang w:val="fr_FR" w:bidi="fr_FR"/>
-          </w:rPr>
-          <w:rPr>
-            <w:color w:val="0000EE"/>
-            <w:u w:val="single"/>
-          </w:rPr>
-          <w:t>Rm 10.9–13</w:t>
-        </w:r>
-      </w:hyperlink>
+      <w:r>
+        <w:rPr>
+          <w:lang w:val="fr_FR" w:bidi="fr_FR"/>
+        </w:rPr>
+        <w:t>Dt 30.1–20</w:t>
+      </w:r>
+      <w:r>
+        <w:rPr>
+          <w:lang w:val="fr_FR" w:bidi="fr_FR"/>
+        </w:rPr>
+        <w:t xml:space="preserve"> ; </w:t>
+      </w:r>
+      <w:r>
+        <w:rPr>
+          <w:lang w:val="fr_FR" w:bidi="fr_FR"/>
+        </w:rPr>
+        <w:t>Jos 24.15</w:t>
+      </w:r>
+      <w:r>
+        <w:rPr>
+          <w:lang w:val="fr_FR" w:bidi="fr_FR"/>
+        </w:rPr>
+        <w:t xml:space="preserve"> ; </w:t>
+      </w:r>
+      <w:r>
+        <w:rPr>
+          <w:lang w:val="fr_FR" w:bidi="fr_FR"/>
+        </w:rPr>
+        <w:t>Jn 1.12</w:t>
+      </w:r>
+      <w:r>
+        <w:rPr>
+          <w:lang w:val="fr_FR" w:bidi="fr_FR"/>
+        </w:rPr>
+        <w:t xml:space="preserve"> ; </w:t>
+      </w:r>
+      <w:r>
+        <w:rPr>
+          <w:lang w:val="fr_FR" w:bidi="fr_FR"/>
+        </w:rPr>
+        <w:t>Rm 10.9–13</w:t>
+      </w:r>
       <w:r>
         <w:rPr>
           <w:lang w:val="fr_FR" w:bidi="fr_FR"/>
@@ -2111,18 +1571,12 @@
         </w:rPr>
         <w:t xml:space="preserve">Dans </w:t>
       </w:r>
-      <w:hyperlink r:id="rId91">
-        <w:r>
-          <w:rPr>
-            <w:lang w:val="fr_FR" w:bidi="fr_FR"/>
-          </w:rPr>
-          <w:rPr>
-            <w:color w:val="0000EE"/>
-            <w:u w:val="single"/>
-          </w:rPr>
-          <w:t>1 Rois 22.19–22</w:t>
-        </w:r>
-      </w:hyperlink>
+      <w:r>
+        <w:rPr>
+          <w:lang w:val="fr_FR" w:bidi="fr_FR"/>
+        </w:rPr>
+        <w:t>1 Rois 22.19–22</w:t>
+      </w:r>
       <w:r>
         <w:rPr>
           <w:lang w:val="fr_FR" w:bidi="fr_FR"/>
@@ -2143,36 +1597,24 @@
         </w:rPr>
         <w:t xml:space="preserve">Les pécheurs ont menti parce qu'ils voulaient mentir et le roi les a écoutés parce qu'il voulait écouter leurs mensonges. La Bible montre que Dieu livre au mensonge ceux qui veulent y croire (voir </w:t>
       </w:r>
-      <w:hyperlink r:id="rId92">
-        <w:r>
-          <w:rPr>
-            <w:lang w:val="fr_FR" w:bidi="fr_FR"/>
-          </w:rPr>
-          <w:rPr>
-            <w:color w:val="0000EE"/>
-            <w:u w:val="single"/>
-          </w:rPr>
-          <w:t>2Th 2.11–12</w:t>
-        </w:r>
-      </w:hyperlink>
-      <w:r>
-        <w:rPr>
-          <w:lang w:val="fr_FR" w:bidi="fr_FR"/>
-        </w:rPr>
-        <w:t xml:space="preserve"> ; </w:t>
-      </w:r>
-      <w:hyperlink r:id="rId93">
-        <w:r>
-          <w:rPr>
-            <w:lang w:val="fr_FR" w:bidi="fr_FR"/>
-          </w:rPr>
-          <w:rPr>
-            <w:color w:val="0000EE"/>
-            <w:u w:val="single"/>
-          </w:rPr>
-          <w:t>Rm 1.18–25</w:t>
-        </w:r>
-      </w:hyperlink>
+      <w:r>
+        <w:rPr>
+          <w:lang w:val="fr_FR" w:bidi="fr_FR"/>
+        </w:rPr>
+        <w:t>2Th 2.11–12</w:t>
+      </w:r>
+      <w:r>
+        <w:rPr>
+          <w:lang w:val="fr_FR" w:bidi="fr_FR"/>
+        </w:rPr>
+        <w:t xml:space="preserve"> ; </w:t>
+      </w:r>
+      <w:r>
+        <w:rPr>
+          <w:lang w:val="fr_FR" w:bidi="fr_FR"/>
+        </w:rPr>
+        <w:t>Rm 1.18–25</w:t>
+      </w:r>
       <w:r>
         <w:rPr>
           <w:lang w:val="fr_FR" w:bidi="fr_FR"/>
@@ -2193,54 +1635,36 @@
         </w:rPr>
         <w:t xml:space="preserve">Ce qui est étonnant, ce n'est pas que Dieu livre des pécheurs aux mensonges qu'ils veulent croire, mais qu'il sauve des pécheurs. Son Esprit parle à la conscience de tous. Il veut que tous les êtres humains viennent à la connaissance de la vérité et soient sauvés. Son Esprit aide les cœurs à changer et vouloir faire le bien (voir </w:t>
       </w:r>
-      <w:hyperlink r:id="rId94">
-        <w:r>
-          <w:rPr>
-            <w:lang w:val="fr_FR" w:bidi="fr_FR"/>
-          </w:rPr>
-          <w:rPr>
-            <w:color w:val="0000EE"/>
-            <w:u w:val="single"/>
-          </w:rPr>
-          <w:t>Ez 36.25–26</w:t>
-        </w:r>
-      </w:hyperlink>
-      <w:r>
-        <w:rPr>
-          <w:lang w:val="fr_FR" w:bidi="fr_FR"/>
-        </w:rPr>
-        <w:t xml:space="preserve"> ; </w:t>
-      </w:r>
-      <w:hyperlink r:id="rId95">
-        <w:r>
-          <w:rPr>
-            <w:lang w:val="fr_FR" w:bidi="fr_FR"/>
-          </w:rPr>
-          <w:rPr>
-            <w:color w:val="0000EE"/>
-            <w:u w:val="single"/>
-          </w:rPr>
-          <w:t>Rm 8.1–11</w:t>
-        </w:r>
-      </w:hyperlink>
-      <w:r>
-        <w:rPr>
-          <w:lang w:val="fr_FR" w:bidi="fr_FR"/>
-        </w:rPr>
-        <w:t xml:space="preserve"> ; </w:t>
-      </w:r>
-      <w:hyperlink r:id="rId96">
-        <w:r>
-          <w:rPr>
-            <w:lang w:val="fr_FR" w:bidi="fr_FR"/>
-          </w:rPr>
-          <w:rPr>
-            <w:color w:val="0000EE"/>
-            <w:u w:val="single"/>
-          </w:rPr>
-          <w:t>Ep 2.10</w:t>
-        </w:r>
-      </w:hyperlink>
+      <w:r>
+        <w:rPr>
+          <w:lang w:val="fr_FR" w:bidi="fr_FR"/>
+        </w:rPr>
+        <w:t>Ez 36.25–26</w:t>
+      </w:r>
+      <w:r>
+        <w:rPr>
+          <w:lang w:val="fr_FR" w:bidi="fr_FR"/>
+        </w:rPr>
+        <w:t xml:space="preserve"> ; </w:t>
+      </w:r>
+      <w:r>
+        <w:rPr>
+          <w:lang w:val="fr_FR" w:bidi="fr_FR"/>
+        </w:rPr>
+        <w:t>Rm 8.1–11</w:t>
+      </w:r>
+      <w:r>
+        <w:rPr>
+          <w:lang w:val="fr_FR" w:bidi="fr_FR"/>
+        </w:rPr>
+        <w:t xml:space="preserve"> ; </w:t>
+      </w:r>
+      <w:r>
+        <w:rPr>
+          <w:lang w:val="fr_FR" w:bidi="fr_FR"/>
+        </w:rPr>
+        <w:t>Ep 2.10</w:t>
+      </w:r>
       <w:r>
         <w:rPr>
           <w:lang w:val="fr_FR" w:bidi="fr_FR"/>
@@ -2261,18 +1685,12 @@
         </w:rPr>
         <w:t xml:space="preserve">Dans </w:t>
       </w:r>
-      <w:hyperlink r:id="rId97">
-        <w:r>
-          <w:rPr>
-            <w:lang w:val="fr_FR" w:bidi="fr_FR"/>
-          </w:rPr>
-          <w:rPr>
-            <w:color w:val="0000EE"/>
-            <w:u w:val="single"/>
-          </w:rPr>
-          <w:t>Ézéchiel 14.9–11,</w:t>
-        </w:r>
-      </w:hyperlink>
+      <w:r>
+        <w:rPr>
+          <w:lang w:val="fr_FR" w:bidi="fr_FR"/>
+        </w:rPr>
+        <w:t>Ézéchiel 14.9–11,</w:t>
+      </w:r>
       <w:r>
         <w:rPr>
           <w:lang w:val="fr_FR" w:bidi="fr_FR"/>
@@ -2302,414 +1720,276 @@
           <w:lang w:val="fr_FR" w:bidi="fr_FR"/>
         </w:rPr>
       </w:r>
-      <w:hyperlink r:id="rId98">
-        <w:r>
-          <w:rPr>
-            <w:lang w:val="fr_FR" w:bidi="fr_FR"/>
-          </w:rPr>
-          <w:rPr>
-            <w:color w:val="0000EE"/>
-            <w:u w:val="single"/>
-          </w:rPr>
-          <w:t>1 Samuel 2.6–7</w:t>
-        </w:r>
-      </w:hyperlink>
-      <w:r>
-        <w:rPr>
-          <w:lang w:val="fr_FR" w:bidi="fr_FR"/>
-        </w:rPr>
-        <w:t xml:space="preserve"> ; </w:t>
-      </w:r>
-      <w:hyperlink r:id="rId91">
-        <w:r>
-          <w:rPr>
-            <w:lang w:val="fr_FR" w:bidi="fr_FR"/>
-          </w:rPr>
-          <w:rPr>
-            <w:color w:val="0000EE"/>
-            <w:u w:val="single"/>
-          </w:rPr>
-          <w:t>1 Rois 22.19–22</w:t>
-        </w:r>
-      </w:hyperlink>
-      <w:r>
-        <w:rPr>
-          <w:lang w:val="fr_FR" w:bidi="fr_FR"/>
-        </w:rPr>
-        <w:t xml:space="preserve"> ; </w:t>
-      </w:r>
-      <w:hyperlink r:id="rId99">
-        <w:r>
-          <w:rPr>
-            <w:lang w:val="fr_FR" w:bidi="fr_FR"/>
-          </w:rPr>
-          <w:rPr>
-            <w:color w:val="0000EE"/>
-            <w:u w:val="single"/>
-          </w:rPr>
-          <w:t>2 Chroniques 20.6</w:t>
-        </w:r>
-      </w:hyperlink>
-      <w:r>
-        <w:rPr>
-          <w:lang w:val="fr_FR" w:bidi="fr_FR"/>
-        </w:rPr>
-        <w:t xml:space="preserve"> ; </w:t>
-      </w:r>
-      <w:hyperlink r:id="rId100">
-        <w:r>
-          <w:rPr>
-            <w:lang w:val="fr_FR" w:bidi="fr_FR"/>
-          </w:rPr>
-          <w:rPr>
-            <w:color w:val="0000EE"/>
-            <w:u w:val="single"/>
-          </w:rPr>
-          <w:t>Job 1.8–12</w:t>
-        </w:r>
-      </w:hyperlink>
-      <w:r>
-        <w:rPr>
-          <w:lang w:val="fr_FR" w:bidi="fr_FR"/>
-        </w:rPr>
-        <w:t xml:space="preserve"> ; </w:t>
-      </w:r>
-      <w:hyperlink r:id="rId101">
-        <w:r>
-          <w:rPr>
-            <w:lang w:val="fr_FR" w:bidi="fr_FR"/>
-          </w:rPr>
-          <w:rPr>
-            <w:color w:val="0000EE"/>
-            <w:u w:val="single"/>
-          </w:rPr>
-          <w:t>2.2–6</w:t>
-        </w:r>
-      </w:hyperlink>
-      <w:r>
-        <w:rPr>
-          <w:lang w:val="fr_FR" w:bidi="fr_FR"/>
-        </w:rPr>
-        <w:t xml:space="preserve"> ; </w:t>
-      </w:r>
-      <w:hyperlink r:id="rId102">
-        <w:r>
-          <w:rPr>
-            <w:lang w:val="fr_FR" w:bidi="fr_FR"/>
-          </w:rPr>
-          <w:rPr>
-            <w:color w:val="0000EE"/>
-            <w:u w:val="single"/>
-          </w:rPr>
-          <w:t>Psaumes 115.3</w:t>
-        </w:r>
-      </w:hyperlink>
-      <w:r>
-        <w:rPr>
-          <w:lang w:val="fr_FR" w:bidi="fr_FR"/>
-        </w:rPr>
-        <w:t xml:space="preserve"> ; </w:t>
-      </w:r>
-      <w:hyperlink r:id="rId103">
-        <w:r>
-          <w:rPr>
-            <w:lang w:val="fr_FR" w:bidi="fr_FR"/>
-          </w:rPr>
-          <w:rPr>
-            <w:color w:val="0000EE"/>
-            <w:u w:val="single"/>
-          </w:rPr>
-          <w:t>135.6–14</w:t>
-        </w:r>
-      </w:hyperlink>
-      <w:r>
-        <w:rPr>
-          <w:lang w:val="fr_FR" w:bidi="fr_FR"/>
-        </w:rPr>
-        <w:t xml:space="preserve"> ; </w:t>
-      </w:r>
-      <w:hyperlink r:id="rId104">
-        <w:r>
-          <w:rPr>
-            <w:lang w:val="fr_FR" w:bidi="fr_FR"/>
-          </w:rPr>
-          <w:rPr>
-            <w:color w:val="0000EE"/>
-            <w:u w:val="single"/>
-          </w:rPr>
-          <w:t>Ésaïe 45.6–7</w:t>
-        </w:r>
-      </w:hyperlink>
-      <w:r>
-        <w:rPr>
-          <w:lang w:val="fr_FR" w:bidi="fr_FR"/>
-        </w:rPr>
-        <w:t xml:space="preserve"> ; </w:t>
-      </w:r>
-      <w:hyperlink r:id="rId105">
-        <w:r>
-          <w:rPr>
-            <w:lang w:val="fr_FR" w:bidi="fr_FR"/>
-          </w:rPr>
-          <w:rPr>
-            <w:color w:val="0000EE"/>
-            <w:u w:val="single"/>
-          </w:rPr>
-          <w:t>Lamentations 3.37–40</w:t>
-        </w:r>
-      </w:hyperlink>
-      <w:r>
-        <w:rPr>
-          <w:lang w:val="fr_FR" w:bidi="fr_FR"/>
-        </w:rPr>
-        <w:t xml:space="preserve"> ; </w:t>
-      </w:r>
-      <w:hyperlink r:id="rId97">
-        <w:r>
-          <w:rPr>
-            <w:lang w:val="fr_FR" w:bidi="fr_FR"/>
-          </w:rPr>
-          <w:rPr>
-            <w:color w:val="0000EE"/>
-            <w:u w:val="single"/>
-          </w:rPr>
-          <w:t>Ézéchiel 14.9–11</w:t>
-        </w:r>
-      </w:hyperlink>
-      <w:r>
-        <w:rPr>
-          <w:lang w:val="fr_FR" w:bidi="fr_FR"/>
-        </w:rPr>
-        <w:t xml:space="preserve"> ; </w:t>
-      </w:r>
-      <w:hyperlink r:id="rId106">
-        <w:r>
-          <w:rPr>
-            <w:lang w:val="fr_FR" w:bidi="fr_FR"/>
-          </w:rPr>
-          <w:rPr>
-            <w:color w:val="0000EE"/>
-            <w:u w:val="single"/>
-          </w:rPr>
-          <w:t>17.24</w:t>
-        </w:r>
-      </w:hyperlink>
-      <w:r>
-        <w:rPr>
-          <w:lang w:val="fr_FR" w:bidi="fr_FR"/>
-        </w:rPr>
-        <w:t xml:space="preserve"> ; </w:t>
-      </w:r>
-      <w:hyperlink r:id="rId94">
-        <w:r>
-          <w:rPr>
-            <w:lang w:val="fr_FR" w:bidi="fr_FR"/>
-          </w:rPr>
-          <w:rPr>
-            <w:color w:val="0000EE"/>
-            <w:u w:val="single"/>
-          </w:rPr>
-          <w:t>36.25–26</w:t>
-        </w:r>
-      </w:hyperlink>
-      <w:r>
-        <w:rPr>
-          <w:lang w:val="fr_FR" w:bidi="fr_FR"/>
-        </w:rPr>
-        <w:t xml:space="preserve"> ; </w:t>
-      </w:r>
-      <w:hyperlink r:id="rId107">
-        <w:r>
-          <w:rPr>
-            <w:lang w:val="fr_FR" w:bidi="fr_FR"/>
-          </w:rPr>
-          <w:rPr>
-            <w:color w:val="0000EE"/>
-            <w:u w:val="single"/>
-          </w:rPr>
-          <w:t>Daniel 2.20–22</w:t>
-        </w:r>
-      </w:hyperlink>
-      <w:r>
-        <w:rPr>
-          <w:lang w:val="fr_FR" w:bidi="fr_FR"/>
-        </w:rPr>
-        <w:t xml:space="preserve"> ; </w:t>
-      </w:r>
-      <w:hyperlink r:id="rId108">
-        <w:r>
-          <w:rPr>
-            <w:lang w:val="fr_FR" w:bidi="fr_FR"/>
-          </w:rPr>
-          <w:rPr>
-            <w:color w:val="0000EE"/>
-            <w:u w:val="single"/>
-          </w:rPr>
-          <w:t>Amos 3.6</w:t>
-        </w:r>
-      </w:hyperlink>
-      <w:r>
-        <w:rPr>
-          <w:lang w:val="fr_FR" w:bidi="fr_FR"/>
-        </w:rPr>
-        <w:t xml:space="preserve"> ; </w:t>
-      </w:r>
-      <w:hyperlink r:id="rId109">
-        <w:r>
-          <w:rPr>
-            <w:lang w:val="fr_FR" w:bidi="fr_FR"/>
-          </w:rPr>
-          <w:rPr>
-            <w:color w:val="0000EE"/>
-            <w:u w:val="single"/>
-          </w:rPr>
-          <w:t>4.6–11</w:t>
-        </w:r>
-      </w:hyperlink>
-      <w:r>
-        <w:rPr>
-          <w:lang w:val="fr_FR" w:bidi="fr_FR"/>
-        </w:rPr>
-        <w:t xml:space="preserve"> ; </w:t>
-      </w:r>
-      <w:hyperlink r:id="rId93">
-        <w:r>
-          <w:rPr>
-            <w:lang w:val="fr_FR" w:bidi="fr_FR"/>
-          </w:rPr>
-          <w:rPr>
-            <w:color w:val="0000EE"/>
-            <w:u w:val="single"/>
-          </w:rPr>
-          <w:t>Romains 1.18–25</w:t>
-        </w:r>
-      </w:hyperlink>
-      <w:r>
-        <w:rPr>
-          <w:lang w:val="fr_FR" w:bidi="fr_FR"/>
-        </w:rPr>
-        <w:t xml:space="preserve"> ; </w:t>
-      </w:r>
-      <w:hyperlink r:id="rId110">
-        <w:r>
-          <w:rPr>
-            <w:lang w:val="fr_FR" w:bidi="fr_FR"/>
-          </w:rPr>
-          <w:rPr>
-            <w:color w:val="0000EE"/>
-            <w:u w:val="single"/>
-          </w:rPr>
-          <w:t>9.8–33</w:t>
-        </w:r>
-      </w:hyperlink>
-      <w:r>
-        <w:rPr>
-          <w:lang w:val="fr_FR" w:bidi="fr_FR"/>
-        </w:rPr>
-        <w:t xml:space="preserve"> ; </w:t>
-      </w:r>
-      <w:hyperlink r:id="rId111">
-        <w:r>
-          <w:rPr>
-            <w:lang w:val="fr_FR" w:bidi="fr_FR"/>
-          </w:rPr>
-          <w:rPr>
-            <w:color w:val="0000EE"/>
-            <w:u w:val="single"/>
-          </w:rPr>
-          <w:t>12.2</w:t>
-        </w:r>
-      </w:hyperlink>
-      <w:r>
-        <w:rPr>
-          <w:lang w:val="fr_FR" w:bidi="fr_FR"/>
-        </w:rPr>
-        <w:t xml:space="preserve"> ; </w:t>
-      </w:r>
-      <w:hyperlink r:id="rId112">
-        <w:r>
-          <w:rPr>
-            <w:lang w:val="fr_FR" w:bidi="fr_FR"/>
-          </w:rPr>
-          <w:rPr>
-            <w:color w:val="0000EE"/>
-            <w:u w:val="single"/>
-          </w:rPr>
-          <w:t>Éphésiens 4.20–24</w:t>
-        </w:r>
-      </w:hyperlink>
-      <w:r>
-        <w:rPr>
-          <w:lang w:val="fr_FR" w:bidi="fr_FR"/>
-        </w:rPr>
-        <w:t xml:space="preserve"> ; </w:t>
-      </w:r>
-      <w:hyperlink r:id="rId92">
-        <w:r>
-          <w:rPr>
-            <w:lang w:val="fr_FR" w:bidi="fr_FR"/>
-          </w:rPr>
-          <w:rPr>
-            <w:color w:val="0000EE"/>
-            <w:u w:val="single"/>
-          </w:rPr>
-          <w:t>2 Thessaloniciens 2.11–12</w:t>
-        </w:r>
-      </w:hyperlink>
-      <w:r>
-        <w:rPr>
-          <w:lang w:val="fr_FR" w:bidi="fr_FR"/>
-        </w:rPr>
-        <w:t xml:space="preserve"> ; </w:t>
-      </w:r>
-      <w:hyperlink r:id="rId113">
-        <w:r>
-          <w:rPr>
-            <w:lang w:val="fr_FR" w:bidi="fr_FR"/>
-          </w:rPr>
-          <w:rPr>
-            <w:color w:val="0000EE"/>
-            <w:u w:val="single"/>
-          </w:rPr>
-          <w:t>Hébreux 13.20–21</w:t>
-        </w:r>
-      </w:hyperlink>
-      <w:r>
-        <w:rPr>
-          <w:lang w:val="fr_FR" w:bidi="fr_FR"/>
-        </w:rPr>
-        <w:t xml:space="preserve"> ; </w:t>
-      </w:r>
-      <w:hyperlink r:id="rId114">
-        <w:r>
-          <w:rPr>
-            <w:lang w:val="fr_FR" w:bidi="fr_FR"/>
-          </w:rPr>
-          <w:rPr>
-            <w:color w:val="0000EE"/>
-            <w:u w:val="single"/>
-          </w:rPr>
-          <w:t>Jacques 1.13–14</w:t>
-        </w:r>
-      </w:hyperlink>
-      <w:r>
-        <w:rPr>
-          <w:lang w:val="fr_FR" w:bidi="fr_FR"/>
-        </w:rPr>
-        <w:t xml:space="preserve"> ; </w:t>
-      </w:r>
-      <w:hyperlink r:id="rId115">
-        <w:r>
-          <w:rPr>
-            <w:lang w:val="fr_FR" w:bidi="fr_FR"/>
-          </w:rPr>
-          <w:rPr>
-            <w:color w:val="0000EE"/>
-            <w:u w:val="single"/>
-          </w:rPr>
-          <w:t>4.12–16</w:t>
-        </w:r>
-      </w:hyperlink>
+      <w:r>
+        <w:rPr>
+          <w:lang w:val="fr_FR" w:bidi="fr_FR"/>
+        </w:rPr>
+        <w:t>1 Samuel 2.6–7</w:t>
+      </w:r>
+      <w:r>
+        <w:rPr>
+          <w:lang w:val="fr_FR" w:bidi="fr_FR"/>
+        </w:rPr>
+        <w:t xml:space="preserve"> ; </w:t>
+      </w:r>
+      <w:r>
+        <w:rPr>
+          <w:lang w:val="fr_FR" w:bidi="fr_FR"/>
+        </w:rPr>
+        <w:t>1 Rois 22.19–22</w:t>
+      </w:r>
+      <w:r>
+        <w:rPr>
+          <w:lang w:val="fr_FR" w:bidi="fr_FR"/>
+        </w:rPr>
+        <w:t xml:space="preserve"> ; </w:t>
+      </w:r>
+      <w:r>
+        <w:rPr>
+          <w:lang w:val="fr_FR" w:bidi="fr_FR"/>
+        </w:rPr>
+        <w:t>2 Chroniques 20.6</w:t>
+      </w:r>
+      <w:r>
+        <w:rPr>
+          <w:lang w:val="fr_FR" w:bidi="fr_FR"/>
+        </w:rPr>
+        <w:t xml:space="preserve"> ; </w:t>
+      </w:r>
+      <w:r>
+        <w:rPr>
+          <w:lang w:val="fr_FR" w:bidi="fr_FR"/>
+        </w:rPr>
+        <w:t>Job 1.8–12</w:t>
+      </w:r>
+      <w:r>
+        <w:rPr>
+          <w:lang w:val="fr_FR" w:bidi="fr_FR"/>
+        </w:rPr>
+        <w:t xml:space="preserve"> ; </w:t>
+      </w:r>
+      <w:r>
+        <w:rPr>
+          <w:lang w:val="fr_FR" w:bidi="fr_FR"/>
+        </w:rPr>
+        <w:t>2.2–6</w:t>
+      </w:r>
+      <w:r>
+        <w:rPr>
+          <w:lang w:val="fr_FR" w:bidi="fr_FR"/>
+        </w:rPr>
+        <w:t xml:space="preserve"> ; </w:t>
+      </w:r>
+      <w:r>
+        <w:rPr>
+          <w:lang w:val="fr_FR" w:bidi="fr_FR"/>
+        </w:rPr>
+        <w:t>Psaumes 115.3</w:t>
+      </w:r>
+      <w:r>
+        <w:rPr>
+          <w:lang w:val="fr_FR" w:bidi="fr_FR"/>
+        </w:rPr>
+        <w:t xml:space="preserve"> ; </w:t>
+      </w:r>
+      <w:r>
+        <w:rPr>
+          <w:lang w:val="fr_FR" w:bidi="fr_FR"/>
+        </w:rPr>
+        <w:t>135.6–14</w:t>
+      </w:r>
+      <w:r>
+        <w:rPr>
+          <w:lang w:val="fr_FR" w:bidi="fr_FR"/>
+        </w:rPr>
+        <w:t xml:space="preserve"> ; </w:t>
+      </w:r>
+      <w:r>
+        <w:rPr>
+          <w:lang w:val="fr_FR" w:bidi="fr_FR"/>
+        </w:rPr>
+        <w:t>Ésaïe 45.6–7</w:t>
+      </w:r>
+      <w:r>
+        <w:rPr>
+          <w:lang w:val="fr_FR" w:bidi="fr_FR"/>
+        </w:rPr>
+        <w:t xml:space="preserve"> ; </w:t>
+      </w:r>
+      <w:r>
+        <w:rPr>
+          <w:lang w:val="fr_FR" w:bidi="fr_FR"/>
+        </w:rPr>
+        <w:t>Lamentations 3.37–40</w:t>
+      </w:r>
+      <w:r>
+        <w:rPr>
+          <w:lang w:val="fr_FR" w:bidi="fr_FR"/>
+        </w:rPr>
+        <w:t xml:space="preserve"> ; </w:t>
+      </w:r>
+      <w:r>
+        <w:rPr>
+          <w:lang w:val="fr_FR" w:bidi="fr_FR"/>
+        </w:rPr>
+        <w:t>Ézéchiel 14.9–11</w:t>
+      </w:r>
+      <w:r>
+        <w:rPr>
+          <w:lang w:val="fr_FR" w:bidi="fr_FR"/>
+        </w:rPr>
+        <w:t xml:space="preserve"> ; </w:t>
+      </w:r>
+      <w:r>
+        <w:rPr>
+          <w:lang w:val="fr_FR" w:bidi="fr_FR"/>
+        </w:rPr>
+        <w:t>17.24</w:t>
+      </w:r>
+      <w:r>
+        <w:rPr>
+          <w:lang w:val="fr_FR" w:bidi="fr_FR"/>
+        </w:rPr>
+        <w:t xml:space="preserve"> ; </w:t>
+      </w:r>
+      <w:r>
+        <w:rPr>
+          <w:lang w:val="fr_FR" w:bidi="fr_FR"/>
+        </w:rPr>
+        <w:t>36.25–26</w:t>
+      </w:r>
+      <w:r>
+        <w:rPr>
+          <w:lang w:val="fr_FR" w:bidi="fr_FR"/>
+        </w:rPr>
+        <w:t xml:space="preserve"> ; </w:t>
+      </w:r>
+      <w:r>
+        <w:rPr>
+          <w:lang w:val="fr_FR" w:bidi="fr_FR"/>
+        </w:rPr>
+        <w:t>Daniel 2.20–22</w:t>
+      </w:r>
+      <w:r>
+        <w:rPr>
+          <w:lang w:val="fr_FR" w:bidi="fr_FR"/>
+        </w:rPr>
+        <w:t xml:space="preserve"> ; </w:t>
+      </w:r>
+      <w:r>
+        <w:rPr>
+          <w:lang w:val="fr_FR" w:bidi="fr_FR"/>
+        </w:rPr>
+        <w:t>Amos 3.6</w:t>
+      </w:r>
+      <w:r>
+        <w:rPr>
+          <w:lang w:val="fr_FR" w:bidi="fr_FR"/>
+        </w:rPr>
+        <w:t xml:space="preserve"> ; </w:t>
+      </w:r>
+      <w:r>
+        <w:rPr>
+          <w:lang w:val="fr_FR" w:bidi="fr_FR"/>
+        </w:rPr>
+        <w:t>4.6–11</w:t>
+      </w:r>
+      <w:r>
+        <w:rPr>
+          <w:lang w:val="fr_FR" w:bidi="fr_FR"/>
+        </w:rPr>
+        <w:t xml:space="preserve"> ; </w:t>
+      </w:r>
+      <w:r>
+        <w:rPr>
+          <w:lang w:val="fr_FR" w:bidi="fr_FR"/>
+        </w:rPr>
+        <w:t>Romains 1.18–25</w:t>
+      </w:r>
+      <w:r>
+        <w:rPr>
+          <w:lang w:val="fr_FR" w:bidi="fr_FR"/>
+        </w:rPr>
+        <w:t xml:space="preserve"> ; </w:t>
+      </w:r>
+      <w:r>
+        <w:rPr>
+          <w:lang w:val="fr_FR" w:bidi="fr_FR"/>
+        </w:rPr>
+        <w:t>9.8–33</w:t>
+      </w:r>
+      <w:r>
+        <w:rPr>
+          <w:lang w:val="fr_FR" w:bidi="fr_FR"/>
+        </w:rPr>
+        <w:t xml:space="preserve"> ; </w:t>
+      </w:r>
+      <w:r>
+        <w:rPr>
+          <w:lang w:val="fr_FR" w:bidi="fr_FR"/>
+        </w:rPr>
+        <w:t>12.2</w:t>
+      </w:r>
+      <w:r>
+        <w:rPr>
+          <w:lang w:val="fr_FR" w:bidi="fr_FR"/>
+        </w:rPr>
+        <w:t xml:space="preserve"> ; </w:t>
+      </w:r>
+      <w:r>
+        <w:rPr>
+          <w:lang w:val="fr_FR" w:bidi="fr_FR"/>
+        </w:rPr>
+        <w:t>Éphésiens 4.20–24</w:t>
+      </w:r>
+      <w:r>
+        <w:rPr>
+          <w:lang w:val="fr_FR" w:bidi="fr_FR"/>
+        </w:rPr>
+        <w:t xml:space="preserve"> ; </w:t>
+      </w:r>
+      <w:r>
+        <w:rPr>
+          <w:lang w:val="fr_FR" w:bidi="fr_FR"/>
+        </w:rPr>
+        <w:t>2 Thessaloniciens 2.11–12</w:t>
+      </w:r>
+      <w:r>
+        <w:rPr>
+          <w:lang w:val="fr_FR" w:bidi="fr_FR"/>
+        </w:rPr>
+        <w:t xml:space="preserve"> ; </w:t>
+      </w:r>
+      <w:r>
+        <w:rPr>
+          <w:lang w:val="fr_FR" w:bidi="fr_FR"/>
+        </w:rPr>
+        <w:t>Hébreux 13.20–21</w:t>
+      </w:r>
+      <w:r>
+        <w:rPr>
+          <w:lang w:val="fr_FR" w:bidi="fr_FR"/>
+        </w:rPr>
+        <w:t xml:space="preserve"> ; </w:t>
+      </w:r>
+      <w:r>
+        <w:rPr>
+          <w:lang w:val="fr_FR" w:bidi="fr_FR"/>
+        </w:rPr>
+        <w:t>Jacques 1.13–14</w:t>
+      </w:r>
+      <w:r>
+        <w:rPr>
+          <w:lang w:val="fr_FR" w:bidi="fr_FR"/>
+        </w:rPr>
+        <w:t xml:space="preserve"> ; </w:t>
+      </w:r>
+      <w:r>
+        <w:rPr>
+          <w:lang w:val="fr_FR" w:bidi="fr_FR"/>
+        </w:rPr>
+        <w:t>4.12–16</w:t>
+      </w:r>
       <w:r>
         <w:rPr>
           <w:lang w:val="fr_FR" w:bidi="fr_FR"/>
@@ -2758,186 +2038,120 @@
         </w:rPr>
         <w:t>Les Évangiles ont été écrits pour aider les gens à croire en Jésus et à répondre à son appel à le suivre et devenir ses disciples en « prenant leur croix ». Cet appel n'était pas réservé aux apôtres, les disciples les plus proches de Jésus. Jésus appelle chacun à le suivre (</w:t>
       </w:r>
-      <w:hyperlink r:id="rId116">
-        <w:r>
-          <w:rPr>
-            <w:lang w:val="fr_FR" w:bidi="fr_FR"/>
-          </w:rPr>
-          <w:rPr>
-            <w:color w:val="0000EE"/>
-            <w:u w:val="single"/>
-          </w:rPr>
-          <w:t>Mc 3.13–19</w:t>
-        </w:r>
-      </w:hyperlink>
-      <w:r>
-        <w:rPr>
-          <w:lang w:val="fr_FR" w:bidi="fr_FR"/>
-        </w:rPr>
-        <w:t xml:space="preserve"> ; </w:t>
-      </w:r>
-      <w:hyperlink r:id="rId61">
-        <w:r>
-          <w:rPr>
-            <w:lang w:val="fr_FR" w:bidi="fr_FR"/>
-          </w:rPr>
-          <w:rPr>
-            <w:color w:val="0000EE"/>
-            <w:u w:val="single"/>
-          </w:rPr>
-          <w:t xml:space="preserve">8.34 </w:t>
-        </w:r>
-      </w:hyperlink>
+      <w:r>
+        <w:rPr>
+          <w:lang w:val="fr_FR" w:bidi="fr_FR"/>
+        </w:rPr>
+        <w:t>Mc 3.13–19</w:t>
+      </w:r>
+      <w:r>
+        <w:rPr>
+          <w:lang w:val="fr_FR" w:bidi="fr_FR"/>
+        </w:rPr>
+        <w:t xml:space="preserve"> ; </w:t>
+      </w:r>
+      <w:r>
+        <w:rPr>
+          <w:lang w:val="fr_FR" w:bidi="fr_FR"/>
+        </w:rPr>
+        <w:t xml:space="preserve">8.34 </w:t>
+      </w:r>
       <w:r>
         <w:rPr>
           <w:lang w:val="fr_FR" w:bidi="fr_FR"/>
         </w:rPr>
         <w:t xml:space="preserve">voir aussi </w:t>
       </w:r>
-      <w:hyperlink r:id="rId117">
-        <w:r>
-          <w:rPr>
-            <w:lang w:val="fr_FR" w:bidi="fr_FR"/>
-          </w:rPr>
-          <w:rPr>
-            <w:color w:val="0000EE"/>
-            <w:u w:val="single"/>
-          </w:rPr>
-          <w:t>1.16–20</w:t>
-        </w:r>
-      </w:hyperlink>
-      <w:r>
-        <w:rPr>
-          <w:lang w:val="fr_FR" w:bidi="fr_FR"/>
-        </w:rPr>
-        <w:t xml:space="preserve"> ; </w:t>
-      </w:r>
-      <w:hyperlink r:id="rId118">
-        <w:r>
-          <w:rPr>
-            <w:lang w:val="fr_FR" w:bidi="fr_FR"/>
-          </w:rPr>
-          <w:rPr>
-            <w:color w:val="0000EE"/>
-            <w:u w:val="single"/>
-          </w:rPr>
-          <w:t xml:space="preserve">2.14 ; </w:t>
-        </w:r>
-      </w:hyperlink>
-      <w:hyperlink r:id="rId119">
-        <w:r>
-          <w:rPr>
-            <w:lang w:val="fr_FR" w:bidi="fr_FR"/>
-          </w:rPr>
-          <w:rPr>
-            <w:color w:val="0000EE"/>
-            <w:u w:val="single"/>
-          </w:rPr>
-          <w:t>2.15</w:t>
-        </w:r>
-      </w:hyperlink>
-      <w:r>
-        <w:rPr>
-          <w:lang w:val="fr_FR" w:bidi="fr_FR"/>
-        </w:rPr>
-        <w:t xml:space="preserve"> ; </w:t>
-      </w:r>
-      <w:hyperlink r:id="rId120">
-        <w:r>
-          <w:rPr>
-            <w:lang w:val="fr_FR" w:bidi="fr_FR"/>
-          </w:rPr>
-          <w:rPr>
-            <w:color w:val="0000EE"/>
-            <w:u w:val="single"/>
-          </w:rPr>
-          <w:t>10.21</w:t>
-        </w:r>
-      </w:hyperlink>
+      <w:r>
+        <w:rPr>
+          <w:lang w:val="fr_FR" w:bidi="fr_FR"/>
+        </w:rPr>
+        <w:t>1.16–20</w:t>
+      </w:r>
+      <w:r>
+        <w:rPr>
+          <w:lang w:val="fr_FR" w:bidi="fr_FR"/>
+        </w:rPr>
+        <w:t xml:space="preserve"> ; </w:t>
+      </w:r>
+      <w:r>
+        <w:rPr>
+          <w:lang w:val="fr_FR" w:bidi="fr_FR"/>
+        </w:rPr>
+        <w:t xml:space="preserve">2.14 ; </w:t>
+      </w:r>
+      <w:r>
+        <w:rPr>
+          <w:lang w:val="fr_FR" w:bidi="fr_FR"/>
+        </w:rPr>
+        <w:t>2.15</w:t>
+      </w:r>
+      <w:r>
+        <w:rPr>
+          <w:lang w:val="fr_FR" w:bidi="fr_FR"/>
+        </w:rPr>
+        <w:t xml:space="preserve"> ; </w:t>
+      </w:r>
+      <w:r>
+        <w:rPr>
+          <w:lang w:val="fr_FR" w:bidi="fr_FR"/>
+        </w:rPr>
+        <w:t>10.21</w:t>
+      </w:r>
       <w:r>
         <w:rPr>
           <w:lang w:val="fr_FR" w:bidi="fr_FR"/>
         </w:rPr>
         <w:t xml:space="preserve">, </w:t>
       </w:r>
-      <w:hyperlink r:id="rId121">
-        <w:r>
-          <w:rPr>
-            <w:lang w:val="fr_FR" w:bidi="fr_FR"/>
-          </w:rPr>
-          <w:rPr>
-            <w:color w:val="0000EE"/>
-            <w:u w:val="single"/>
-          </w:rPr>
-          <w:t>52</w:t>
-        </w:r>
-      </w:hyperlink>
+      <w:r>
+        <w:rPr>
+          <w:lang w:val="fr_FR" w:bidi="fr_FR"/>
+        </w:rPr>
+        <w:t>52</w:t>
+      </w:r>
       <w:r>
         <w:rPr>
           <w:lang w:val="fr_FR" w:bidi="fr_FR"/>
         </w:rPr>
         <w:t>). Certaines personnes trouvent très difficile de le suivre, mais Dieu aide ses enfants par sa grâce (</w:t>
       </w:r>
-      <w:hyperlink r:id="rId122">
-        <w:r>
-          <w:rPr>
-            <w:lang w:val="fr_FR" w:bidi="fr_FR"/>
-          </w:rPr>
-          <w:rPr>
-            <w:color w:val="0000EE"/>
-            <w:u w:val="single"/>
-          </w:rPr>
-          <w:t xml:space="preserve">Mc 10.17–25, </w:t>
-        </w:r>
-      </w:hyperlink>
-      <w:hyperlink r:id="rId123">
-        <w:r>
-          <w:rPr>
-            <w:lang w:val="fr_FR" w:bidi="fr_FR"/>
-          </w:rPr>
-          <w:rPr>
-            <w:color w:val="0000EE"/>
-            <w:u w:val="single"/>
-          </w:rPr>
-          <w:t>27</w:t>
-        </w:r>
-      </w:hyperlink>
+      <w:r>
+        <w:rPr>
+          <w:lang w:val="fr_FR" w:bidi="fr_FR"/>
+        </w:rPr>
+        <w:t xml:space="preserve">Mc 10.17–25, </w:t>
+      </w:r>
+      <w:r>
+        <w:rPr>
+          <w:lang w:val="fr_FR" w:bidi="fr_FR"/>
+        </w:rPr>
+        <w:t>27</w:t>
+      </w:r>
       <w:r>
         <w:rPr>
           <w:lang w:val="fr_FR" w:bidi="fr_FR"/>
         </w:rPr>
         <w:t>). D'autres trouvent facile de dire oui à Jésus (</w:t>
       </w:r>
-      <w:hyperlink r:id="rId118">
-        <w:r>
-          <w:rPr>
-            <w:lang w:val="fr_FR" w:bidi="fr_FR"/>
-          </w:rPr>
-          <w:rPr>
-            <w:color w:val="0000EE"/>
-            <w:u w:val="single"/>
-          </w:rPr>
-          <w:t>Mc 2.14</w:t>
-        </w:r>
-      </w:hyperlink>
+      <w:r>
+        <w:rPr>
+          <w:lang w:val="fr_FR" w:bidi="fr_FR"/>
+        </w:rPr>
+        <w:t>Mc 2.14</w:t>
+      </w:r>
       <w:r>
         <w:rPr>
           <w:lang w:val="fr_FR" w:bidi="fr_FR"/>
         </w:rPr>
         <w:t xml:space="preserve"> ; voir aussi </w:t>
       </w:r>
-      <w:hyperlink r:id="rId124">
-        <w:r>
-          <w:rPr>
-            <w:lang w:val="fr_FR" w:bidi="fr_FR"/>
-          </w:rPr>
-          <w:rPr>
-            <w:color w:val="0000EE"/>
-            <w:u w:val="single"/>
-          </w:rPr>
-          <w:t>Lc 7.36–50</w:t>
-        </w:r>
-      </w:hyperlink>
+      <w:r>
+        <w:rPr>
+          <w:lang w:val="fr_FR" w:bidi="fr_FR"/>
+        </w:rPr>
+        <w:t>Lc 7.36–50</w:t>
+      </w:r>
       <w:r>
         <w:rPr>
           <w:lang w:val="fr_FR" w:bidi="fr_FR"/>
@@ -2958,54 +2172,36 @@
         </w:rPr>
         <w:t>« Suivre Jésus » signifie un engagement total à ne plus vivre pour soi-même (</w:t>
       </w:r>
-      <w:hyperlink r:id="rId125">
-        <w:r>
-          <w:rPr>
-            <w:lang w:val="fr_FR" w:bidi="fr_FR"/>
-          </w:rPr>
-          <w:rPr>
-            <w:color w:val="0000EE"/>
-            <w:u w:val="single"/>
-          </w:rPr>
-          <w:t>Mc 8.34–35</w:t>
-        </w:r>
-      </w:hyperlink>
+      <w:r>
+        <w:rPr>
+          <w:lang w:val="fr_FR" w:bidi="fr_FR"/>
+        </w:rPr>
+        <w:t>Mc 8.34–35</w:t>
+      </w:r>
       <w:r>
         <w:rPr>
           <w:lang w:val="fr_FR" w:bidi="fr_FR"/>
         </w:rPr>
         <w:t>). « Prendre sa croix » signifie être prêt à tout abandonner pour Jésus, même sa propre vie. Par exemple, Pierre, André, Jacques et Jean ont quitté leurs maisons et leurs emplois pour suivre Jésus (</w:t>
       </w:r>
-      <w:hyperlink r:id="rId117">
-        <w:r>
-          <w:rPr>
-            <w:lang w:val="fr_FR" w:bidi="fr_FR"/>
-          </w:rPr>
-          <w:rPr>
-            <w:color w:val="0000EE"/>
-            <w:u w:val="single"/>
-          </w:rPr>
-          <w:t>Mc 1.16–20</w:t>
-        </w:r>
-      </w:hyperlink>
+      <w:r>
+        <w:rPr>
+          <w:lang w:val="fr_FR" w:bidi="fr_FR"/>
+        </w:rPr>
+        <w:t>Mc 1.16–20</w:t>
+      </w:r>
       <w:r>
         <w:rPr>
           <w:lang w:val="fr_FR" w:bidi="fr_FR"/>
         </w:rPr>
         <w:t>). Jésus a dit à un homme riche de tout vendre et de donner l'argent aux pauvres pour montrer qu'il était vraiment prêt à le suivre (</w:t>
       </w:r>
-      <w:hyperlink r:id="rId120">
-        <w:r>
-          <w:rPr>
-            <w:lang w:val="fr_FR" w:bidi="fr_FR"/>
-          </w:rPr>
-          <w:rPr>
-            <w:color w:val="0000EE"/>
-            <w:u w:val="single"/>
-          </w:rPr>
-          <w:t>Mc 10.21</w:t>
-        </w:r>
-      </w:hyperlink>
+      <w:r>
+        <w:rPr>
+          <w:lang w:val="fr_FR" w:bidi="fr_FR"/>
+        </w:rPr>
+        <w:t>Mc 10.21</w:t>
+      </w:r>
       <w:r>
         <w:rPr>
           <w:lang w:val="fr_FR" w:bidi="fr_FR"/>
@@ -3026,126 +2222,84 @@
         </w:rPr>
         <w:t>Suivre Jésus signifie également être prêt à déclarer sa foi publiquement et à suivre ses enseignements fidèlement (</w:t>
       </w:r>
-      <w:hyperlink r:id="rId126">
-        <w:r>
-          <w:rPr>
-            <w:lang w:val="fr_FR" w:bidi="fr_FR"/>
-          </w:rPr>
-          <w:rPr>
-            <w:color w:val="0000EE"/>
-            <w:u w:val="single"/>
-          </w:rPr>
-          <w:t>Mc 8.38</w:t>
-        </w:r>
-      </w:hyperlink>
+      <w:r>
+        <w:rPr>
+          <w:lang w:val="fr_FR" w:bidi="fr_FR"/>
+        </w:rPr>
+        <w:t>Mc 8.38</w:t>
+      </w:r>
       <w:r>
         <w:rPr>
           <w:lang w:val="fr_FR" w:bidi="fr_FR"/>
         </w:rPr>
         <w:t xml:space="preserve"> ; voir aussi </w:t>
       </w:r>
-      <w:hyperlink r:id="rId127">
-        <w:r>
-          <w:rPr>
-            <w:lang w:val="fr_FR" w:bidi="fr_FR"/>
-          </w:rPr>
-          <w:rPr>
-            <w:color w:val="0000EE"/>
-            <w:u w:val="single"/>
-          </w:rPr>
-          <w:t>Rm 10.9</w:t>
-        </w:r>
-      </w:hyperlink>
+      <w:r>
+        <w:rPr>
+          <w:lang w:val="fr_FR" w:bidi="fr_FR"/>
+        </w:rPr>
+        <w:t>Rm 10.9</w:t>
+      </w:r>
       <w:r>
         <w:rPr>
           <w:lang w:val="fr_FR" w:bidi="fr_FR"/>
         </w:rPr>
         <w:t>). Cela veut dire supprimer tout ce qui empêche de le suivre, même si cela peut parfois être très dur (</w:t>
       </w:r>
-      <w:hyperlink r:id="rId128">
-        <w:r>
-          <w:rPr>
-            <w:lang w:val="fr_FR" w:bidi="fr_FR"/>
-          </w:rPr>
-          <w:rPr>
-            <w:color w:val="0000EE"/>
-            <w:u w:val="single"/>
-          </w:rPr>
-          <w:t>Mc 9.43–48</w:t>
-        </w:r>
-      </w:hyperlink>
+      <w:r>
+        <w:rPr>
+          <w:lang w:val="fr_FR" w:bidi="fr_FR"/>
+        </w:rPr>
+        <w:t>Mc 9.43–48</w:t>
+      </w:r>
       <w:r>
         <w:rPr>
           <w:lang w:val="fr_FR" w:bidi="fr_FR"/>
         </w:rPr>
         <w:t>). Il faut placer sa foi entièrement en lui et refuser de pécher (</w:t>
       </w:r>
-      <w:hyperlink r:id="rId129">
-        <w:r>
-          <w:rPr>
-            <w:lang w:val="fr_FR" w:bidi="fr_FR"/>
-          </w:rPr>
-          <w:rPr>
-            <w:color w:val="0000EE"/>
-            <w:u w:val="single"/>
-          </w:rPr>
-          <w:t>Mc 1.15</w:t>
-        </w:r>
-      </w:hyperlink>
-      <w:r>
-        <w:rPr>
-          <w:lang w:val="fr_FR" w:bidi="fr_FR"/>
-        </w:rPr>
-        <w:t xml:space="preserve"> ; </w:t>
-      </w:r>
-      <w:hyperlink r:id="rId130">
-        <w:r>
-          <w:rPr>
-            <w:lang w:val="fr_FR" w:bidi="fr_FR"/>
-          </w:rPr>
-          <w:rPr>
-            <w:color w:val="0000EE"/>
-            <w:u w:val="single"/>
-          </w:rPr>
-          <w:t>6.12</w:t>
-        </w:r>
-      </w:hyperlink>
+      <w:r>
+        <w:rPr>
+          <w:lang w:val="fr_FR" w:bidi="fr_FR"/>
+        </w:rPr>
+        <w:t>Mc 1.15</w:t>
+      </w:r>
+      <w:r>
+        <w:rPr>
+          <w:lang w:val="fr_FR" w:bidi="fr_FR"/>
+        </w:rPr>
+        <w:t xml:space="preserve"> ; </w:t>
+      </w:r>
+      <w:r>
+        <w:rPr>
+          <w:lang w:val="fr_FR" w:bidi="fr_FR"/>
+        </w:rPr>
+        <w:t>6.12</w:t>
+      </w:r>
       <w:r>
         <w:rPr>
           <w:lang w:val="fr_FR" w:bidi="fr_FR"/>
         </w:rPr>
         <w:t>). Cela exige même d'être plus loyal envers lui qu'envers ses propres parents ou n'importe quel autre membre de sa famille (</w:t>
       </w:r>
-      <w:hyperlink r:id="rId131">
-        <w:r>
-          <w:rPr>
-            <w:lang w:val="fr_FR" w:bidi="fr_FR"/>
-          </w:rPr>
-          <w:rPr>
-            <w:color w:val="0000EE"/>
-            <w:u w:val="single"/>
-          </w:rPr>
-          <w:t>Mt 10.37</w:t>
-        </w:r>
-      </w:hyperlink>
-      <w:r>
-        <w:rPr>
-          <w:lang w:val="fr_FR" w:bidi="fr_FR"/>
-        </w:rPr>
-        <w:t xml:space="preserve"> ; </w:t>
-      </w:r>
-      <w:hyperlink r:id="rId132">
-        <w:r>
-          <w:rPr>
-            <w:lang w:val="fr_FR" w:bidi="fr_FR"/>
-          </w:rPr>
-          <w:rPr>
-            <w:color w:val="0000EE"/>
-            <w:u w:val="single"/>
-          </w:rPr>
-          <w:t>Lc 14.26</w:t>
-        </w:r>
-      </w:hyperlink>
+      <w:r>
+        <w:rPr>
+          <w:lang w:val="fr_FR" w:bidi="fr_FR"/>
+        </w:rPr>
+        <w:t>Mt 10.37</w:t>
+      </w:r>
+      <w:r>
+        <w:rPr>
+          <w:lang w:val="fr_FR" w:bidi="fr_FR"/>
+        </w:rPr>
+        <w:t xml:space="preserve"> ; </w:t>
+      </w:r>
+      <w:r>
+        <w:rPr>
+          <w:lang w:val="fr_FR" w:bidi="fr_FR"/>
+        </w:rPr>
+        <w:t>Lc 14.26</w:t>
+      </w:r>
       <w:r>
         <w:rPr>
           <w:lang w:val="fr_FR" w:bidi="fr_FR"/>
@@ -3166,324 +2320,216 @@
         </w:rPr>
         <w:t>Jésus commande très clairement à ses disciples de le faire connaître aux autres (</w:t>
       </w:r>
-      <w:hyperlink r:id="rId133">
-        <w:r>
-          <w:rPr>
-            <w:lang w:val="fr_FR" w:bidi="fr_FR"/>
-          </w:rPr>
-          <w:rPr>
-            <w:color w:val="0000EE"/>
-            <w:u w:val="single"/>
-          </w:rPr>
-          <w:t>Mt 28.18–20</w:t>
-        </w:r>
-      </w:hyperlink>
-      <w:r>
-        <w:rPr>
-          <w:lang w:val="fr_FR" w:bidi="fr_FR"/>
-        </w:rPr>
-        <w:t xml:space="preserve"> ; </w:t>
-      </w:r>
-      <w:hyperlink r:id="rId134">
-        <w:r>
-          <w:rPr>
-            <w:lang w:val="fr_FR" w:bidi="fr_FR"/>
-          </w:rPr>
-          <w:rPr>
-            <w:color w:val="0000EE"/>
-            <w:u w:val="single"/>
-          </w:rPr>
-          <w:t>Lc 24.47–49</w:t>
-        </w:r>
-      </w:hyperlink>
-      <w:r>
-        <w:rPr>
-          <w:lang w:val="fr_FR" w:bidi="fr_FR"/>
-        </w:rPr>
-        <w:t xml:space="preserve"> ; </w:t>
-      </w:r>
-      <w:hyperlink r:id="rId135">
-        <w:r>
-          <w:rPr>
-            <w:lang w:val="fr_FR" w:bidi="fr_FR"/>
-          </w:rPr>
-          <w:rPr>
-            <w:color w:val="0000EE"/>
-            <w:u w:val="single"/>
-          </w:rPr>
-          <w:t>Ac 1.8</w:t>
-        </w:r>
-      </w:hyperlink>
+      <w:r>
+        <w:rPr>
+          <w:lang w:val="fr_FR" w:bidi="fr_FR"/>
+        </w:rPr>
+        <w:t>Mt 28.18–20</w:t>
+      </w:r>
+      <w:r>
+        <w:rPr>
+          <w:lang w:val="fr_FR" w:bidi="fr_FR"/>
+        </w:rPr>
+        <w:t xml:space="preserve"> ; </w:t>
+      </w:r>
+      <w:r>
+        <w:rPr>
+          <w:lang w:val="fr_FR" w:bidi="fr_FR"/>
+        </w:rPr>
+        <w:t>Lc 24.47–49</w:t>
+      </w:r>
+      <w:r>
+        <w:rPr>
+          <w:lang w:val="fr_FR" w:bidi="fr_FR"/>
+        </w:rPr>
+        <w:t xml:space="preserve"> ; </w:t>
+      </w:r>
+      <w:r>
+        <w:rPr>
+          <w:lang w:val="fr_FR" w:bidi="fr_FR"/>
+        </w:rPr>
+        <w:t>Ac 1.8</w:t>
+      </w:r>
       <w:r>
         <w:rPr>
           <w:lang w:val="fr_FR" w:bidi="fr_FR"/>
         </w:rPr>
         <w:t xml:space="preserve">). Tout au long du Nouveau Testament, nous voyons que ses disciples parlent de la Bonne Nouvelle partout où ils vont. Cela conduit beaucoup plus de personnes à devenir ses disciples aussi (voir </w:t>
       </w:r>
-      <w:hyperlink r:id="rId136">
-        <w:r>
-          <w:rPr>
-            <w:lang w:val="fr_FR" w:bidi="fr_FR"/>
-          </w:rPr>
-          <w:rPr>
-            <w:color w:val="0000EE"/>
-            <w:u w:val="single"/>
-          </w:rPr>
-          <w:t>Ac 2.14–41</w:t>
-        </w:r>
-      </w:hyperlink>
-      <w:r>
-        <w:rPr>
-          <w:lang w:val="fr_FR" w:bidi="fr_FR"/>
-        </w:rPr>
-        <w:t xml:space="preserve"> ; </w:t>
-      </w:r>
-      <w:hyperlink r:id="rId137">
-        <w:r>
-          <w:rPr>
-            <w:lang w:val="fr_FR" w:bidi="fr_FR"/>
-          </w:rPr>
-          <w:rPr>
-            <w:color w:val="0000EE"/>
-            <w:u w:val="single"/>
-          </w:rPr>
-          <w:t>3.12–26</w:t>
-        </w:r>
-      </w:hyperlink>
-      <w:r>
-        <w:rPr>
-          <w:lang w:val="fr_FR" w:bidi="fr_FR"/>
-        </w:rPr>
-        <w:t xml:space="preserve"> ; </w:t>
-      </w:r>
-      <w:hyperlink r:id="rId138">
-        <w:r>
-          <w:rPr>
-            <w:lang w:val="fr_FR" w:bidi="fr_FR"/>
-          </w:rPr>
-          <w:rPr>
-            <w:color w:val="0000EE"/>
-            <w:u w:val="single"/>
-          </w:rPr>
-          <w:t>4.1–2</w:t>
-        </w:r>
-      </w:hyperlink>
+      <w:r>
+        <w:rPr>
+          <w:lang w:val="fr_FR" w:bidi="fr_FR"/>
+        </w:rPr>
+        <w:t>Ac 2.14–41</w:t>
+      </w:r>
+      <w:r>
+        <w:rPr>
+          <w:lang w:val="fr_FR" w:bidi="fr_FR"/>
+        </w:rPr>
+        <w:t xml:space="preserve"> ; </w:t>
+      </w:r>
+      <w:r>
+        <w:rPr>
+          <w:lang w:val="fr_FR" w:bidi="fr_FR"/>
+        </w:rPr>
+        <w:t>3.12–26</w:t>
+      </w:r>
+      <w:r>
+        <w:rPr>
+          <w:lang w:val="fr_FR" w:bidi="fr_FR"/>
+        </w:rPr>
+        <w:t xml:space="preserve"> ; </w:t>
+      </w:r>
+      <w:r>
+        <w:rPr>
+          <w:lang w:val="fr_FR" w:bidi="fr_FR"/>
+        </w:rPr>
+        <w:t>4.1–2</w:t>
+      </w:r>
       <w:r>
         <w:rPr>
           <w:lang w:val="fr_FR" w:bidi="fr_FR"/>
         </w:rPr>
         <w:t xml:space="preserve">, </w:t>
       </w:r>
-      <w:hyperlink r:id="rId139">
-        <w:r>
-          <w:rPr>
-            <w:lang w:val="fr_FR" w:bidi="fr_FR"/>
-          </w:rPr>
-          <w:rPr>
-            <w:color w:val="0000EE"/>
-            <w:u w:val="single"/>
-          </w:rPr>
-          <w:t>20</w:t>
-        </w:r>
-      </w:hyperlink>
-      <w:r>
-        <w:rPr>
-          <w:lang w:val="fr_FR" w:bidi="fr_FR"/>
-        </w:rPr>
-        <w:t xml:space="preserve"> ; </w:t>
-      </w:r>
-      <w:hyperlink r:id="rId140">
-        <w:r>
-          <w:rPr>
-            <w:lang w:val="fr_FR" w:bidi="fr_FR"/>
-          </w:rPr>
-          <w:rPr>
-            <w:color w:val="0000EE"/>
-            <w:u w:val="single"/>
-          </w:rPr>
-          <w:t>8.4</w:t>
-        </w:r>
-      </w:hyperlink>
-      <w:r>
-        <w:rPr>
-          <w:lang w:val="fr_FR" w:bidi="fr_FR"/>
-        </w:rPr>
-        <w:t xml:space="preserve"> ; </w:t>
-      </w:r>
-      <w:hyperlink r:id="rId141">
-        <w:r>
-          <w:rPr>
-            <w:lang w:val="fr_FR" w:bidi="fr_FR"/>
-          </w:rPr>
-          <w:rPr>
-            <w:color w:val="0000EE"/>
-            <w:u w:val="single"/>
-          </w:rPr>
-          <w:t>9.20</w:t>
-        </w:r>
-      </w:hyperlink>
-      <w:r>
-        <w:rPr>
-          <w:lang w:val="fr_FR" w:bidi="fr_FR"/>
-        </w:rPr>
-        <w:t xml:space="preserve"> ; </w:t>
-      </w:r>
-      <w:hyperlink r:id="rId142">
-        <w:r>
-          <w:rPr>
-            <w:lang w:val="fr_FR" w:bidi="fr_FR"/>
-          </w:rPr>
-          <w:rPr>
-            <w:color w:val="0000EE"/>
-            <w:u w:val="single"/>
-          </w:rPr>
-          <w:t>11.19–26</w:t>
-        </w:r>
-      </w:hyperlink>
-      <w:r>
-        <w:rPr>
-          <w:lang w:val="fr_FR" w:bidi="fr_FR"/>
-        </w:rPr>
-        <w:t xml:space="preserve"> ; </w:t>
-      </w:r>
-      <w:hyperlink r:id="rId143">
-        <w:r>
-          <w:rPr>
-            <w:lang w:val="fr_FR" w:bidi="fr_FR"/>
-          </w:rPr>
-          <w:rPr>
-            <w:color w:val="0000EE"/>
-            <w:u w:val="single"/>
-          </w:rPr>
-          <w:t>13.1–3</w:t>
-        </w:r>
-      </w:hyperlink>
-      <w:r>
-        <w:rPr>
-          <w:lang w:val="fr_FR" w:bidi="fr_FR"/>
-        </w:rPr>
-        <w:t xml:space="preserve"> ; </w:t>
-      </w:r>
-      <w:hyperlink r:id="rId144">
-        <w:r>
-          <w:rPr>
-            <w:lang w:val="fr_FR" w:bidi="fr_FR"/>
-          </w:rPr>
-          <w:rPr>
-            <w:color w:val="0000EE"/>
-            <w:u w:val="single"/>
-          </w:rPr>
-          <w:t>Rm 1.1–16</w:t>
-        </w:r>
-      </w:hyperlink>
-      <w:r>
-        <w:rPr>
-          <w:lang w:val="fr_FR" w:bidi="fr_FR"/>
-        </w:rPr>
-        <w:t xml:space="preserve"> ; </w:t>
-      </w:r>
-      <w:hyperlink r:id="rId145">
-        <w:r>
-          <w:rPr>
-            <w:lang w:val="fr_FR" w:bidi="fr_FR"/>
-          </w:rPr>
-          <w:rPr>
-            <w:color w:val="0000EE"/>
-            <w:u w:val="single"/>
-          </w:rPr>
-          <w:t>10.14–15</w:t>
-        </w:r>
-      </w:hyperlink>
-      <w:r>
-        <w:rPr>
-          <w:lang w:val="fr_FR" w:bidi="fr_FR"/>
-        </w:rPr>
-        <w:t xml:space="preserve"> ; </w:t>
-      </w:r>
-      <w:hyperlink r:id="rId146">
-        <w:r>
-          <w:rPr>
-            <w:lang w:val="fr_FR" w:bidi="fr_FR"/>
-          </w:rPr>
-          <w:rPr>
-            <w:color w:val="0000EE"/>
-            <w:u w:val="single"/>
-          </w:rPr>
-          <w:t>15.18–21</w:t>
-        </w:r>
-      </w:hyperlink>
-      <w:r>
-        <w:rPr>
-          <w:lang w:val="fr_FR" w:bidi="fr_FR"/>
-        </w:rPr>
-        <w:t xml:space="preserve"> ; </w:t>
-      </w:r>
-      <w:hyperlink r:id="rId147">
-        <w:r>
-          <w:rPr>
-            <w:lang w:val="fr_FR" w:bidi="fr_FR"/>
-          </w:rPr>
-          <w:rPr>
-            <w:color w:val="0000EE"/>
-            <w:u w:val="single"/>
-          </w:rPr>
-          <w:t>1Co 9.16</w:t>
-        </w:r>
-      </w:hyperlink>
-      <w:r>
-        <w:rPr>
-          <w:lang w:val="fr_FR" w:bidi="fr_FR"/>
-        </w:rPr>
-        <w:t xml:space="preserve"> ; </w:t>
-      </w:r>
-      <w:hyperlink r:id="rId148">
-        <w:r>
-          <w:rPr>
-            <w:lang w:val="fr_FR" w:bidi="fr_FR"/>
-          </w:rPr>
-          <w:rPr>
-            <w:color w:val="0000EE"/>
-            <w:u w:val="single"/>
-          </w:rPr>
-          <w:t>Col 1.23</w:t>
-        </w:r>
-      </w:hyperlink>
-      <w:r>
-        <w:rPr>
-          <w:lang w:val="fr_FR" w:bidi="fr_FR"/>
-        </w:rPr>
-        <w:t xml:space="preserve"> ; </w:t>
-      </w:r>
-      <w:hyperlink r:id="rId149">
-        <w:r>
-          <w:rPr>
-            <w:lang w:val="fr_FR" w:bidi="fr_FR"/>
-          </w:rPr>
-          <w:rPr>
-            <w:color w:val="0000EE"/>
-            <w:u w:val="single"/>
-          </w:rPr>
-          <w:t>1Th 2.9</w:t>
-        </w:r>
-      </w:hyperlink>
-      <w:r>
-        <w:rPr>
-          <w:lang w:val="fr_FR" w:bidi="fr_FR"/>
-        </w:rPr>
-        <w:t xml:space="preserve"> ; </w:t>
-      </w:r>
-      <w:hyperlink r:id="rId150">
-        <w:r>
-          <w:rPr>
-            <w:lang w:val="fr_FR" w:bidi="fr_FR"/>
-          </w:rPr>
-          <w:rPr>
-            <w:color w:val="0000EE"/>
-            <w:u w:val="single"/>
-          </w:rPr>
-          <w:t>2Tm 4.2</w:t>
-        </w:r>
-      </w:hyperlink>
+      <w:r>
+        <w:rPr>
+          <w:lang w:val="fr_FR" w:bidi="fr_FR"/>
+        </w:rPr>
+        <w:t>20</w:t>
+      </w:r>
+      <w:r>
+        <w:rPr>
+          <w:lang w:val="fr_FR" w:bidi="fr_FR"/>
+        </w:rPr>
+        <w:t xml:space="preserve"> ; </w:t>
+      </w:r>
+      <w:r>
+        <w:rPr>
+          <w:lang w:val="fr_FR" w:bidi="fr_FR"/>
+        </w:rPr>
+        <w:t>8.4</w:t>
+      </w:r>
+      <w:r>
+        <w:rPr>
+          <w:lang w:val="fr_FR" w:bidi="fr_FR"/>
+        </w:rPr>
+        <w:t xml:space="preserve"> ; </w:t>
+      </w:r>
+      <w:r>
+        <w:rPr>
+          <w:lang w:val="fr_FR" w:bidi="fr_FR"/>
+        </w:rPr>
+        <w:t>9.20</w:t>
+      </w:r>
+      <w:r>
+        <w:rPr>
+          <w:lang w:val="fr_FR" w:bidi="fr_FR"/>
+        </w:rPr>
+        <w:t xml:space="preserve"> ; </w:t>
+      </w:r>
+      <w:r>
+        <w:rPr>
+          <w:lang w:val="fr_FR" w:bidi="fr_FR"/>
+        </w:rPr>
+        <w:t>11.19–26</w:t>
+      </w:r>
+      <w:r>
+        <w:rPr>
+          <w:lang w:val="fr_FR" w:bidi="fr_FR"/>
+        </w:rPr>
+        <w:t xml:space="preserve"> ; </w:t>
+      </w:r>
+      <w:r>
+        <w:rPr>
+          <w:lang w:val="fr_FR" w:bidi="fr_FR"/>
+        </w:rPr>
+        <w:t>13.1–3</w:t>
+      </w:r>
+      <w:r>
+        <w:rPr>
+          <w:lang w:val="fr_FR" w:bidi="fr_FR"/>
+        </w:rPr>
+        <w:t xml:space="preserve"> ; </w:t>
+      </w:r>
+      <w:r>
+        <w:rPr>
+          <w:lang w:val="fr_FR" w:bidi="fr_FR"/>
+        </w:rPr>
+        <w:t>Rm 1.1–16</w:t>
+      </w:r>
+      <w:r>
+        <w:rPr>
+          <w:lang w:val="fr_FR" w:bidi="fr_FR"/>
+        </w:rPr>
+        <w:t xml:space="preserve"> ; </w:t>
+      </w:r>
+      <w:r>
+        <w:rPr>
+          <w:lang w:val="fr_FR" w:bidi="fr_FR"/>
+        </w:rPr>
+        <w:t>10.14–15</w:t>
+      </w:r>
+      <w:r>
+        <w:rPr>
+          <w:lang w:val="fr_FR" w:bidi="fr_FR"/>
+        </w:rPr>
+        <w:t xml:space="preserve"> ; </w:t>
+      </w:r>
+      <w:r>
+        <w:rPr>
+          <w:lang w:val="fr_FR" w:bidi="fr_FR"/>
+        </w:rPr>
+        <w:t>15.18–21</w:t>
+      </w:r>
+      <w:r>
+        <w:rPr>
+          <w:lang w:val="fr_FR" w:bidi="fr_FR"/>
+        </w:rPr>
+        <w:t xml:space="preserve"> ; </w:t>
+      </w:r>
+      <w:r>
+        <w:rPr>
+          <w:lang w:val="fr_FR" w:bidi="fr_FR"/>
+        </w:rPr>
+        <w:t>1Co 9.16</w:t>
+      </w:r>
+      <w:r>
+        <w:rPr>
+          <w:lang w:val="fr_FR" w:bidi="fr_FR"/>
+        </w:rPr>
+        <w:t xml:space="preserve"> ; </w:t>
+      </w:r>
+      <w:r>
+        <w:rPr>
+          <w:lang w:val="fr_FR" w:bidi="fr_FR"/>
+        </w:rPr>
+        <w:t>Col 1.23</w:t>
+      </w:r>
+      <w:r>
+        <w:rPr>
+          <w:lang w:val="fr_FR" w:bidi="fr_FR"/>
+        </w:rPr>
+        <w:t xml:space="preserve"> ; </w:t>
+      </w:r>
+      <w:r>
+        <w:rPr>
+          <w:lang w:val="fr_FR" w:bidi="fr_FR"/>
+        </w:rPr>
+        <w:t>1Th 2.9</w:t>
+      </w:r>
+      <w:r>
+        <w:rPr>
+          <w:lang w:val="fr_FR" w:bidi="fr_FR"/>
+        </w:rPr>
+        <w:t xml:space="preserve"> ; </w:t>
+      </w:r>
+      <w:r>
+        <w:rPr>
+          <w:lang w:val="fr_FR" w:bidi="fr_FR"/>
+        </w:rPr>
+        <w:t>2Tm 4.2</w:t>
+      </w:r>
       <w:r>
         <w:rPr>
           <w:lang w:val="fr_FR" w:bidi="fr_FR"/>
@@ -3522,36 +2568,24 @@
         </w:rPr>
         <w:t>Une place dans le royaume de Dieu (</w:t>
       </w:r>
-      <w:hyperlink r:id="rId128">
-        <w:r>
-          <w:rPr>
-            <w:lang w:val="fr_FR" w:bidi="fr_FR"/>
-          </w:rPr>
-          <w:rPr>
-            <w:color w:val="0000EE"/>
-            <w:u w:val="single"/>
-          </w:rPr>
-          <w:t>Mc 9.43–48</w:t>
-        </w:r>
-      </w:hyperlink>
-      <w:r>
-        <w:rPr>
-          <w:lang w:val="fr_FR" w:bidi="fr_FR"/>
-        </w:rPr>
-        <w:t xml:space="preserve"> ; </w:t>
-      </w:r>
-      <w:hyperlink r:id="rId151">
-        <w:r>
-          <w:rPr>
-            <w:lang w:val="fr_FR" w:bidi="fr_FR"/>
-          </w:rPr>
-          <w:rPr>
-            <w:color w:val="0000EE"/>
-            <w:u w:val="single"/>
-          </w:rPr>
-          <w:t>10.23–31</w:t>
-        </w:r>
-      </w:hyperlink>
+      <w:r>
+        <w:rPr>
+          <w:lang w:val="fr_FR" w:bidi="fr_FR"/>
+        </w:rPr>
+        <w:t>Mc 9.43–48</w:t>
+      </w:r>
+      <w:r>
+        <w:rPr>
+          <w:lang w:val="fr_FR" w:bidi="fr_FR"/>
+        </w:rPr>
+        <w:t xml:space="preserve"> ; </w:t>
+      </w:r>
+      <w:r>
+        <w:rPr>
+          <w:lang w:val="fr_FR" w:bidi="fr_FR"/>
+        </w:rPr>
+        <w:t>10.23–31</w:t>
+      </w:r>
       <w:r>
         <w:rPr>
           <w:lang w:val="fr_FR" w:bidi="fr_FR"/>
@@ -3576,54 +2610,36 @@
         </w:rPr>
         <w:t>Le pardon de leurs péchés (</w:t>
       </w:r>
-      <w:hyperlink r:id="rId152">
-        <w:r>
-          <w:rPr>
-            <w:lang w:val="fr_FR" w:bidi="fr_FR"/>
-          </w:rPr>
-          <w:rPr>
-            <w:color w:val="0000EE"/>
-            <w:u w:val="single"/>
-          </w:rPr>
-          <w:t>Mc 2.10–11</w:t>
-        </w:r>
-      </w:hyperlink>
+      <w:r>
+        <w:rPr>
+          <w:lang w:val="fr_FR" w:bidi="fr_FR"/>
+        </w:rPr>
+        <w:t>Mc 2.10–11</w:t>
+      </w:r>
       <w:r>
         <w:rPr>
           <w:lang w:val="fr_FR" w:bidi="fr_FR"/>
         </w:rPr>
         <w:t xml:space="preserve"> ; voir aussi </w:t>
       </w:r>
-      <w:hyperlink r:id="rId153">
-        <w:r>
-          <w:rPr>
-            <w:lang w:val="fr_FR" w:bidi="fr_FR"/>
-          </w:rPr>
-          <w:rPr>
-            <w:color w:val="0000EE"/>
-            <w:u w:val="single"/>
-          </w:rPr>
-          <w:t>3.28</w:t>
-        </w:r>
-      </w:hyperlink>
-      <w:r>
-        <w:rPr>
-          <w:lang w:val="fr_FR" w:bidi="fr_FR"/>
-        </w:rPr>
-        <w:t xml:space="preserve"> ; </w:t>
-      </w:r>
-      <w:hyperlink r:id="rId154">
-        <w:r>
-          <w:rPr>
-            <w:lang w:val="fr_FR" w:bidi="fr_FR"/>
-          </w:rPr>
-          <w:rPr>
-            <w:color w:val="0000EE"/>
-            <w:u w:val="single"/>
-          </w:rPr>
-          <w:t>11.25</w:t>
-        </w:r>
-      </w:hyperlink>
+      <w:r>
+        <w:rPr>
+          <w:lang w:val="fr_FR" w:bidi="fr_FR"/>
+        </w:rPr>
+        <w:t>3.28</w:t>
+      </w:r>
+      <w:r>
+        <w:rPr>
+          <w:lang w:val="fr_FR" w:bidi="fr_FR"/>
+        </w:rPr>
+        <w:t xml:space="preserve"> ; </w:t>
+      </w:r>
+      <w:r>
+        <w:rPr>
+          <w:lang w:val="fr_FR" w:bidi="fr_FR"/>
+        </w:rPr>
+        <w:t>11.25</w:t>
+      </w:r>
       <w:r>
         <w:rPr>
           <w:lang w:val="fr_FR" w:bidi="fr_FR"/>
@@ -3648,18 +2664,12 @@
         </w:rPr>
         <w:t>Une place dans la famille de Dieu (</w:t>
       </w:r>
-      <w:hyperlink r:id="rId89">
-        <w:r>
-          <w:rPr>
-            <w:lang w:val="fr_FR" w:bidi="fr_FR"/>
-          </w:rPr>
-          <w:rPr>
-            <w:color w:val="0000EE"/>
-            <w:u w:val="single"/>
-          </w:rPr>
-          <w:t>Jn 1.12</w:t>
-        </w:r>
-      </w:hyperlink>
+      <w:r>
+        <w:rPr>
+          <w:lang w:val="fr_FR" w:bidi="fr_FR"/>
+        </w:rPr>
+        <w:t>Jn 1.12</w:t>
+      </w:r>
       <w:r>
         <w:rPr>
           <w:lang w:val="fr_FR" w:bidi="fr_FR"/>
@@ -3684,36 +2694,24 @@
         </w:rPr>
         <w:t>La protection contre le jugement de Dieu (</w:t>
       </w:r>
-      <w:hyperlink r:id="rId155">
-        <w:r>
-          <w:rPr>
-            <w:lang w:val="fr_FR" w:bidi="fr_FR"/>
-          </w:rPr>
-          <w:rPr>
-            <w:color w:val="0000EE"/>
-            <w:u w:val="single"/>
-          </w:rPr>
-          <w:t>Mc 8.35</w:t>
-        </w:r>
-      </w:hyperlink>
-      <w:r>
-        <w:rPr>
-          <w:lang w:val="fr_FR" w:bidi="fr_FR"/>
-        </w:rPr>
-        <w:t xml:space="preserve"> ; </w:t>
-      </w:r>
-      <w:hyperlink r:id="rId156">
-        <w:r>
-          <w:rPr>
-            <w:lang w:val="fr_FR" w:bidi="fr_FR"/>
-          </w:rPr>
-          <w:rPr>
-            <w:color w:val="0000EE"/>
-            <w:u w:val="single"/>
-          </w:rPr>
-          <w:t>13.13</w:t>
-        </w:r>
-      </w:hyperlink>
+      <w:r>
+        <w:rPr>
+          <w:lang w:val="fr_FR" w:bidi="fr_FR"/>
+        </w:rPr>
+        <w:t>Mc 8.35</w:t>
+      </w:r>
+      <w:r>
+        <w:rPr>
+          <w:lang w:val="fr_FR" w:bidi="fr_FR"/>
+        </w:rPr>
+        <w:t xml:space="preserve"> ; </w:t>
+      </w:r>
+      <w:r>
+        <w:rPr>
+          <w:lang w:val="fr_FR" w:bidi="fr_FR"/>
+        </w:rPr>
+        <w:t>13.13</w:t>
+      </w:r>
       <w:r>
         <w:rPr>
           <w:lang w:val="fr_FR" w:bidi="fr_FR"/>
@@ -3738,54 +2736,36 @@
         </w:rPr>
         <w:t>La vie éternelle (</w:t>
       </w:r>
-      <w:hyperlink r:id="rId157">
-        <w:r>
-          <w:rPr>
-            <w:lang w:val="fr_FR" w:bidi="fr_FR"/>
-          </w:rPr>
-          <w:rPr>
-            <w:color w:val="0000EE"/>
-            <w:u w:val="single"/>
-          </w:rPr>
-          <w:t>Mc 9.43</w:t>
-        </w:r>
-      </w:hyperlink>
-      <w:r>
-        <w:rPr>
-          <w:lang w:val="fr_FR" w:bidi="fr_FR"/>
-        </w:rPr>
-        <w:t xml:space="preserve"> ; </w:t>
-      </w:r>
-      <w:hyperlink r:id="rId158">
-        <w:r>
-          <w:rPr>
-            <w:lang w:val="fr_FR" w:bidi="fr_FR"/>
-          </w:rPr>
-          <w:rPr>
-            <w:color w:val="0000EE"/>
-            <w:u w:val="single"/>
-          </w:rPr>
-          <w:t>10.29–30</w:t>
-        </w:r>
-      </w:hyperlink>
-      <w:r>
-        <w:rPr>
-          <w:lang w:val="fr_FR" w:bidi="fr_FR"/>
-        </w:rPr>
-        <w:t xml:space="preserve"> ; </w:t>
-      </w:r>
-      <w:hyperlink r:id="rId159">
-        <w:r>
-          <w:rPr>
-            <w:lang w:val="fr_FR" w:bidi="fr_FR"/>
-          </w:rPr>
-          <w:rPr>
-            <w:color w:val="0000EE"/>
-            <w:u w:val="single"/>
-          </w:rPr>
-          <w:t>1Jn 5.11–12</w:t>
-        </w:r>
-      </w:hyperlink>
+      <w:r>
+        <w:rPr>
+          <w:lang w:val="fr_FR" w:bidi="fr_FR"/>
+        </w:rPr>
+        <w:t>Mc 9.43</w:t>
+      </w:r>
+      <w:r>
+        <w:rPr>
+          <w:lang w:val="fr_FR" w:bidi="fr_FR"/>
+        </w:rPr>
+        <w:t xml:space="preserve"> ; </w:t>
+      </w:r>
+      <w:r>
+        <w:rPr>
+          <w:lang w:val="fr_FR" w:bidi="fr_FR"/>
+        </w:rPr>
+        <w:t>10.29–30</w:t>
+      </w:r>
+      <w:r>
+        <w:rPr>
+          <w:lang w:val="fr_FR" w:bidi="fr_FR"/>
+        </w:rPr>
+        <w:t xml:space="preserve"> ; </w:t>
+      </w:r>
+      <w:r>
+        <w:rPr>
+          <w:lang w:val="fr_FR" w:bidi="fr_FR"/>
+        </w:rPr>
+        <w:t>1Jn 5.11–12</w:t>
+      </w:r>
       <w:r>
         <w:rPr>
           <w:lang w:val="fr_FR" w:bidi="fr_FR"/>
@@ -3815,594 +2795,396 @@
           <w:lang w:val="fr_FR" w:bidi="fr_FR"/>
         </w:rPr>
       </w:r>
-      <w:hyperlink r:id="rId160">
-        <w:r>
-          <w:rPr>
-            <w:lang w:val="fr_FR" w:bidi="fr_FR"/>
-          </w:rPr>
-          <w:rPr>
-            <w:color w:val="0000EE"/>
-            <w:u w:val="single"/>
-          </w:rPr>
-          <w:t xml:space="preserve">Osée 6.3 </w:t>
-        </w:r>
-      </w:hyperlink>
+      <w:r>
+        <w:rPr>
+          <w:lang w:val="fr_FR" w:bidi="fr_FR"/>
+        </w:rPr>
+        <w:t xml:space="preserve">Osée 6.3 </w:t>
+      </w:r>
       <w:r>
         <w:rPr>
           <w:lang w:val="fr_FR" w:bidi="fr_FR"/>
         </w:rPr>
         <w:t xml:space="preserve">; </w:t>
       </w:r>
-      <w:hyperlink r:id="rId161">
-        <w:r>
-          <w:rPr>
-            <w:lang w:val="fr_FR" w:bidi="fr_FR"/>
-          </w:rPr>
-          <w:rPr>
-            <w:color w:val="0000EE"/>
-            <w:u w:val="single"/>
-          </w:rPr>
-          <w:t xml:space="preserve">Matthieu 10.37–39 </w:t>
-        </w:r>
-      </w:hyperlink>
+      <w:r>
+        <w:rPr>
+          <w:lang w:val="fr_FR" w:bidi="fr_FR"/>
+        </w:rPr>
+        <w:t xml:space="preserve">Matthieu 10.37–39 </w:t>
+      </w:r>
       <w:r>
         <w:rPr>
           <w:lang w:val="fr_FR" w:bidi="fr_FR"/>
         </w:rPr>
         <w:t xml:space="preserve">; </w:t>
       </w:r>
-      <w:hyperlink r:id="rId133">
-        <w:r>
-          <w:rPr>
-            <w:lang w:val="fr_FR" w:bidi="fr_FR"/>
-          </w:rPr>
-          <w:rPr>
-            <w:color w:val="0000EE"/>
-            <w:u w:val="single"/>
-          </w:rPr>
-          <w:t xml:space="preserve">28.18–20 </w:t>
-        </w:r>
-      </w:hyperlink>
+      <w:r>
+        <w:rPr>
+          <w:lang w:val="fr_FR" w:bidi="fr_FR"/>
+        </w:rPr>
+        <w:t xml:space="preserve">28.18–20 </w:t>
+      </w:r>
       <w:r>
         <w:rPr>
           <w:lang w:val="fr_FR" w:bidi="fr_FR"/>
         </w:rPr>
         <w:t xml:space="preserve">; </w:t>
       </w:r>
-      <w:hyperlink r:id="rId162">
-        <w:r>
-          <w:rPr>
-            <w:lang w:val="fr_FR" w:bidi="fr_FR"/>
-          </w:rPr>
-          <w:rPr>
-            <w:color w:val="0000EE"/>
-            <w:u w:val="single"/>
-          </w:rPr>
-          <w:t xml:space="preserve">Marc 1.15–20 </w:t>
-        </w:r>
-      </w:hyperlink>
+      <w:r>
+        <w:rPr>
+          <w:lang w:val="fr_FR" w:bidi="fr_FR"/>
+        </w:rPr>
+        <w:t xml:space="preserve">Marc 1.15–20 </w:t>
+      </w:r>
       <w:r>
         <w:rPr>
           <w:lang w:val="fr_FR" w:bidi="fr_FR"/>
         </w:rPr>
         <w:t xml:space="preserve">; </w:t>
       </w:r>
-      <w:hyperlink r:id="rId163">
-        <w:r>
-          <w:rPr>
-            <w:lang w:val="fr_FR" w:bidi="fr_FR"/>
-          </w:rPr>
-          <w:rPr>
-            <w:color w:val="0000EE"/>
-            <w:u w:val="single"/>
-          </w:rPr>
-          <w:t xml:space="preserve">2.14–15 </w:t>
-        </w:r>
-      </w:hyperlink>
+      <w:r>
+        <w:rPr>
+          <w:lang w:val="fr_FR" w:bidi="fr_FR"/>
+        </w:rPr>
+        <w:t xml:space="preserve">2.14–15 </w:t>
+      </w:r>
       <w:r>
         <w:rPr>
           <w:lang w:val="fr_FR" w:bidi="fr_FR"/>
         </w:rPr>
         <w:t xml:space="preserve">; </w:t>
       </w:r>
-      <w:hyperlink r:id="rId164">
-        <w:r>
-          <w:rPr>
-            <w:lang w:val="fr_FR" w:bidi="fr_FR"/>
-          </w:rPr>
-          <w:rPr>
-            <w:color w:val="0000EE"/>
-            <w:u w:val="single"/>
-          </w:rPr>
-          <w:t xml:space="preserve">3.13–15 </w:t>
-        </w:r>
-      </w:hyperlink>
+      <w:r>
+        <w:rPr>
+          <w:lang w:val="fr_FR" w:bidi="fr_FR"/>
+        </w:rPr>
+        <w:t xml:space="preserve">3.13–15 </w:t>
+      </w:r>
       <w:r>
         <w:rPr>
           <w:lang w:val="fr_FR" w:bidi="fr_FR"/>
         </w:rPr>
         <w:t xml:space="preserve">; </w:t>
       </w:r>
-      <w:hyperlink r:id="rId165">
-        <w:r>
-          <w:rPr>
-            <w:lang w:val="fr_FR" w:bidi="fr_FR"/>
-          </w:rPr>
-          <w:rPr>
-            <w:color w:val="0000EE"/>
-            <w:u w:val="single"/>
-          </w:rPr>
-          <w:t xml:space="preserve">5.18–20 </w:t>
-        </w:r>
-      </w:hyperlink>
+      <w:r>
+        <w:rPr>
+          <w:lang w:val="fr_FR" w:bidi="fr_FR"/>
+        </w:rPr>
+        <w:t xml:space="preserve">5.18–20 </w:t>
+      </w:r>
       <w:r>
         <w:rPr>
           <w:lang w:val="fr_FR" w:bidi="fr_FR"/>
         </w:rPr>
         <w:t xml:space="preserve">; </w:t>
       </w:r>
-      <w:hyperlink r:id="rId166">
-        <w:r>
-          <w:rPr>
-            <w:lang w:val="fr_FR" w:bidi="fr_FR"/>
-          </w:rPr>
-          <w:rPr>
-            <w:color w:val="0000EE"/>
-            <w:u w:val="single"/>
-          </w:rPr>
-          <w:t>6.6–13</w:t>
-        </w:r>
-      </w:hyperlink>
+      <w:r>
+        <w:rPr>
+          <w:lang w:val="fr_FR" w:bidi="fr_FR"/>
+        </w:rPr>
+        <w:t>6.6–13</w:t>
+      </w:r>
       <w:r>
         <w:rPr>
           <w:lang w:val="fr_FR" w:bidi="fr_FR"/>
         </w:rPr>
         <w:t xml:space="preserve">, </w:t>
       </w:r>
-      <w:hyperlink r:id="rId167">
-        <w:r>
-          <w:rPr>
-            <w:lang w:val="fr_FR" w:bidi="fr_FR"/>
-          </w:rPr>
-          <w:rPr>
-            <w:color w:val="0000EE"/>
-            <w:u w:val="single"/>
-          </w:rPr>
-          <w:t xml:space="preserve">30–32 </w:t>
-        </w:r>
-      </w:hyperlink>
+      <w:r>
+        <w:rPr>
+          <w:lang w:val="fr_FR" w:bidi="fr_FR"/>
+        </w:rPr>
+        <w:t xml:space="preserve">30–32 </w:t>
+      </w:r>
       <w:r>
         <w:rPr>
           <w:lang w:val="fr_FR" w:bidi="fr_FR"/>
         </w:rPr>
         <w:t xml:space="preserve">; </w:t>
       </w:r>
-      <w:hyperlink r:id="rId168">
-        <w:r>
-          <w:rPr>
-            <w:lang w:val="fr_FR" w:bidi="fr_FR"/>
-          </w:rPr>
-          <w:rPr>
-            <w:color w:val="0000EE"/>
-            <w:u w:val="single"/>
-          </w:rPr>
-          <w:t xml:space="preserve">8.34–38 </w:t>
-        </w:r>
-      </w:hyperlink>
+      <w:r>
+        <w:rPr>
+          <w:lang w:val="fr_FR" w:bidi="fr_FR"/>
+        </w:rPr>
+        <w:t xml:space="preserve">8.34–38 </w:t>
+      </w:r>
       <w:r>
         <w:rPr>
           <w:lang w:val="fr_FR" w:bidi="fr_FR"/>
         </w:rPr>
         <w:t xml:space="preserve">; </w:t>
       </w:r>
-      <w:hyperlink r:id="rId169">
-        <w:r>
-          <w:rPr>
-            <w:lang w:val="fr_FR" w:bidi="fr_FR"/>
-          </w:rPr>
-          <w:rPr>
-            <w:color w:val="0000EE"/>
-            <w:u w:val="single"/>
-          </w:rPr>
-          <w:t xml:space="preserve">9.38–50 </w:t>
-        </w:r>
-      </w:hyperlink>
+      <w:r>
+        <w:rPr>
+          <w:lang w:val="fr_FR" w:bidi="fr_FR"/>
+        </w:rPr>
+        <w:t xml:space="preserve">9.38–50 </w:t>
+      </w:r>
       <w:r>
         <w:rPr>
           <w:lang w:val="fr_FR" w:bidi="fr_FR"/>
         </w:rPr>
         <w:t xml:space="preserve">; </w:t>
       </w:r>
-      <w:hyperlink r:id="rId170">
-        <w:r>
-          <w:rPr>
-            <w:lang w:val="fr_FR" w:bidi="fr_FR"/>
-          </w:rPr>
-          <w:rPr>
-            <w:color w:val="0000EE"/>
-            <w:u w:val="single"/>
-          </w:rPr>
-          <w:t xml:space="preserve">10.17–31 </w:t>
-        </w:r>
-      </w:hyperlink>
+      <w:r>
+        <w:rPr>
+          <w:lang w:val="fr_FR" w:bidi="fr_FR"/>
+        </w:rPr>
+        <w:t xml:space="preserve">10.17–31 </w:t>
+      </w:r>
       <w:r>
         <w:rPr>
           <w:lang w:val="fr_FR" w:bidi="fr_FR"/>
         </w:rPr>
         <w:t xml:space="preserve">; </w:t>
       </w:r>
-      <w:hyperlink r:id="rId171">
-        <w:r>
-          <w:rPr>
-            <w:lang w:val="fr_FR" w:bidi="fr_FR"/>
-          </w:rPr>
-          <w:rPr>
-            <w:color w:val="0000EE"/>
-            <w:u w:val="single"/>
-          </w:rPr>
-          <w:t xml:space="preserve">11.22–25 </w:t>
-        </w:r>
-      </w:hyperlink>
+      <w:r>
+        <w:rPr>
+          <w:lang w:val="fr_FR" w:bidi="fr_FR"/>
+        </w:rPr>
+        <w:t xml:space="preserve">11.22–25 </w:t>
+      </w:r>
       <w:r>
         <w:rPr>
           <w:lang w:val="fr_FR" w:bidi="fr_FR"/>
         </w:rPr>
         <w:t xml:space="preserve">; </w:t>
       </w:r>
-      <w:hyperlink r:id="rId172">
-        <w:r>
-          <w:rPr>
-            <w:lang w:val="fr_FR" w:bidi="fr_FR"/>
-          </w:rPr>
-          <w:rPr>
-            <w:color w:val="0000EE"/>
-            <w:u w:val="single"/>
-          </w:rPr>
-          <w:t xml:space="preserve">13.9–13 </w:t>
-        </w:r>
-      </w:hyperlink>
+      <w:r>
+        <w:rPr>
+          <w:lang w:val="fr_FR" w:bidi="fr_FR"/>
+        </w:rPr>
+        <w:t xml:space="preserve">13.9–13 </w:t>
+      </w:r>
       <w:r>
         <w:rPr>
           <w:lang w:val="fr_FR" w:bidi="fr_FR"/>
         </w:rPr>
         <w:t xml:space="preserve">; </w:t>
       </w:r>
-      <w:hyperlink r:id="rId173">
-        <w:r>
-          <w:rPr>
-            <w:lang w:val="fr_FR" w:bidi="fr_FR"/>
-          </w:rPr>
-          <w:rPr>
-            <w:color w:val="0000EE"/>
-            <w:u w:val="single"/>
-          </w:rPr>
-          <w:t xml:space="preserve">Luc 14.25–35 </w:t>
-        </w:r>
-      </w:hyperlink>
+      <w:r>
+        <w:rPr>
+          <w:lang w:val="fr_FR" w:bidi="fr_FR"/>
+        </w:rPr>
+        <w:t xml:space="preserve">Luc 14.25–35 </w:t>
+      </w:r>
       <w:r>
         <w:rPr>
           <w:lang w:val="fr_FR" w:bidi="fr_FR"/>
         </w:rPr>
         <w:t xml:space="preserve">; </w:t>
       </w:r>
-      <w:hyperlink r:id="rId134">
-        <w:r>
-          <w:rPr>
-            <w:lang w:val="fr_FR" w:bidi="fr_FR"/>
-          </w:rPr>
-          <w:rPr>
-            <w:color w:val="0000EE"/>
-            <w:u w:val="single"/>
-          </w:rPr>
-          <w:t xml:space="preserve">24.47–49 </w:t>
-        </w:r>
-      </w:hyperlink>
+      <w:r>
+        <w:rPr>
+          <w:lang w:val="fr_FR" w:bidi="fr_FR"/>
+        </w:rPr>
+        <w:t xml:space="preserve">24.47–49 </w:t>
+      </w:r>
       <w:r>
         <w:rPr>
           <w:lang w:val="fr_FR" w:bidi="fr_FR"/>
         </w:rPr>
         <w:t xml:space="preserve">; </w:t>
       </w:r>
-      <w:hyperlink r:id="rId174">
-        <w:r>
-          <w:rPr>
-            <w:lang w:val="fr_FR" w:bidi="fr_FR"/>
-          </w:rPr>
-          <w:rPr>
-            <w:color w:val="0000EE"/>
-            <w:u w:val="single"/>
-          </w:rPr>
-          <w:t xml:space="preserve">Jean 8.12 </w:t>
-        </w:r>
-      </w:hyperlink>
+      <w:r>
+        <w:rPr>
+          <w:lang w:val="fr_FR" w:bidi="fr_FR"/>
+        </w:rPr>
+        <w:t xml:space="preserve">Jean 8.12 </w:t>
+      </w:r>
       <w:r>
         <w:rPr>
           <w:lang w:val="fr_FR" w:bidi="fr_FR"/>
         </w:rPr>
         <w:t xml:space="preserve">; </w:t>
       </w:r>
-      <w:hyperlink r:id="rId175">
-        <w:r>
-          <w:rPr>
-            <w:lang w:val="fr_FR" w:bidi="fr_FR"/>
-          </w:rPr>
-          <w:rPr>
-            <w:color w:val="0000EE"/>
-            <w:u w:val="single"/>
-          </w:rPr>
-          <w:t xml:space="preserve">10.27 </w:t>
-        </w:r>
-      </w:hyperlink>
+      <w:r>
+        <w:rPr>
+          <w:lang w:val="fr_FR" w:bidi="fr_FR"/>
+        </w:rPr>
+        <w:t xml:space="preserve">10.27 </w:t>
+      </w:r>
       <w:r>
         <w:rPr>
           <w:lang w:val="fr_FR" w:bidi="fr_FR"/>
         </w:rPr>
         <w:t xml:space="preserve">; </w:t>
       </w:r>
-      <w:hyperlink r:id="rId176">
-        <w:r>
-          <w:rPr>
-            <w:lang w:val="fr_FR" w:bidi="fr_FR"/>
-          </w:rPr>
-          <w:rPr>
-            <w:color w:val="0000EE"/>
-            <w:u w:val="single"/>
-          </w:rPr>
-          <w:t xml:space="preserve">12.26 </w:t>
-        </w:r>
-      </w:hyperlink>
+      <w:r>
+        <w:rPr>
+          <w:lang w:val="fr_FR" w:bidi="fr_FR"/>
+        </w:rPr>
+        <w:t xml:space="preserve">12.26 </w:t>
+      </w:r>
       <w:r>
         <w:rPr>
           <w:lang w:val="fr_FR" w:bidi="fr_FR"/>
         </w:rPr>
         <w:t xml:space="preserve">; </w:t>
       </w:r>
-      <w:hyperlink r:id="rId135">
-        <w:r>
-          <w:rPr>
-            <w:lang w:val="fr_FR" w:bidi="fr_FR"/>
-          </w:rPr>
-          <w:rPr>
-            <w:color w:val="0000EE"/>
-            <w:u w:val="single"/>
-          </w:rPr>
-          <w:t xml:space="preserve">Actes 1.8 </w:t>
-        </w:r>
-      </w:hyperlink>
+      <w:r>
+        <w:rPr>
+          <w:lang w:val="fr_FR" w:bidi="fr_FR"/>
+        </w:rPr>
+        <w:t xml:space="preserve">Actes 1.8 </w:t>
+      </w:r>
       <w:r>
         <w:rPr>
           <w:lang w:val="fr_FR" w:bidi="fr_FR"/>
         </w:rPr>
         <w:t xml:space="preserve">; </w:t>
       </w:r>
-      <w:hyperlink r:id="rId177">
-        <w:r>
-          <w:rPr>
-            <w:lang w:val="fr_FR" w:bidi="fr_FR"/>
-          </w:rPr>
-          <w:rPr>
-            <w:color w:val="0000EE"/>
-            <w:u w:val="single"/>
-          </w:rPr>
-          <w:t xml:space="preserve">2.42–47 </w:t>
-        </w:r>
-      </w:hyperlink>
+      <w:r>
+        <w:rPr>
+          <w:lang w:val="fr_FR" w:bidi="fr_FR"/>
+        </w:rPr>
+        <w:t xml:space="preserve">2.42–47 </w:t>
+      </w:r>
       <w:r>
         <w:rPr>
           <w:lang w:val="fr_FR" w:bidi="fr_FR"/>
         </w:rPr>
         <w:t xml:space="preserve">; </w:t>
       </w:r>
-      <w:hyperlink r:id="rId178">
-        <w:r>
-          <w:rPr>
-            <w:lang w:val="fr_FR" w:bidi="fr_FR"/>
-          </w:rPr>
-          <w:rPr>
-            <w:color w:val="0000EE"/>
-            <w:u w:val="single"/>
-          </w:rPr>
-          <w:t xml:space="preserve">4.16–20 </w:t>
-        </w:r>
-      </w:hyperlink>
+      <w:r>
+        <w:rPr>
+          <w:lang w:val="fr_FR" w:bidi="fr_FR"/>
+        </w:rPr>
+        <w:t xml:space="preserve">4.16–20 </w:t>
+      </w:r>
       <w:r>
         <w:rPr>
           <w:lang w:val="fr_FR" w:bidi="fr_FR"/>
         </w:rPr>
         <w:t xml:space="preserve">; </w:t>
       </w:r>
-      <w:hyperlink r:id="rId140">
-        <w:r>
-          <w:rPr>
-            <w:lang w:val="fr_FR" w:bidi="fr_FR"/>
-          </w:rPr>
-          <w:rPr>
-            <w:color w:val="0000EE"/>
-            <w:u w:val="single"/>
-          </w:rPr>
-          <w:t xml:space="preserve">8.4 </w:t>
-        </w:r>
-      </w:hyperlink>
+      <w:r>
+        <w:rPr>
+          <w:lang w:val="fr_FR" w:bidi="fr_FR"/>
+        </w:rPr>
+        <w:t xml:space="preserve">8.4 </w:t>
+      </w:r>
       <w:r>
         <w:rPr>
           <w:lang w:val="fr_FR" w:bidi="fr_FR"/>
         </w:rPr>
         <w:t xml:space="preserve">; </w:t>
       </w:r>
-      <w:hyperlink r:id="rId179">
-        <w:r>
-          <w:rPr>
-            <w:lang w:val="fr_FR" w:bidi="fr_FR"/>
-          </w:rPr>
-          <w:rPr>
-            <w:color w:val="0000EE"/>
-            <w:u w:val="single"/>
-          </w:rPr>
-          <w:t xml:space="preserve">9.19–30 </w:t>
-        </w:r>
-      </w:hyperlink>
+      <w:r>
+        <w:rPr>
+          <w:lang w:val="fr_FR" w:bidi="fr_FR"/>
+        </w:rPr>
+        <w:t xml:space="preserve">9.19–30 </w:t>
+      </w:r>
       <w:r>
         <w:rPr>
           <w:lang w:val="fr_FR" w:bidi="fr_FR"/>
         </w:rPr>
         <w:t xml:space="preserve">; </w:t>
       </w:r>
-      <w:hyperlink r:id="rId180">
-        <w:r>
-          <w:rPr>
-            <w:lang w:val="fr_FR" w:bidi="fr_FR"/>
-          </w:rPr>
-          <w:rPr>
-            <w:color w:val="0000EE"/>
-            <w:u w:val="single"/>
-          </w:rPr>
-          <w:t xml:space="preserve">11.19–24 </w:t>
-        </w:r>
-      </w:hyperlink>
+      <w:r>
+        <w:rPr>
+          <w:lang w:val="fr_FR" w:bidi="fr_FR"/>
+        </w:rPr>
+        <w:t xml:space="preserve">11.19–24 </w:t>
+      </w:r>
       <w:r>
         <w:rPr>
           <w:lang w:val="fr_FR" w:bidi="fr_FR"/>
         </w:rPr>
         <w:t xml:space="preserve">; </w:t>
       </w:r>
-      <w:hyperlink r:id="rId143">
-        <w:r>
-          <w:rPr>
-            <w:lang w:val="fr_FR" w:bidi="fr_FR"/>
-          </w:rPr>
-          <w:rPr>
-            <w:color w:val="0000EE"/>
-            <w:u w:val="single"/>
-          </w:rPr>
-          <w:t xml:space="preserve">13.1–3 </w:t>
-        </w:r>
-      </w:hyperlink>
+      <w:r>
+        <w:rPr>
+          <w:lang w:val="fr_FR" w:bidi="fr_FR"/>
+        </w:rPr>
+        <w:t xml:space="preserve">13.1–3 </w:t>
+      </w:r>
       <w:r>
         <w:rPr>
           <w:lang w:val="fr_FR" w:bidi="fr_FR"/>
         </w:rPr>
         <w:t xml:space="preserve">; </w:t>
       </w:r>
-      <w:hyperlink r:id="rId144">
-        <w:r>
-          <w:rPr>
-            <w:lang w:val="fr_FR" w:bidi="fr_FR"/>
-          </w:rPr>
-          <w:rPr>
-            <w:color w:val="0000EE"/>
-            <w:u w:val="single"/>
-          </w:rPr>
-          <w:t xml:space="preserve">Romains 1.1–16 </w:t>
-        </w:r>
-      </w:hyperlink>
+      <w:r>
+        <w:rPr>
+          <w:lang w:val="fr_FR" w:bidi="fr_FR"/>
+        </w:rPr>
+        <w:t xml:space="preserve">Romains 1.1–16 </w:t>
+      </w:r>
       <w:r>
         <w:rPr>
           <w:lang w:val="fr_FR" w:bidi="fr_FR"/>
         </w:rPr>
         <w:t xml:space="preserve">; </w:t>
       </w:r>
-      <w:hyperlink r:id="rId181">
-        <w:r>
-          <w:rPr>
-            <w:lang w:val="fr_FR" w:bidi="fr_FR"/>
-          </w:rPr>
-          <w:rPr>
-            <w:color w:val="0000EE"/>
-            <w:u w:val="single"/>
-          </w:rPr>
-          <w:t xml:space="preserve">10.7–15 </w:t>
-        </w:r>
-      </w:hyperlink>
+      <w:r>
+        <w:rPr>
+          <w:lang w:val="fr_FR" w:bidi="fr_FR"/>
+        </w:rPr>
+        <w:t xml:space="preserve">10.7–15 </w:t>
+      </w:r>
       <w:r>
         <w:rPr>
           <w:lang w:val="fr_FR" w:bidi="fr_FR"/>
         </w:rPr>
         <w:t xml:space="preserve">; </w:t>
       </w:r>
-      <w:hyperlink r:id="rId147">
-        <w:r>
-          <w:rPr>
-            <w:lang w:val="fr_FR" w:bidi="fr_FR"/>
-          </w:rPr>
-          <w:rPr>
-            <w:color w:val="0000EE"/>
-            <w:u w:val="single"/>
-          </w:rPr>
-          <w:t xml:space="preserve">1 Corinthiens 9.16 </w:t>
-        </w:r>
-      </w:hyperlink>
+      <w:r>
+        <w:rPr>
+          <w:lang w:val="fr_FR" w:bidi="fr_FR"/>
+        </w:rPr>
+        <w:t xml:space="preserve">1 Corinthiens 9.16 </w:t>
+      </w:r>
       <w:r>
         <w:rPr>
           <w:lang w:val="fr_FR" w:bidi="fr_FR"/>
         </w:rPr>
         <w:t xml:space="preserve">; </w:t>
       </w:r>
-      <w:hyperlink r:id="rId182">
-        <w:r>
-          <w:rPr>
-            <w:lang w:val="fr_FR" w:bidi="fr_FR"/>
-          </w:rPr>
-          <w:rPr>
-            <w:color w:val="0000EE"/>
-            <w:u w:val="single"/>
-          </w:rPr>
-          <w:t xml:space="preserve">Éphésiens 5.1 </w:t>
-        </w:r>
-      </w:hyperlink>
+      <w:r>
+        <w:rPr>
+          <w:lang w:val="fr_FR" w:bidi="fr_FR"/>
+        </w:rPr>
+        <w:t xml:space="preserve">Éphésiens 5.1 </w:t>
+      </w:r>
       <w:r>
         <w:rPr>
           <w:lang w:val="fr_FR" w:bidi="fr_FR"/>
         </w:rPr>
         <w:t xml:space="preserve">; </w:t>
       </w:r>
-      <w:hyperlink r:id="rId148">
-        <w:r>
-          <w:rPr>
-            <w:lang w:val="fr_FR" w:bidi="fr_FR"/>
-          </w:rPr>
-          <w:rPr>
-            <w:color w:val="0000EE"/>
-            <w:u w:val="single"/>
-          </w:rPr>
-          <w:t xml:space="preserve">Colossiens 1.23 </w:t>
-        </w:r>
-      </w:hyperlink>
+      <w:r>
+        <w:rPr>
+          <w:lang w:val="fr_FR" w:bidi="fr_FR"/>
+        </w:rPr>
+        <w:t xml:space="preserve">Colossiens 1.23 </w:t>
+      </w:r>
       <w:r>
         <w:rPr>
           <w:lang w:val="fr_FR" w:bidi="fr_FR"/>
         </w:rPr>
         <w:t xml:space="preserve">; </w:t>
       </w:r>
-      <w:hyperlink r:id="rId150">
-        <w:r>
-          <w:rPr>
-            <w:lang w:val="fr_FR" w:bidi="fr_FR"/>
-          </w:rPr>
-          <w:rPr>
-            <w:color w:val="0000EE"/>
-            <w:u w:val="single"/>
-          </w:rPr>
-          <w:t xml:space="preserve">2 Timothée 4.2 </w:t>
-        </w:r>
-      </w:hyperlink>
+      <w:r>
+        <w:rPr>
+          <w:lang w:val="fr_FR" w:bidi="fr_FR"/>
+        </w:rPr>
+        <w:t xml:space="preserve">2 Timothée 4.2 </w:t>
+      </w:r>
       <w:r>
         <w:rPr>
           <w:lang w:val="fr_FR" w:bidi="fr_FR"/>
         </w:rPr>
         <w:t xml:space="preserve">; </w:t>
       </w:r>
-      <w:hyperlink r:id="rId183">
-        <w:r>
-          <w:rPr>
-            <w:lang w:val="fr_FR" w:bidi="fr_FR"/>
-          </w:rPr>
-          <w:rPr>
-            <w:color w:val="0000EE"/>
-            <w:u w:val="single"/>
-          </w:rPr>
-          <w:t>1 Pierre 2.21</w:t>
-        </w:r>
-      </w:hyperlink>
+      <w:r>
+        <w:rPr>
+          <w:lang w:val="fr_FR" w:bidi="fr_FR"/>
+        </w:rPr>
+        <w:t>1 Pierre 2.21</w:t>
+      </w:r>
       <w:r>
         <w:rPr>
           <w:lang w:val="fr_FR" w:bidi="fr_FR"/>
